--- a/Lesson_07_Weak_Roots.docx
+++ b/Lesson_07_Weak_Roots.docx
@@ -2,24 +2,7 @@
 <file path=word/document.xml><?xml version="1.0" encoding="utf-8"?>
 <w:document xmlns:w="http://schemas.openxmlformats.org/wordprocessingml/2006/main" xmlns:m="http://schemas.openxmlformats.org/officeDocument/2006/math" xmlns:r="http://schemas.openxmlformats.org/officeDocument/2006/relationships" xmlns:o="urn:schemas-microsoft-com:office:office" xmlns:v="urn:schemas-microsoft-com:vml" xmlns:w10="urn:schemas-microsoft-com:office:word" xmlns:a="http://schemas.openxmlformats.org/drawingml/2006/main" xmlns:pic="http://schemas.openxmlformats.org/drawingml/2006/picture" xmlns:wp="http://schemas.openxmlformats.org/drawingml/2006/wordprocessingDrawing">
   <w:body>
-    <w:bookmarkStart w:id="23" w:name="the-acts-of-mar-yukhannan"/>
-    <w:p>
-      <w:pPr>
-        <w:pStyle w:val="Heading1"/>
-      </w:pPr>
-      <w:r>
-        <w:t xml:space="preserve">The Acts of Mar Yukhannan</w:t>
-      </w:r>
-    </w:p>
-    <w:p>
-      <w:pPr>
-        <w:pStyle w:val="FirstParagraph"/>
-      </w:pPr>
-      <w:r>
-        <w:t xml:space="preserve">An Immersive Syriac Language Course</w:t>
-      </w:r>
-    </w:p>
-    <w:bookmarkStart w:id="22" w:name="lesson-7"/>
+    <w:bookmarkStart w:id="32" w:name="lesson-7"/>
     <w:p>
       <w:pPr>
         <w:pStyle w:val="Heading2"/>
@@ -28,35 +11,13 @@
         <w:t xml:space="preserve">LESSON 7</w:t>
       </w:r>
     </w:p>
-    <w:bookmarkStart w:id="21" w:name="Xcd2b1b35b27296145a8bea036dbdcf2a0b42924"/>
+    <w:bookmarkStart w:id="31" w:name="Xcd2b1b35b27296145a8bea036dbdcf2a0b42924"/>
     <w:p>
       <w:pPr>
         <w:pStyle w:val="Heading3"/>
       </w:pPr>
       <w:r>
         <w:t xml:space="preserve">Navigating Weak Roots: I-Alaph, I-Yodh, and III-Yodh verbs</w:t>
-      </w:r>
-    </w:p>
-    <w:p>
-      <w:pPr>
-        <w:pStyle w:val="FirstParagraph"/>
-      </w:pPr>
-      <w:r>
-        <w:rPr>
-          <w:i/>
-          <w:iCs/>
-        </w:rPr>
-        <w:t xml:space="preserve">Estrangela script · Transliteration · English translation</w:t>
-      </w:r>
-      <w:r>
-        <w:t xml:space="preserve"> </w:t>
-      </w:r>
-      <w:r>
-        <w:rPr>
-          <w:i/>
-          <w:iCs/>
-        </w:rPr>
-        <w:t xml:space="preserve">Greek · Latin · Arabic · Hebrew cross-references throughout</w:t>
       </w:r>
     </w:p>
     <w:p>
@@ -66,7 +27,7 @@
         </w:pict>
       </w:r>
     </w:p>
-    <w:bookmarkStart w:id="9" w:name="section-1-review-of-lessons-56"/>
+    <w:bookmarkStart w:id="20" w:name="section-1-review-of-lessons-56"/>
     <w:p>
       <w:pPr>
         <w:pStyle w:val="Heading4"/>
@@ -86,9 +47,11 @@
         </w:rPr>
         <w:t xml:space="preserve">Quick Summary</w:t>
       </w:r>
-      <w:r>
-        <w:t xml:space="preserve"> </w:t>
-      </w:r>
+    </w:p>
+    <w:p>
+      <w:pPr>
+        <w:pStyle w:val="BodyText"/>
+      </w:pPr>
       <w:r>
         <w:t xml:space="preserve">In Lessons 5 and 6, we expanded our vocabulary exponentially by learning how Semitic roots generate new meanings through derived stems. The</w:t>
       </w:r>
@@ -135,7 +98,13 @@
         <w:t xml:space="preserve"> </w:t>
       </w:r>
       <w:r>
-        <w:t xml:space="preserve">“gave life”</w:t>
+        <w:t xml:space="preserve">“</w:t>
+      </w:r>
+      <w:r>
+        <w:t xml:space="preserve">gave life</w:t>
+      </w:r>
+      <w:r>
+        <w:t xml:space="preserve">”</w:t>
       </w:r>
       <w:r>
         <w:t xml:space="preserve">). The</w:t>
@@ -170,7 +139,13 @@
         <w:t xml:space="preserve"> </w:t>
       </w:r>
       <w:r>
-        <w:t xml:space="preserve">“he made holy”</w:t>
+        <w:t xml:space="preserve">“</w:t>
+      </w:r>
+      <w:r>
+        <w:t xml:space="preserve">he made holy</w:t>
+      </w:r>
+      <w:r>
+        <w:t xml:space="preserve">”</w:t>
       </w:r>
       <w:r>
         <w:t xml:space="preserve">).</w:t>
@@ -187,9 +162,11 @@
         </w:rPr>
         <w:t xml:space="preserve">5-Question Warm-Up Drill</w:t>
       </w:r>
-      <w:r>
-        <w:t xml:space="preserve"> </w:t>
-      </w:r>
+    </w:p>
+    <w:p>
+      <w:pPr>
+        <w:pStyle w:val="BodyText"/>
+      </w:pPr>
       <w:r>
         <w:rPr>
           <w:i/>
@@ -197,11 +174,17 @@
         </w:rPr>
         <w:t xml:space="preserve">(Answers in Section 9)</w:t>
       </w:r>
-      <w:r>
-        <w:t xml:space="preserve"> </w:t>
-      </w:r>
-      <w:r>
-        <w:t xml:space="preserve">1. What stem does a verb belonging to the pattern</w:t>
+    </w:p>
+    <w:p>
+      <w:pPr>
+        <w:pStyle w:val="Compact"/>
+        <w:numPr>
+          <w:ilvl w:val="0"/>
+          <w:numId w:val="1001"/>
+        </w:numPr>
+      </w:pPr>
+      <w:r>
+        <w:t xml:space="preserve">What stem does a verb belonging to the pattern</w:t>
       </w:r>
       <w:r>
         <w:t xml:space="preserve"> </w:t>
@@ -232,11 +215,17 @@
       <w:r>
         <w:t xml:space="preserve">)?</w:t>
       </w:r>
-      <w:r>
-        <w:t xml:space="preserve"> </w:t>
-      </w:r>
-      <w:r>
-        <w:t xml:space="preserve">2. What consonant prefix marks the active participle of</w:t>
+    </w:p>
+    <w:p>
+      <w:pPr>
+        <w:pStyle w:val="Compact"/>
+        <w:numPr>
+          <w:ilvl w:val="0"/>
+          <w:numId w:val="1001"/>
+        </w:numPr>
+      </w:pPr>
+      <w:r>
+        <w:t xml:space="preserve">What consonant prefix marks the active participle of</w:t>
       </w:r>
       <w:r>
         <w:t xml:space="preserve"> </w:t>
@@ -254,11 +243,17 @@
       <w:r>
         <w:t xml:space="preserve">derived stems (Aphel, Paael, etc.)?</w:t>
       </w:r>
-      <w:r>
-        <w:t xml:space="preserve"> </w:t>
-      </w:r>
-      <w:r>
-        <w:t xml:space="preserve">3. Translate:</w:t>
+    </w:p>
+    <w:p>
+      <w:pPr>
+        <w:pStyle w:val="Compact"/>
+        <w:numPr>
+          <w:ilvl w:val="0"/>
+          <w:numId w:val="1001"/>
+        </w:numPr>
+      </w:pPr>
+      <w:r>
+        <w:t xml:space="preserve">Translate:</w:t>
       </w:r>
       <w:r>
         <w:t xml:space="preserve"> </w:t>
@@ -273,11 +268,17 @@
       <w:r>
         <w:t xml:space="preserve">.</w:t>
       </w:r>
-      <w:r>
-        <w:t xml:space="preserve"> </w:t>
-      </w:r>
-      <w:r>
-        <w:t xml:space="preserve">4. If</w:t>
+    </w:p>
+    <w:p>
+      <w:pPr>
+        <w:pStyle w:val="Compact"/>
+        <w:numPr>
+          <w:ilvl w:val="0"/>
+          <w:numId w:val="1001"/>
+        </w:numPr>
+      </w:pPr>
+      <w:r>
+        <w:t xml:space="preserve">If</w:t>
       </w:r>
       <w:r>
         <w:t xml:space="preserve"> </w:t>
@@ -299,7 +300,13 @@
         <w:t xml:space="preserve"> </w:t>
       </w:r>
       <w:r>
-        <w:t xml:space="preserve">“to be holy”</w:t>
+        <w:t xml:space="preserve">“</w:t>
+      </w:r>
+      <w:r>
+        <w:t xml:space="preserve">to be holy</w:t>
+      </w:r>
+      <w:r>
+        <w:t xml:space="preserve">”</w:t>
       </w:r>
       <w:r>
         <w:t xml:space="preserve">, what does it mean in Paael (</w:t>
@@ -314,11 +321,17 @@
       <w:r>
         <w:t xml:space="preserve">)?</w:t>
       </w:r>
-      <w:r>
-        <w:t xml:space="preserve"> </w:t>
-      </w:r>
-      <w:r>
-        <w:t xml:space="preserve">5. How would you recognize a Paael participle versus a Peal participle?</w:t>
+    </w:p>
+    <w:p>
+      <w:pPr>
+        <w:pStyle w:val="Compact"/>
+        <w:numPr>
+          <w:ilvl w:val="0"/>
+          <w:numId w:val="1001"/>
+        </w:numPr>
+      </w:pPr>
+      <w:r>
+        <w:t xml:space="preserve">How would you recognize a Paael participle versus a Peal participle?</w:t>
       </w:r>
     </w:p>
     <w:p>
@@ -328,8 +341,8 @@
         </w:pict>
       </w:r>
     </w:p>
-    <w:bookmarkEnd w:id="9"/>
-    <w:bookmarkStart w:id="10" w:name="X1d35fb7a35c7fa33a009f8c33c24a08c3e966b9"/>
+    <w:bookmarkEnd w:id="20"/>
+    <w:bookmarkStart w:id="21" w:name="X1d35fb7a35c7fa33a009f8c33c24a08c3e966b9"/>
     <w:p>
       <w:pPr>
         <w:pStyle w:val="Heading4"/>
@@ -349,7 +362,13 @@
         <w:t xml:space="preserve"> </w:t>
       </w:r>
       <w:r>
-        <w:t xml:space="preserve">“strong”</w:t>
+        <w:t xml:space="preserve">“</w:t>
+      </w:r>
+      <w:r>
+        <w:t xml:space="preserve">strong</w:t>
+      </w:r>
+      <w:r>
+        <w:t xml:space="preserve">”</w:t>
       </w:r>
       <w:r>
         <w:t xml:space="preserve"> </w:t>
@@ -396,7 +415,13 @@
         <w:t xml:space="preserve"> </w:t>
       </w:r>
       <w:r>
-        <w:t xml:space="preserve">“weak”</w:t>
+        <w:t xml:space="preserve">“</w:t>
+      </w:r>
+      <w:r>
+        <w:t xml:space="preserve">weak</w:t>
+      </w:r>
+      <w:r>
+        <w:t xml:space="preserve">”</w:t>
       </w:r>
       <w:r>
         <w:t xml:space="preserve">. This means one of their three root consonants is a</w:t>
@@ -405,7 +430,13 @@
         <w:t xml:space="preserve"> </w:t>
       </w:r>
       <w:r>
-        <w:t xml:space="preserve">“weak letter”</w:t>
+        <w:t xml:space="preserve">“</w:t>
+      </w:r>
+      <w:r>
+        <w:t xml:space="preserve">weak letter</w:t>
+      </w:r>
+      <w:r>
+        <w:t xml:space="preserve">”</w:t>
       </w:r>
       <w:r>
         <w:t xml:space="preserve"> </w:t>
@@ -425,21 +456,23 @@
         </w:rPr>
         <w:t xml:space="preserve">Cross-Linguistic Comparison: Weak Consonants</w:t>
       </w:r>
-      <w:r>
-        <w:t xml:space="preserve"> </w:t>
-      </w:r>
+    </w:p>
+    <w:p>
+      <w:pPr>
+        <w:pStyle w:val="BodyText"/>
+      </w:pPr>
       <w:r>
         <w:t xml:space="preserve">Weak verbs are the bane of every Semitic language student, but they follow highly predictable phonetic rules.</w:t>
       </w:r>
-      <w:r>
-        <w:t xml:space="preserve"> </w:t>
-      </w:r>
-      <w:r>
-        <w:t xml:space="preserve">*</w:t>
-      </w:r>
-      <w:r>
-        <w:t xml:space="preserve"> </w:t>
-      </w:r>
+    </w:p>
+    <w:p>
+      <w:pPr>
+        <w:pStyle w:val="Compact"/>
+        <w:numPr>
+          <w:ilvl w:val="0"/>
+          <w:numId w:val="1002"/>
+        </w:numPr>
+      </w:pPr>
       <w:r>
         <w:rPr>
           <w:b/>
@@ -498,15 +531,15 @@
       <w:r>
         <w:t xml:space="preserve">= he built).</w:t>
       </w:r>
-      <w:r>
-        <w:t xml:space="preserve"> </w:t>
-      </w:r>
-      <w:r>
-        <w:t xml:space="preserve">*</w:t>
-      </w:r>
-      <w:r>
-        <w:t xml:space="preserve"> </w:t>
-      </w:r>
+    </w:p>
+    <w:p>
+      <w:pPr>
+        <w:pStyle w:val="Compact"/>
+        <w:numPr>
+          <w:ilvl w:val="0"/>
+          <w:numId w:val="1002"/>
+        </w:numPr>
+      </w:pPr>
       <w:r>
         <w:rPr>
           <w:b/>
@@ -549,15 +582,15 @@
       <w:r>
         <w:t xml:space="preserve">= he threw).</w:t>
       </w:r>
-      <w:r>
-        <w:t xml:space="preserve"> </w:t>
-      </w:r>
-      <w:r>
-        <w:t xml:space="preserve">*</w:t>
-      </w:r>
-      <w:r>
-        <w:t xml:space="preserve"> </w:t>
-      </w:r>
+    </w:p>
+    <w:p>
+      <w:pPr>
+        <w:pStyle w:val="Compact"/>
+        <w:numPr>
+          <w:ilvl w:val="0"/>
+          <w:numId w:val="1002"/>
+        </w:numPr>
+      </w:pPr>
       <w:r>
         <w:rPr>
           <w:b/>
@@ -568,15 +601,15 @@
       <w:r>
         <w:t xml:space="preserve">:</w:t>
       </w:r>
-      <w:r>
-        <w:t xml:space="preserve"> </w:t>
-      </w:r>
-      <w:r>
-        <w:t xml:space="preserve">-</w:t>
-      </w:r>
-      <w:r>
-        <w:t xml:space="preserve"> </w:t>
-      </w:r>
+    </w:p>
+    <w:p>
+      <w:pPr>
+        <w:pStyle w:val="Compact"/>
+        <w:numPr>
+          <w:ilvl w:val="1"/>
+          <w:numId w:val="1003"/>
+        </w:numPr>
+      </w:pPr>
       <w:r>
         <w:rPr>
           <w:b/>
@@ -643,15 +676,15 @@
       <w:r>
         <w:t xml:space="preserve">).</w:t>
       </w:r>
-      <w:r>
-        <w:t xml:space="preserve"> </w:t>
-      </w:r>
-      <w:r>
-        <w:t xml:space="preserve">-</w:t>
-      </w:r>
-      <w:r>
-        <w:t xml:space="preserve"> </w:t>
-      </w:r>
+    </w:p>
+    <w:p>
+      <w:pPr>
+        <w:pStyle w:val="Compact"/>
+        <w:numPr>
+          <w:ilvl w:val="1"/>
+          <w:numId w:val="1003"/>
+        </w:numPr>
+      </w:pPr>
       <w:r>
         <w:rPr>
           <w:b/>
@@ -721,15 +754,15 @@
       <w:r>
         <w:t xml:space="preserve">vowel).</w:t>
       </w:r>
-      <w:r>
-        <w:t xml:space="preserve"> </w:t>
-      </w:r>
-      <w:r>
-        <w:t xml:space="preserve">-</w:t>
-      </w:r>
-      <w:r>
-        <w:t xml:space="preserve"> </w:t>
-      </w:r>
+    </w:p>
+    <w:p>
+      <w:pPr>
+        <w:pStyle w:val="Compact"/>
+        <w:numPr>
+          <w:ilvl w:val="1"/>
+          <w:numId w:val="1003"/>
+        </w:numPr>
+      </w:pPr>
       <w:r>
         <w:rPr>
           <w:b/>
@@ -807,8 +840,8 @@
         </w:pict>
       </w:r>
     </w:p>
-    <w:bookmarkEnd w:id="10"/>
-    <w:bookmarkStart w:id="11" w:name="Xbe5d359022a20e58e2c884a82717bc29ad6aff7"/>
+    <w:bookmarkEnd w:id="21"/>
+    <w:bookmarkStart w:id="22" w:name="Xbe5d359022a20e58e2c884a82717bc29ad6aff7"/>
     <w:p>
       <w:pPr>
         <w:pStyle w:val="Heading4"/>
@@ -836,9 +869,11 @@
         </w:rPr>
         <w:t xml:space="preserve">1. I-Alaph Verbs (First consonant is Alaph)</w:t>
       </w:r>
-      <w:r>
-        <w:t xml:space="preserve"> </w:t>
-      </w:r>
+    </w:p>
+    <w:p>
+      <w:pPr>
+        <w:pStyle w:val="BodyText"/>
+      </w:pPr>
       <w:r>
         <w:t xml:space="preserve">The most famous is</w:t>
       </w:r>
@@ -859,7 +894,13 @@
         <w:t xml:space="preserve">(</w:t>
       </w:r>
       <w:r>
-        <w:t xml:space="preserve">“to say”</w:t>
+        <w:t xml:space="preserve">“</w:t>
+      </w:r>
+      <w:r>
+        <w:t xml:space="preserve">to say</w:t>
+      </w:r>
+      <w:r>
+        <w:t xml:space="preserve">”</w:t>
       </w:r>
       <w:r>
         <w:t xml:space="preserve">). In the Peal perfect 3rd masc singular, the vowel shifts to</w:t>
@@ -877,15 +918,15 @@
       <w:r>
         <w:t xml:space="preserve">:</w:t>
       </w:r>
-      <w:r>
-        <w:t xml:space="preserve"> </w:t>
-      </w:r>
-      <w:r>
-        <w:t xml:space="preserve">*</w:t>
-      </w:r>
-      <w:r>
-        <w:t xml:space="preserve"> </w:t>
-      </w:r>
+    </w:p>
+    <w:p>
+      <w:pPr>
+        <w:pStyle w:val="Compact"/>
+        <w:numPr>
+          <w:ilvl w:val="0"/>
+          <w:numId w:val="1004"/>
+        </w:numPr>
+      </w:pPr>
       <w:r>
         <w:rPr>
           <w:i/>
@@ -912,15 +953,15 @@
       <w:r>
         <w:t xml:space="preserve">.</w:t>
       </w:r>
-      <w:r>
-        <w:t xml:space="preserve"> </w:t>
-      </w:r>
-      <w:r>
-        <w:t xml:space="preserve">*</w:t>
-      </w:r>
-      <w:r>
-        <w:t xml:space="preserve"> </w:t>
-      </w:r>
+    </w:p>
+    <w:p>
+      <w:pPr>
+        <w:pStyle w:val="Compact"/>
+        <w:numPr>
+          <w:ilvl w:val="0"/>
+          <w:numId w:val="1004"/>
+        </w:numPr>
+      </w:pPr>
       <w:r>
         <w:rPr>
           <w:i/>
@@ -950,7 +991,7 @@
     </w:p>
     <w:p>
       <w:pPr>
-        <w:pStyle w:val="BodyText"/>
+        <w:pStyle w:val="FirstParagraph"/>
       </w:pPr>
       <w:r>
         <w:rPr>
@@ -959,9 +1000,11 @@
         </w:rPr>
         <w:t xml:space="preserve">2. I-Yodh Verbs (First consonant is Yodh)</w:t>
       </w:r>
-      <w:r>
-        <w:t xml:space="preserve"> </w:t>
-      </w:r>
+    </w:p>
+    <w:p>
+      <w:pPr>
+        <w:pStyle w:val="BodyText"/>
+      </w:pPr>
       <w:r>
         <w:t xml:space="preserve">Very common verbs like</w:t>
       </w:r>
@@ -1028,15 +1071,15 @@
       <w:r>
         <w:t xml:space="preserve">vowel.</w:t>
       </w:r>
-      <w:r>
-        <w:t xml:space="preserve"> </w:t>
-      </w:r>
-      <w:r>
-        <w:t xml:space="preserve">*</w:t>
-      </w:r>
-      <w:r>
-        <w:t xml:space="preserve"> </w:t>
-      </w:r>
+    </w:p>
+    <w:p>
+      <w:pPr>
+        <w:pStyle w:val="Compact"/>
+        <w:numPr>
+          <w:ilvl w:val="0"/>
+          <w:numId w:val="1005"/>
+        </w:numPr>
+      </w:pPr>
       <w:r>
         <w:rPr>
           <w:i/>
@@ -1071,15 +1114,15 @@
       <w:r>
         <w:t xml:space="preserve">(he knew).</w:t>
       </w:r>
-      <w:r>
-        <w:t xml:space="preserve"> </w:t>
-      </w:r>
-      <w:r>
-        <w:t xml:space="preserve">*</w:t>
-      </w:r>
-      <w:r>
-        <w:t xml:space="preserve"> </w:t>
-      </w:r>
+    </w:p>
+    <w:p>
+      <w:pPr>
+        <w:pStyle w:val="Compact"/>
+        <w:numPr>
+          <w:ilvl w:val="0"/>
+          <w:numId w:val="1005"/>
+        </w:numPr>
+      </w:pPr>
       <w:r>
         <w:rPr>
           <w:i/>
@@ -1127,7 +1170,7 @@
     </w:p>
     <w:p>
       <w:pPr>
-        <w:pStyle w:val="BodyText"/>
+        <w:pStyle w:val="FirstParagraph"/>
       </w:pPr>
       <w:r>
         <w:rPr>
@@ -1136,9 +1179,11 @@
         </w:rPr>
         <w:t xml:space="preserve">3. III-Yodh Verbs (Third consonant is Yodh)</w:t>
       </w:r>
-      <w:r>
-        <w:t xml:space="preserve"> </w:t>
-      </w:r>
+    </w:p>
+    <w:p>
+      <w:pPr>
+        <w:pStyle w:val="BodyText"/>
+      </w:pPr>
       <w:r>
         <w:t xml:space="preserve">Verbs ending in Yodh (like</w:t>
       </w:r>
@@ -1197,15 +1242,15 @@
       <w:r>
         <w:t xml:space="preserve">vowel. In other persons, the Yodh can reappear as heavily vocalized endings.</w:t>
       </w:r>
-      <w:r>
-        <w:t xml:space="preserve"> </w:t>
-      </w:r>
-      <w:r>
-        <w:t xml:space="preserve">*</w:t>
-      </w:r>
-      <w:r>
-        <w:t xml:space="preserve"> </w:t>
-      </w:r>
+    </w:p>
+    <w:p>
+      <w:pPr>
+        <w:pStyle w:val="Compact"/>
+        <w:numPr>
+          <w:ilvl w:val="0"/>
+          <w:numId w:val="1006"/>
+        </w:numPr>
+      </w:pPr>
       <w:r>
         <w:rPr>
           <w:i/>
@@ -1246,15 +1291,15 @@
       <w:r>
         <w:t xml:space="preserve">(he saw) [looks like a 2-consonant word].</w:t>
       </w:r>
-      <w:r>
-        <w:t xml:space="preserve"> </w:t>
-      </w:r>
-      <w:r>
-        <w:t xml:space="preserve">*</w:t>
-      </w:r>
-      <w:r>
-        <w:t xml:space="preserve"> </w:t>
-      </w:r>
+    </w:p>
+    <w:p>
+      <w:pPr>
+        <w:pStyle w:val="Compact"/>
+        <w:numPr>
+          <w:ilvl w:val="0"/>
+          <w:numId w:val="1006"/>
+        </w:numPr>
+      </w:pPr>
       <w:r>
         <w:rPr>
           <w:i/>
@@ -1340,15 +1385,15 @@
       <w:r>
         <w:t xml:space="preserve">).</w:t>
       </w:r>
-      <w:r>
-        <w:t xml:space="preserve"> </w:t>
-      </w:r>
-      <w:r>
-        <w:t xml:space="preserve">*</w:t>
-      </w:r>
-      <w:r>
-        <w:t xml:space="preserve"> </w:t>
-      </w:r>
+    </w:p>
+    <w:p>
+      <w:pPr>
+        <w:pStyle w:val="Compact"/>
+        <w:numPr>
+          <w:ilvl w:val="0"/>
+          <w:numId w:val="1006"/>
+        </w:numPr>
+      </w:pPr>
       <w:r>
         <w:rPr>
           <w:i/>
@@ -1442,8 +1487,8 @@
         </w:pict>
       </w:r>
     </w:p>
-    <w:bookmarkEnd w:id="11"/>
-    <w:bookmarkStart w:id="12" w:name="Xaa284a882e9da0200cdcf323ec0e38d5edb46a9"/>
+    <w:bookmarkEnd w:id="22"/>
+    <w:bookmarkStart w:id="23" w:name="Xaa284a882e9da0200cdcf323ec0e38d5edb46a9"/>
     <w:p>
       <w:pPr>
         <w:pStyle w:val="Heading4"/>
@@ -1455,7 +1500,13 @@
         <w:t xml:space="preserve"> </w:t>
       </w:r>
       <w:r>
-        <w:t xml:space="preserve">“to see”</w:t>
+        <w:t xml:space="preserve">“</w:t>
+      </w:r>
+      <w:r>
+        <w:t xml:space="preserve">to see</w:t>
+      </w:r>
+      <w:r>
+        <w:t xml:space="preserve">”</w:t>
       </w:r>
       <w:r>
         <w:t xml:space="preserve">)</w:t>
@@ -1473,6 +1524,7 @@
       <w:tblPr>
         <w:tblStyle w:val="Table"/>
         <w:tblW w:type="pct" w:w="5000"/>
+        <w:jc w:val="left"/>
         <w:tblLayout w:type="fixed"/>
         <w:tblLook w:firstRow="1" w:lastRow="0" w:firstColumn="0" w:lastColumn="0" w:noHBand="0" w:noVBand="0" w:val="0020"/>
       </w:tblPr>
@@ -2214,8 +2266,8 @@
         </w:pict>
       </w:r>
     </w:p>
-    <w:bookmarkEnd w:id="12"/>
-    <w:bookmarkStart w:id="13" w:name="Xf8bc3803e69e3745385d575c3a81733230c2e25"/>
+    <w:bookmarkEnd w:id="23"/>
+    <w:bookmarkStart w:id="24" w:name="Xf8bc3803e69e3745385d575c3a81733230c2e25"/>
     <w:p>
       <w:pPr>
         <w:pStyle w:val="Heading4"/>
@@ -2231,15 +2283,15 @@
       <w:r>
         <w:t xml:space="preserve">Two of the most common verbs in Syriac are doubly weak and highly irregular.</w:t>
       </w:r>
-      <w:r>
-        <w:t xml:space="preserve"> </w:t>
-      </w:r>
-      <w:r>
-        <w:t xml:space="preserve">1.</w:t>
-      </w:r>
-      <w:r>
-        <w:t xml:space="preserve"> </w:t>
-      </w:r>
+    </w:p>
+    <w:p>
+      <w:pPr>
+        <w:pStyle w:val="Compact"/>
+        <w:numPr>
+          <w:ilvl w:val="0"/>
+          <w:numId w:val="1007"/>
+        </w:numPr>
+      </w:pPr>
       <w:r>
         <w:rPr>
           <w:b/>
@@ -2253,11 +2305,17 @@
       <w:r>
         <w:t xml:space="preserve">(to come): I-Alaph AND III-Yodh.</w:t>
       </w:r>
-      <w:r>
-        <w:t xml:space="preserve"> </w:t>
-      </w:r>
-      <w:r>
-        <w:t xml:space="preserve">* 3 m.s:</w:t>
+    </w:p>
+    <w:p>
+      <w:pPr>
+        <w:pStyle w:val="Compact"/>
+        <w:numPr>
+          <w:ilvl w:val="1"/>
+          <w:numId w:val="1008"/>
+        </w:numPr>
+      </w:pPr>
+      <w:r>
+        <w:t xml:space="preserve">3 m.s:</w:t>
       </w:r>
       <w:r>
         <w:t xml:space="preserve"> </w:t>
@@ -2275,11 +2333,17 @@
       <w:r>
         <w:t xml:space="preserve">(he came).</w:t>
       </w:r>
-      <w:r>
-        <w:t xml:space="preserve"> </w:t>
-      </w:r>
-      <w:r>
-        <w:t xml:space="preserve">* 1 c.s:</w:t>
+    </w:p>
+    <w:p>
+      <w:pPr>
+        <w:pStyle w:val="Compact"/>
+        <w:numPr>
+          <w:ilvl w:val="1"/>
+          <w:numId w:val="1008"/>
+        </w:numPr>
+      </w:pPr>
+      <w:r>
+        <w:t xml:space="preserve">1 c.s:</w:t>
       </w:r>
       <w:r>
         <w:t xml:space="preserve"> </w:t>
@@ -2297,11 +2361,17 @@
       <w:r>
         <w:t xml:space="preserve">(I came).</w:t>
       </w:r>
-      <w:r>
-        <w:t xml:space="preserve"> </w:t>
-      </w:r>
-      <w:r>
-        <w:t xml:space="preserve">* 3 m.pl:</w:t>
+    </w:p>
+    <w:p>
+      <w:pPr>
+        <w:pStyle w:val="Compact"/>
+        <w:numPr>
+          <w:ilvl w:val="1"/>
+          <w:numId w:val="1008"/>
+        </w:numPr>
+      </w:pPr>
+      <w:r>
+        <w:t xml:space="preserve">3 m.pl:</w:t>
       </w:r>
       <w:r>
         <w:t xml:space="preserve"> </w:t>
@@ -2319,15 +2389,15 @@
       <w:r>
         <w:t xml:space="preserve">(they came).</w:t>
       </w:r>
-      <w:r>
-        <w:t xml:space="preserve"> </w:t>
-      </w:r>
-      <w:r>
-        <w:t xml:space="preserve">2.</w:t>
-      </w:r>
-      <w:r>
-        <w:t xml:space="preserve"> </w:t>
-      </w:r>
+    </w:p>
+    <w:p>
+      <w:pPr>
+        <w:pStyle w:val="Compact"/>
+        <w:numPr>
+          <w:ilvl w:val="0"/>
+          <w:numId w:val="1007"/>
+        </w:numPr>
+      </w:pPr>
       <w:r>
         <w:rPr>
           <w:b/>
@@ -2345,16 +2415,28 @@
         <w:t xml:space="preserve"> </w:t>
       </w:r>
       <w:r>
-        <w:t xml:space="preserve">“it happened”</w:t>
+        <w:t xml:space="preserve">“</w:t>
+      </w:r>
+      <w:r>
+        <w:t xml:space="preserve">it happened</w:t>
+      </w:r>
+      <w:r>
+        <w:t xml:space="preserve">”</w:t>
       </w:r>
       <w:r>
         <w:t xml:space="preserve">. III-Yodh.</w:t>
       </w:r>
-      <w:r>
-        <w:t xml:space="preserve"> </w:t>
-      </w:r>
-      <w:r>
-        <w:t xml:space="preserve">* 3 m.s:</w:t>
+    </w:p>
+    <w:p>
+      <w:pPr>
+        <w:pStyle w:val="Compact"/>
+        <w:numPr>
+          <w:ilvl w:val="1"/>
+          <w:numId w:val="1009"/>
+        </w:numPr>
+      </w:pPr>
+      <w:r>
+        <w:t xml:space="preserve">3 m.s:</w:t>
       </w:r>
       <w:r>
         <w:t xml:space="preserve"> </w:t>
@@ -2372,11 +2454,17 @@
       <w:r>
         <w:t xml:space="preserve">(he was / it happened).</w:t>
       </w:r>
-      <w:r>
-        <w:t xml:space="preserve"> </w:t>
-      </w:r>
-      <w:r>
-        <w:t xml:space="preserve">* 1 c.s:</w:t>
+    </w:p>
+    <w:p>
+      <w:pPr>
+        <w:pStyle w:val="Compact"/>
+        <w:numPr>
+          <w:ilvl w:val="1"/>
+          <w:numId w:val="1009"/>
+        </w:numPr>
+      </w:pPr>
+      <w:r>
+        <w:t xml:space="preserve">1 c.s:</w:t>
       </w:r>
       <w:r>
         <w:t xml:space="preserve"> </w:t>
@@ -2394,11 +2482,17 @@
       <w:r>
         <w:t xml:space="preserve">(I was).</w:t>
       </w:r>
-      <w:r>
-        <w:t xml:space="preserve"> </w:t>
-      </w:r>
-      <w:r>
-        <w:t xml:space="preserve">* 3 m.pl:</w:t>
+    </w:p>
+    <w:p>
+      <w:pPr>
+        <w:pStyle w:val="Compact"/>
+        <w:numPr>
+          <w:ilvl w:val="1"/>
+          <w:numId w:val="1009"/>
+        </w:numPr>
+      </w:pPr>
+      <w:r>
+        <w:t xml:space="preserve">3 m.pl:</w:t>
       </w:r>
       <w:r>
         <w:t xml:space="preserve"> </w:t>
@@ -2424,8 +2518,8 @@
         </w:pict>
       </w:r>
     </w:p>
-    <w:bookmarkEnd w:id="13"/>
-    <w:bookmarkStart w:id="14" w:name="X2fe2e58eea30ddb5ee0b5ac402a0f9ade65565f"/>
+    <w:bookmarkEnd w:id="24"/>
+    <w:bookmarkStart w:id="25" w:name="X2fe2e58eea30ddb5ee0b5ac402a0f9ade65565f"/>
     <w:p>
       <w:pPr>
         <w:pStyle w:val="Heading4"/>
@@ -2438,6 +2532,7 @@
       <w:tblPr>
         <w:tblStyle w:val="Table"/>
         <w:tblW w:type="pct" w:w="5000"/>
+        <w:jc w:val="left"/>
         <w:tblLayout w:type="fixed"/>
         <w:tblLook w:firstRow="1" w:lastRow="0" w:firstColumn="0" w:lastColumn="0" w:noHBand="0" w:noVBand="0" w:val="0020"/>
       </w:tblPr>
@@ -3208,8 +3303,8 @@
         </w:pict>
       </w:r>
     </w:p>
-    <w:bookmarkEnd w:id="14"/>
-    <w:bookmarkStart w:id="15" w:name="section-7-the-story-part-7"/>
+    <w:bookmarkEnd w:id="25"/>
+    <w:bookmarkStart w:id="26" w:name="section-7-the-story-part-7"/>
     <w:p>
       <w:pPr>
         <w:pStyle w:val="Heading4"/>
@@ -3229,9 +3324,11 @@
         </w:rPr>
         <w:t xml:space="preserve">The Summons</w:t>
       </w:r>
-      <w:r>
-        <w:t xml:space="preserve"> </w:t>
-      </w:r>
+    </w:p>
+    <w:p>
+      <w:pPr>
+        <w:pStyle w:val="BodyText"/>
+      </w:pPr>
       <w:r>
         <w:rPr>
           <w:i/>
@@ -3251,9 +3348,11 @@
         </w:rPr>
         <w:t xml:space="preserve">Sentence 1</w:t>
       </w:r>
-      <w:r>
-        <w:t xml:space="preserve"> </w:t>
-      </w:r>
+    </w:p>
+    <w:p>
+      <w:pPr>
+        <w:pStyle w:val="BodyText"/>
+      </w:pPr>
       <w:r>
         <w:t xml:space="preserve">ܟܕ ܐܡܪ ܝܘܚܢܢ ܡܠܬܐ ܕܐܠܗܐ، ܐܙܠܘ ܩܫܝܫܐ ܠܘܬ ܡܠܟܐ</w:t>
       </w:r>
@@ -3287,9 +3386,11 @@
         </w:rPr>
         <w:t xml:space="preserve">Sentence 2</w:t>
       </w:r>
-      <w:r>
-        <w:t xml:space="preserve"> </w:t>
-      </w:r>
+    </w:p>
+    <w:p>
+      <w:pPr>
+        <w:pStyle w:val="BodyText"/>
+      </w:pPr>
       <w:r>
         <w:t xml:space="preserve">ܐܡܪܝܢ ܠܗ ܝܕܥܝܢ ܚܢܢ ܡܐ ܗܘܐ ܒܬܪܥܐ</w:t>
       </w:r>
@@ -3315,7 +3416,13 @@
         <w:t xml:space="preserve"> </w:t>
       </w:r>
       <w:r>
-        <w:t xml:space="preserve">“We know what happened at the gate!”</w:t>
+        <w:t xml:space="preserve">“</w:t>
+      </w:r>
+      <w:r>
+        <w:t xml:space="preserve">We know what happened at the gate!</w:t>
+      </w:r>
+      <w:r>
+        <w:t xml:space="preserve">”</w:t>
       </w:r>
     </w:p>
     <w:p>
@@ -3329,9 +3436,11 @@
         </w:rPr>
         <w:t xml:space="preserve">Sentence 3</w:t>
       </w:r>
-      <w:r>
-        <w:t xml:space="preserve"> </w:t>
-      </w:r>
+    </w:p>
+    <w:p>
+      <w:pPr>
+        <w:pStyle w:val="BodyText"/>
+      </w:pPr>
       <w:r>
         <w:t xml:space="preserve">ܚܙܝܢ ܓܒܪܐ ܘܐܡܪ ܡܠܬܐ ܒܝܫܬܐ</w:t>
       </w:r>
@@ -3357,7 +3466,13 @@
         <w:t xml:space="preserve"> </w:t>
       </w:r>
       <w:r>
-        <w:t xml:space="preserve">“We saw a man, and he said an evil word.”</w:t>
+        <w:t xml:space="preserve">“</w:t>
+      </w:r>
+      <w:r>
+        <w:t xml:space="preserve">We saw a man, and he said an evil word.</w:t>
+      </w:r>
+      <w:r>
+        <w:t xml:space="preserve">”</w:t>
       </w:r>
     </w:p>
     <w:p>
@@ -3371,9 +3486,11 @@
         </w:rPr>
         <w:t xml:space="preserve">Sentence 4</w:t>
       </w:r>
-      <w:r>
-        <w:t xml:space="preserve"> </w:t>
-      </w:r>
+    </w:p>
+    <w:p>
+      <w:pPr>
+        <w:pStyle w:val="BodyText"/>
+      </w:pPr>
       <w:r>
         <w:t xml:space="preserve">ܗܘܐ ܗܫܐ ܡܠܟܐ ܪܓܝܙ ܛܒ</w:t>
       </w:r>
@@ -3407,9 +3524,11 @@
         </w:rPr>
         <w:t xml:space="preserve">Sentence 5</w:t>
       </w:r>
-      <w:r>
-        <w:t xml:space="preserve"> </w:t>
-      </w:r>
+    </w:p>
+    <w:p>
+      <w:pPr>
+        <w:pStyle w:val="BodyText"/>
+      </w:pPr>
       <w:r>
         <w:t xml:space="preserve">ܐܡ̣ܪ ܡܠܟܐ ܠܩܫܝܫܐ ܐܝܬܝܘܗܝ ܠܗܪܟܐ</w:t>
       </w:r>
@@ -3435,7 +3554,13 @@
         <w:t xml:space="preserve"> </w:t>
       </w:r>
       <w:r>
-        <w:t xml:space="preserve">“Bring him here!”</w:t>
+        <w:t xml:space="preserve">“</w:t>
+      </w:r>
+      <w:r>
+        <w:t xml:space="preserve">Bring him here!</w:t>
+      </w:r>
+      <w:r>
+        <w:t xml:space="preserve">”</w:t>
       </w:r>
     </w:p>
     <w:p>
@@ -3449,9 +3574,11 @@
         </w:rPr>
         <w:t xml:space="preserve">Sentence 6</w:t>
       </w:r>
-      <w:r>
-        <w:t xml:space="preserve"> </w:t>
-      </w:r>
+    </w:p>
+    <w:p>
+      <w:pPr>
+        <w:pStyle w:val="BodyText"/>
+      </w:pPr>
       <w:r>
         <w:t xml:space="preserve">ܘܐܬܐ ܝܘܚܢܢ ܩܕܡ ܡܠܟܐ</w:t>
       </w:r>
@@ -3481,8 +3608,8 @@
         </w:pict>
       </w:r>
     </w:p>
-    <w:bookmarkEnd w:id="15"/>
-    <w:bookmarkStart w:id="16" w:name="section-8-exercises"/>
+    <w:bookmarkEnd w:id="26"/>
+    <w:bookmarkStart w:id="27" w:name="section-8-exercises"/>
     <w:p>
       <w:pPr>
         <w:pStyle w:val="Heading4"/>
@@ -3502,40 +3629,66 @@
         </w:rPr>
         <w:t xml:space="preserve">Exercise 1: Weak Root Identification</w:t>
       </w:r>
-      <w:r>
-        <w:t xml:space="preserve"> </w:t>
-      </w:r>
+    </w:p>
+    <w:p>
+      <w:pPr>
+        <w:pStyle w:val="BodyText"/>
+      </w:pPr>
       <w:r>
         <w:t xml:space="preserve">Identify the root and grammatical form of these weak verbs:</w:t>
       </w:r>
-      <w:r>
-        <w:t xml:space="preserve"> </w:t>
-      </w:r>
-      <w:r>
-        <w:t xml:space="preserve">1. ܚܙܝܬ (ḥzēt)</w:t>
-      </w:r>
-      <w:r>
-        <w:t xml:space="preserve"> </w:t>
-      </w:r>
-      <w:r>
-        <w:t xml:space="preserve">2. ܐܡܪܘ (ʾemarū)</w:t>
-      </w:r>
-      <w:r>
-        <w:t xml:space="preserve"> </w:t>
-      </w:r>
-      <w:r>
-        <w:t xml:space="preserve">3. ܐܬܐ (ʾetā)</w:t>
-      </w:r>
-      <w:r>
-        <w:t xml:space="preserve"> </w:t>
-      </w:r>
-      <w:r>
-        <w:t xml:space="preserve">4. ܝܗܒܘ (yahbū)</w:t>
-      </w:r>
-    </w:p>
-    <w:p>
-      <w:pPr>
-        <w:pStyle w:val="BodyText"/>
+    </w:p>
+    <w:p>
+      <w:pPr>
+        <w:pStyle w:val="Compact"/>
+        <w:numPr>
+          <w:ilvl w:val="0"/>
+          <w:numId w:val="1010"/>
+        </w:numPr>
+      </w:pPr>
+      <w:r>
+        <w:t xml:space="preserve">ܚܙܝܬ (ḥzēt)</w:t>
+      </w:r>
+    </w:p>
+    <w:p>
+      <w:pPr>
+        <w:pStyle w:val="Compact"/>
+        <w:numPr>
+          <w:ilvl w:val="0"/>
+          <w:numId w:val="1010"/>
+        </w:numPr>
+      </w:pPr>
+      <w:r>
+        <w:t xml:space="preserve">ܐܡܪܘ (ʾemarū)</w:t>
+      </w:r>
+    </w:p>
+    <w:p>
+      <w:pPr>
+        <w:pStyle w:val="Compact"/>
+        <w:numPr>
+          <w:ilvl w:val="0"/>
+          <w:numId w:val="1010"/>
+        </w:numPr>
+      </w:pPr>
+      <w:r>
+        <w:t xml:space="preserve">ܐܬܐ (ʾetā)</w:t>
+      </w:r>
+    </w:p>
+    <w:p>
+      <w:pPr>
+        <w:pStyle w:val="Compact"/>
+        <w:numPr>
+          <w:ilvl w:val="0"/>
+          <w:numId w:val="1010"/>
+        </w:numPr>
+      </w:pPr>
+      <w:r>
+        <w:t xml:space="preserve">ܝܗܒܘ (yahbū)</w:t>
+      </w:r>
+    </w:p>
+    <w:p>
+      <w:pPr>
+        <w:pStyle w:val="FirstParagraph"/>
       </w:pPr>
       <w:r>
         <w:rPr>
@@ -3544,9 +3697,11 @@
         </w:rPr>
         <w:t xml:space="preserve">Exercise 2: Conjugation Drill</w:t>
       </w:r>
-      <w:r>
-        <w:t xml:space="preserve"> </w:t>
-      </w:r>
+    </w:p>
+    <w:p>
+      <w:pPr>
+        <w:pStyle w:val="BodyText"/>
+      </w:pPr>
       <w:r>
         <w:t xml:space="preserve">Conjugate the root</w:t>
       </w:r>
@@ -3566,34 +3721,58 @@
       <w:r>
         <w:t xml:space="preserve">(to say) in the Peal perfect for:</w:t>
       </w:r>
-      <w:r>
-        <w:t xml:space="preserve"> </w:t>
-      </w:r>
-      <w:r>
-        <w:t xml:space="preserve">1. I said</w:t>
-      </w:r>
-      <w:r>
-        <w:t xml:space="preserve"> </w:t>
-      </w:r>
-      <w:r>
-        <w:t xml:space="preserve">2. We said</w:t>
-      </w:r>
-      <w:r>
-        <w:t xml:space="preserve"> </w:t>
-      </w:r>
-      <w:r>
-        <w:t xml:space="preserve">3. You (m.sg) said</w:t>
-      </w:r>
-      <w:r>
-        <w:t xml:space="preserve"> </w:t>
-      </w:r>
-      <w:r>
-        <w:t xml:space="preserve">4. They (m.pl) said</w:t>
-      </w:r>
-    </w:p>
-    <w:p>
-      <w:pPr>
-        <w:pStyle w:val="BodyText"/>
+    </w:p>
+    <w:p>
+      <w:pPr>
+        <w:pStyle w:val="Compact"/>
+        <w:numPr>
+          <w:ilvl w:val="0"/>
+          <w:numId w:val="1011"/>
+        </w:numPr>
+      </w:pPr>
+      <w:r>
+        <w:t xml:space="preserve">I said</w:t>
+      </w:r>
+    </w:p>
+    <w:p>
+      <w:pPr>
+        <w:pStyle w:val="Compact"/>
+        <w:numPr>
+          <w:ilvl w:val="0"/>
+          <w:numId w:val="1011"/>
+        </w:numPr>
+      </w:pPr>
+      <w:r>
+        <w:t xml:space="preserve">We said</w:t>
+      </w:r>
+    </w:p>
+    <w:p>
+      <w:pPr>
+        <w:pStyle w:val="Compact"/>
+        <w:numPr>
+          <w:ilvl w:val="0"/>
+          <w:numId w:val="1011"/>
+        </w:numPr>
+      </w:pPr>
+      <w:r>
+        <w:t xml:space="preserve">You (m.sg) said</w:t>
+      </w:r>
+    </w:p>
+    <w:p>
+      <w:pPr>
+        <w:pStyle w:val="Compact"/>
+        <w:numPr>
+          <w:ilvl w:val="0"/>
+          <w:numId w:val="1011"/>
+        </w:numPr>
+      </w:pPr>
+      <w:r>
+        <w:t xml:space="preserve">They (m.pl) said</w:t>
+      </w:r>
+    </w:p>
+    <w:p>
+      <w:pPr>
+        <w:pStyle w:val="FirstParagraph"/>
       </w:pPr>
       <w:r>
         <w:rPr>
@@ -3602,40 +3781,66 @@
         </w:rPr>
         <w:t xml:space="preserve">Exercise 3: Translation Drill (Syriac → English)</w:t>
       </w:r>
-      <w:r>
-        <w:t xml:space="preserve"> </w:t>
-      </w:r>
+    </w:p>
+    <w:p>
+      <w:pPr>
+        <w:pStyle w:val="BodyText"/>
+      </w:pPr>
       <w:r>
         <w:t xml:space="preserve">Translate the following past narrative clauses involving weak verbs.</w:t>
       </w:r>
-      <w:r>
-        <w:t xml:space="preserve"> </w:t>
-      </w:r>
-      <w:r>
-        <w:t xml:space="preserve">1. ʾEmarū qašīšē meltā.</w:t>
-      </w:r>
-      <w:r>
-        <w:t xml:space="preserve"> </w:t>
-      </w:r>
-      <w:r>
-        <w:t xml:space="preserve">2. Ḥzayn nūhrā d-Alāhā b-tarʿā.</w:t>
-      </w:r>
-      <w:r>
-        <w:t xml:space="preserve"> </w:t>
-      </w:r>
-      <w:r>
-        <w:t xml:space="preserve">3. W-īdaʿ malkā rūgzā (wrath).</w:t>
-      </w:r>
-      <w:r>
-        <w:t xml:space="preserve"> </w:t>
-      </w:r>
-      <w:r>
-        <w:t xml:space="preserve">4. Hwaw b-ʾarʿā.</w:t>
-      </w:r>
-    </w:p>
-    <w:p>
-      <w:pPr>
-        <w:pStyle w:val="BodyText"/>
+    </w:p>
+    <w:p>
+      <w:pPr>
+        <w:pStyle w:val="Compact"/>
+        <w:numPr>
+          <w:ilvl w:val="0"/>
+          <w:numId w:val="1012"/>
+        </w:numPr>
+      </w:pPr>
+      <w:r>
+        <w:t xml:space="preserve">ʾEmarū qašīšē meltā.</w:t>
+      </w:r>
+    </w:p>
+    <w:p>
+      <w:pPr>
+        <w:pStyle w:val="Compact"/>
+        <w:numPr>
+          <w:ilvl w:val="0"/>
+          <w:numId w:val="1012"/>
+        </w:numPr>
+      </w:pPr>
+      <w:r>
+        <w:t xml:space="preserve">Ḥzayn nūhrā d-Alāhā b-tarʿā.</w:t>
+      </w:r>
+    </w:p>
+    <w:p>
+      <w:pPr>
+        <w:pStyle w:val="Compact"/>
+        <w:numPr>
+          <w:ilvl w:val="0"/>
+          <w:numId w:val="1012"/>
+        </w:numPr>
+      </w:pPr>
+      <w:r>
+        <w:t xml:space="preserve">W-īdaʿ malkā rūgzā (wrath).</w:t>
+      </w:r>
+    </w:p>
+    <w:p>
+      <w:pPr>
+        <w:pStyle w:val="Compact"/>
+        <w:numPr>
+          <w:ilvl w:val="0"/>
+          <w:numId w:val="1012"/>
+        </w:numPr>
+      </w:pPr>
+      <w:r>
+        <w:t xml:space="preserve">Hwaw b-ʾarʿā.</w:t>
+      </w:r>
+    </w:p>
+    <w:p>
+      <w:pPr>
+        <w:pStyle w:val="FirstParagraph"/>
       </w:pPr>
       <w:r>
         <w:rPr>
@@ -3644,29 +3849,49 @@
         </w:rPr>
         <w:t xml:space="preserve">Exercise 4: Production Drill (English → Syriac)</w:t>
       </w:r>
-      <w:r>
-        <w:t xml:space="preserve"> </w:t>
-      </w:r>
+    </w:p>
+    <w:p>
+      <w:pPr>
+        <w:pStyle w:val="BodyText"/>
+      </w:pPr>
       <w:r>
         <w:t xml:space="preserve">Render the following narrative sentences into Syriac transliteration. (Remember VSO order).</w:t>
       </w:r>
-      <w:r>
-        <w:t xml:space="preserve"> </w:t>
-      </w:r>
-      <w:r>
-        <w:t xml:space="preserve">1. The evil king saw (ḥzā) the man.</w:t>
-      </w:r>
-      <w:r>
-        <w:t xml:space="preserve"> </w:t>
-      </w:r>
-      <w:r>
-        <w:t xml:space="preserve">2. We came (ʾetayn) to the kingdom.</w:t>
-      </w:r>
-      <w:r>
-        <w:t xml:space="preserve"> </w:t>
-      </w:r>
-      <w:r>
-        <w:t xml:space="preserve">3. I gave (yahbet) the garment to the guard (</w:t>
+    </w:p>
+    <w:p>
+      <w:pPr>
+        <w:pStyle w:val="Compact"/>
+        <w:numPr>
+          <w:ilvl w:val="0"/>
+          <w:numId w:val="1013"/>
+        </w:numPr>
+      </w:pPr>
+      <w:r>
+        <w:t xml:space="preserve">The evil king saw (ḥzā) the man.</w:t>
+      </w:r>
+    </w:p>
+    <w:p>
+      <w:pPr>
+        <w:pStyle w:val="Compact"/>
+        <w:numPr>
+          <w:ilvl w:val="0"/>
+          <w:numId w:val="1013"/>
+        </w:numPr>
+      </w:pPr>
+      <w:r>
+        <w:t xml:space="preserve">We came (ʾetayn) to the kingdom.</w:t>
+      </w:r>
+    </w:p>
+    <w:p>
+      <w:pPr>
+        <w:pStyle w:val="Compact"/>
+        <w:numPr>
+          <w:ilvl w:val="0"/>
+          <w:numId w:val="1013"/>
+        </w:numPr>
+      </w:pPr>
+      <w:r>
+        <w:t xml:space="preserve">I gave (yahbet) the garment to the guard (</w:t>
       </w:r>
       <w:r>
         <w:rPr>
@@ -3678,11 +3903,17 @@
       <w:r>
         <w:t xml:space="preserve">).</w:t>
       </w:r>
-      <w:r>
-        <w:t xml:space="preserve"> </w:t>
-      </w:r>
-      <w:r>
-        <w:t xml:space="preserve">4. John knew (</w:t>
+    </w:p>
+    <w:p>
+      <w:pPr>
+        <w:pStyle w:val="Compact"/>
+        <w:numPr>
+          <w:ilvl w:val="0"/>
+          <w:numId w:val="1013"/>
+        </w:numPr>
+      </w:pPr>
+      <w:r>
+        <w:t xml:space="preserve">John knew (</w:t>
       </w:r>
       <w:r>
         <w:rPr>
@@ -3697,7 +3928,7 @@
     </w:p>
     <w:p>
       <w:pPr>
-        <w:pStyle w:val="BodyText"/>
+        <w:pStyle w:val="FirstParagraph"/>
       </w:pPr>
       <w:r>
         <w:rPr>
@@ -3706,29 +3937,49 @@
         </w:rPr>
         <w:t xml:space="preserve">Exercise 5: Reading Comprehension</w:t>
       </w:r>
-      <w:r>
-        <w:t xml:space="preserve"> </w:t>
-      </w:r>
+    </w:p>
+    <w:p>
+      <w:pPr>
+        <w:pStyle w:val="BodyText"/>
+      </w:pPr>
       <w:r>
         <w:t xml:space="preserve">Re-read Section 7 and answer:</w:t>
       </w:r>
-      <w:r>
-        <w:t xml:space="preserve"> </w:t>
-      </w:r>
-      <w:r>
-        <w:t xml:space="preserve">1. Who did the guards go to?</w:t>
-      </w:r>
-      <w:r>
-        <w:t xml:space="preserve"> </w:t>
-      </w:r>
-      <w:r>
-        <w:t xml:space="preserve">2. What do the guards claim they saw and heard?</w:t>
-      </w:r>
-      <w:r>
-        <w:t xml:space="preserve"> </w:t>
-      </w:r>
-      <w:r>
-        <w:t xml:space="preserve">3. How did the king react to the news?</w:t>
+    </w:p>
+    <w:p>
+      <w:pPr>
+        <w:pStyle w:val="Compact"/>
+        <w:numPr>
+          <w:ilvl w:val="0"/>
+          <w:numId w:val="1014"/>
+        </w:numPr>
+      </w:pPr>
+      <w:r>
+        <w:t xml:space="preserve">Who did the guards go to?</w:t>
+      </w:r>
+    </w:p>
+    <w:p>
+      <w:pPr>
+        <w:pStyle w:val="Compact"/>
+        <w:numPr>
+          <w:ilvl w:val="0"/>
+          <w:numId w:val="1014"/>
+        </w:numPr>
+      </w:pPr>
+      <w:r>
+        <w:t xml:space="preserve">What do the guards claim they saw and heard?</w:t>
+      </w:r>
+    </w:p>
+    <w:p>
+      <w:pPr>
+        <w:pStyle w:val="Compact"/>
+        <w:numPr>
+          <w:ilvl w:val="0"/>
+          <w:numId w:val="1014"/>
+        </w:numPr>
+      </w:pPr>
+      <w:r>
+        <w:t xml:space="preserve">How did the king react to the news?</w:t>
       </w:r>
     </w:p>
     <w:p>
@@ -3738,8 +3989,8 @@
         </w:pict>
       </w:r>
     </w:p>
-    <w:bookmarkEnd w:id="16"/>
-    <w:bookmarkStart w:id="17" w:name="section-9-answer-key"/>
+    <w:bookmarkEnd w:id="27"/>
+    <w:bookmarkStart w:id="28" w:name="section-9-answer-key"/>
     <w:p>
       <w:pPr>
         <w:pStyle w:val="Heading4"/>
@@ -3759,21 +4010,27 @@
         </w:rPr>
         <w:t xml:space="preserve">Section 1 Warm-Up</w:t>
       </w:r>
-      <w:r>
-        <w:t xml:space="preserve"> </w:t>
-      </w:r>
-      <w:r>
-        <w:t xml:space="preserve">1. Aphel. (Causative).</w:t>
-      </w:r>
-      <w:r>
-        <w:t xml:space="preserve"> </w:t>
-      </w:r>
-      <w:r>
-        <w:t xml:space="preserve">2.</w:t>
-      </w:r>
-      <w:r>
-        <w:t xml:space="preserve"> </w:t>
-      </w:r>
+    </w:p>
+    <w:p>
+      <w:pPr>
+        <w:pStyle w:val="Compact"/>
+        <w:numPr>
+          <w:ilvl w:val="0"/>
+          <w:numId w:val="1015"/>
+        </w:numPr>
+      </w:pPr>
+      <w:r>
+        <w:t xml:space="preserve">Aphel. (Causative).</w:t>
+      </w:r>
+    </w:p>
+    <w:p>
+      <w:pPr>
+        <w:pStyle w:val="Compact"/>
+        <w:numPr>
+          <w:ilvl w:val="0"/>
+          <w:numId w:val="1015"/>
+        </w:numPr>
+      </w:pPr>
       <w:r>
         <w:rPr>
           <w:i/>
@@ -3795,7 +4052,7 @@
           <w:i/>
           <w:iCs/>
         </w:rPr>
-        <w:t xml:space="preserve">maʾleb</w:t>
+        <w:t xml:space="preserve">maʾlep</w:t>
       </w:r>
       <w:r>
         <w:t xml:space="preserve">,</w:t>
@@ -3813,23 +4070,41 @@
       <w:r>
         <w:t xml:space="preserve">.</w:t>
       </w:r>
-      <w:r>
-        <w:t xml:space="preserve"> </w:t>
-      </w:r>
-      <w:r>
-        <w:t xml:space="preserve">3. God revealed the truth.</w:t>
-      </w:r>
-      <w:r>
-        <w:t xml:space="preserve"> </w:t>
-      </w:r>
-      <w:r>
-        <w:t xml:space="preserve">4. To make holy / to sanctify.</w:t>
-      </w:r>
-      <w:r>
-        <w:t xml:space="preserve"> </w:t>
-      </w:r>
-      <w:r>
-        <w:t xml:space="preserve">5. The vowel pattern:</w:t>
+    </w:p>
+    <w:p>
+      <w:pPr>
+        <w:pStyle w:val="Compact"/>
+        <w:numPr>
+          <w:ilvl w:val="0"/>
+          <w:numId w:val="1015"/>
+        </w:numPr>
+      </w:pPr>
+      <w:r>
+        <w:t xml:space="preserve">God revealed the truth.</w:t>
+      </w:r>
+    </w:p>
+    <w:p>
+      <w:pPr>
+        <w:pStyle w:val="Compact"/>
+        <w:numPr>
+          <w:ilvl w:val="0"/>
+          <w:numId w:val="1015"/>
+        </w:numPr>
+      </w:pPr>
+      <w:r>
+        <w:t xml:space="preserve">To make holy / to sanctify.</w:t>
+      </w:r>
+    </w:p>
+    <w:p>
+      <w:pPr>
+        <w:pStyle w:val="Compact"/>
+        <w:numPr>
+          <w:ilvl w:val="0"/>
+          <w:numId w:val="1015"/>
+        </w:numPr>
+      </w:pPr>
+      <w:r>
+        <w:t xml:space="preserve">The vowel pattern:</w:t>
       </w:r>
       <w:r>
         <w:t xml:space="preserve"> </w:t>
@@ -3882,7 +4157,7 @@
     </w:p>
     <w:p>
       <w:pPr>
-        <w:pStyle w:val="BodyText"/>
+        <w:pStyle w:val="FirstParagraph"/>
       </w:pPr>
       <w:r>
         <w:rPr>
@@ -3891,11 +4166,17 @@
         </w:rPr>
         <w:t xml:space="preserve">Exercise 1: Weak Root Identification</w:t>
       </w:r>
-      <w:r>
-        <w:t xml:space="preserve"> </w:t>
-      </w:r>
-      <w:r>
-        <w:t xml:space="preserve">1. Root:</w:t>
+    </w:p>
+    <w:p>
+      <w:pPr>
+        <w:pStyle w:val="Compact"/>
+        <w:numPr>
+          <w:ilvl w:val="0"/>
+          <w:numId w:val="1016"/>
+        </w:numPr>
+      </w:pPr>
+      <w:r>
+        <w:t xml:space="preserve">Root:</w:t>
       </w:r>
       <w:r>
         <w:t xml:space="preserve"> </w:t>
@@ -3910,11 +4191,17 @@
       <w:r>
         <w:t xml:space="preserve">. Form: Peal perfect, 1 c.sg (I saw).</w:t>
       </w:r>
-      <w:r>
-        <w:t xml:space="preserve"> </w:t>
-      </w:r>
-      <w:r>
-        <w:t xml:space="preserve">2. Root:</w:t>
+    </w:p>
+    <w:p>
+      <w:pPr>
+        <w:pStyle w:val="Compact"/>
+        <w:numPr>
+          <w:ilvl w:val="0"/>
+          <w:numId w:val="1016"/>
+        </w:numPr>
+      </w:pPr>
+      <w:r>
+        <w:t xml:space="preserve">Root:</w:t>
       </w:r>
       <w:r>
         <w:t xml:space="preserve"> </w:t>
@@ -3929,11 +4216,17 @@
       <w:r>
         <w:t xml:space="preserve">. Form: Peal perfect, 3 m.pl (They said).</w:t>
       </w:r>
-      <w:r>
-        <w:t xml:space="preserve"> </w:t>
-      </w:r>
-      <w:r>
-        <w:t xml:space="preserve">3. Root:</w:t>
+    </w:p>
+    <w:p>
+      <w:pPr>
+        <w:pStyle w:val="Compact"/>
+        <w:numPr>
+          <w:ilvl w:val="0"/>
+          <w:numId w:val="1016"/>
+        </w:numPr>
+      </w:pPr>
+      <w:r>
+        <w:t xml:space="preserve">Root:</w:t>
       </w:r>
       <w:r>
         <w:t xml:space="preserve"> </w:t>
@@ -3948,11 +4241,17 @@
       <w:r>
         <w:t xml:space="preserve">. Form: Peal perfect, 3 m.sg (He came).</w:t>
       </w:r>
-      <w:r>
-        <w:t xml:space="preserve"> </w:t>
-      </w:r>
-      <w:r>
-        <w:t xml:space="preserve">4. Root:</w:t>
+    </w:p>
+    <w:p>
+      <w:pPr>
+        <w:pStyle w:val="Compact"/>
+        <w:numPr>
+          <w:ilvl w:val="0"/>
+          <w:numId w:val="1016"/>
+        </w:numPr>
+      </w:pPr>
+      <w:r>
+        <w:t xml:space="preserve">Root:</w:t>
       </w:r>
       <w:r>
         <w:t xml:space="preserve"> </w:t>
@@ -3970,7 +4269,7 @@
     </w:p>
     <w:p>
       <w:pPr>
-        <w:pStyle w:val="BodyText"/>
+        <w:pStyle w:val="FirstParagraph"/>
       </w:pPr>
       <w:r>
         <w:rPr>
@@ -3979,34 +4278,58 @@
         </w:rPr>
         <w:t xml:space="preserve">Exercise 2: Conjugation Drill</w:t>
       </w:r>
-      <w:r>
-        <w:t xml:space="preserve"> </w:t>
-      </w:r>
-      <w:r>
-        <w:t xml:space="preserve">1. ʾemret</w:t>
-      </w:r>
-      <w:r>
-        <w:t xml:space="preserve"> </w:t>
-      </w:r>
-      <w:r>
-        <w:t xml:space="preserve">2. ʾemran</w:t>
-      </w:r>
-      <w:r>
-        <w:t xml:space="preserve"> </w:t>
-      </w:r>
-      <w:r>
-        <w:t xml:space="preserve">3. ʾemart</w:t>
-      </w:r>
-      <w:r>
-        <w:t xml:space="preserve"> </w:t>
-      </w:r>
-      <w:r>
-        <w:t xml:space="preserve">4. ʾemarū</w:t>
-      </w:r>
-    </w:p>
-    <w:p>
-      <w:pPr>
-        <w:pStyle w:val="BodyText"/>
+    </w:p>
+    <w:p>
+      <w:pPr>
+        <w:pStyle w:val="Compact"/>
+        <w:numPr>
+          <w:ilvl w:val="0"/>
+          <w:numId w:val="1017"/>
+        </w:numPr>
+      </w:pPr>
+      <w:r>
+        <w:t xml:space="preserve">ʾemret</w:t>
+      </w:r>
+    </w:p>
+    <w:p>
+      <w:pPr>
+        <w:pStyle w:val="Compact"/>
+        <w:numPr>
+          <w:ilvl w:val="0"/>
+          <w:numId w:val="1017"/>
+        </w:numPr>
+      </w:pPr>
+      <w:r>
+        <w:t xml:space="preserve">ʾemarn</w:t>
+      </w:r>
+    </w:p>
+    <w:p>
+      <w:pPr>
+        <w:pStyle w:val="Compact"/>
+        <w:numPr>
+          <w:ilvl w:val="0"/>
+          <w:numId w:val="1017"/>
+        </w:numPr>
+      </w:pPr>
+      <w:r>
+        <w:t xml:space="preserve">ʾemart</w:t>
+      </w:r>
+    </w:p>
+    <w:p>
+      <w:pPr>
+        <w:pStyle w:val="Compact"/>
+        <w:numPr>
+          <w:ilvl w:val="0"/>
+          <w:numId w:val="1017"/>
+        </w:numPr>
+      </w:pPr>
+      <w:r>
+        <w:t xml:space="preserve">ʾemarū</w:t>
+      </w:r>
+    </w:p>
+    <w:p>
+      <w:pPr>
+        <w:pStyle w:val="FirstParagraph"/>
       </w:pPr>
       <w:r>
         <w:rPr>
@@ -4015,34 +4338,58 @@
         </w:rPr>
         <w:t xml:space="preserve">Exercise 3: Translation Drill</w:t>
       </w:r>
-      <w:r>
-        <w:t xml:space="preserve"> </w:t>
-      </w:r>
-      <w:r>
-        <w:t xml:space="preserve">1. The guards said a word.</w:t>
-      </w:r>
-      <w:r>
-        <w:t xml:space="preserve"> </w:t>
-      </w:r>
-      <w:r>
-        <w:t xml:space="preserve">2. We saw the light of God in the gate.</w:t>
-      </w:r>
-      <w:r>
-        <w:t xml:space="preserve"> </w:t>
-      </w:r>
-      <w:r>
-        <w:t xml:space="preserve">3. And the king knew wrath.</w:t>
-      </w:r>
-      <w:r>
-        <w:t xml:space="preserve"> </w:t>
-      </w:r>
-      <w:r>
-        <w:t xml:space="preserve">4. They were in the earth.</w:t>
-      </w:r>
-    </w:p>
-    <w:p>
-      <w:pPr>
-        <w:pStyle w:val="BodyText"/>
+    </w:p>
+    <w:p>
+      <w:pPr>
+        <w:pStyle w:val="Compact"/>
+        <w:numPr>
+          <w:ilvl w:val="0"/>
+          <w:numId w:val="1018"/>
+        </w:numPr>
+      </w:pPr>
+      <w:r>
+        <w:t xml:space="preserve">The guards said a word.</w:t>
+      </w:r>
+    </w:p>
+    <w:p>
+      <w:pPr>
+        <w:pStyle w:val="Compact"/>
+        <w:numPr>
+          <w:ilvl w:val="0"/>
+          <w:numId w:val="1018"/>
+        </w:numPr>
+      </w:pPr>
+      <w:r>
+        <w:t xml:space="preserve">We saw the light of God in the gate.</w:t>
+      </w:r>
+    </w:p>
+    <w:p>
+      <w:pPr>
+        <w:pStyle w:val="Compact"/>
+        <w:numPr>
+          <w:ilvl w:val="0"/>
+          <w:numId w:val="1018"/>
+        </w:numPr>
+      </w:pPr>
+      <w:r>
+        <w:t xml:space="preserve">And the king knew wrath.</w:t>
+      </w:r>
+    </w:p>
+    <w:p>
+      <w:pPr>
+        <w:pStyle w:val="Compact"/>
+        <w:numPr>
+          <w:ilvl w:val="0"/>
+          <w:numId w:val="1018"/>
+        </w:numPr>
+      </w:pPr>
+      <w:r>
+        <w:t xml:space="preserve">They were in the earth.</w:t>
+      </w:r>
+    </w:p>
+    <w:p>
+      <w:pPr>
+        <w:pStyle w:val="FirstParagraph"/>
       </w:pPr>
       <w:r>
         <w:rPr>
@@ -4051,11 +4398,17 @@
         </w:rPr>
         <w:t xml:space="preserve">Exercise 4: Production Drill</w:t>
       </w:r>
-      <w:r>
-        <w:t xml:space="preserve"> </w:t>
-      </w:r>
-      <w:r>
-        <w:t xml:space="preserve">1. Ḥzā malkā bīšā l-gabrā. (</w:t>
+    </w:p>
+    <w:p>
+      <w:pPr>
+        <w:pStyle w:val="Compact"/>
+        <w:numPr>
+          <w:ilvl w:val="0"/>
+          <w:numId w:val="1019"/>
+        </w:numPr>
+      </w:pPr>
+      <w:r>
+        <w:t xml:space="preserve">Ḥzā malkā bīšā l-gabrā. (</w:t>
       </w:r>
       <w:r>
         <w:rPr>
@@ -4070,28 +4423,46 @@
       <w:r>
         <w:t xml:space="preserve">marks direct object).</w:t>
       </w:r>
-      <w:r>
-        <w:t xml:space="preserve"> </w:t>
-      </w:r>
-      <w:r>
-        <w:t xml:space="preserve">2. ʾEtayn l-malkūttā.</w:t>
-      </w:r>
-      <w:r>
-        <w:t xml:space="preserve"> </w:t>
-      </w:r>
-      <w:r>
-        <w:t xml:space="preserve">3. Yahbet lbūšā l-qašīšā.</w:t>
-      </w:r>
-      <w:r>
-        <w:t xml:space="preserve"> </w:t>
-      </w:r>
-      <w:r>
-        <w:t xml:space="preserve">4. Īdaʿ Yūḥannan meltā d-Alāhā.</w:t>
-      </w:r>
-    </w:p>
-    <w:p>
-      <w:pPr>
-        <w:pStyle w:val="BodyText"/>
+    </w:p>
+    <w:p>
+      <w:pPr>
+        <w:pStyle w:val="Compact"/>
+        <w:numPr>
+          <w:ilvl w:val="0"/>
+          <w:numId w:val="1019"/>
+        </w:numPr>
+      </w:pPr>
+      <w:r>
+        <w:t xml:space="preserve">ʾEtayn l-malkūttā.</w:t>
+      </w:r>
+    </w:p>
+    <w:p>
+      <w:pPr>
+        <w:pStyle w:val="Compact"/>
+        <w:numPr>
+          <w:ilvl w:val="0"/>
+          <w:numId w:val="1019"/>
+        </w:numPr>
+      </w:pPr>
+      <w:r>
+        <w:t xml:space="preserve">Yahbet lbūšā l-qašīšā.</w:t>
+      </w:r>
+    </w:p>
+    <w:p>
+      <w:pPr>
+        <w:pStyle w:val="Compact"/>
+        <w:numPr>
+          <w:ilvl w:val="0"/>
+          <w:numId w:val="1019"/>
+        </w:numPr>
+      </w:pPr>
+      <w:r>
+        <w:t xml:space="preserve">Īdaʿ Yūḥannan meltā d-Alāhā.</w:t>
+      </w:r>
+    </w:p>
+    <w:p>
+      <w:pPr>
+        <w:pStyle w:val="FirstParagraph"/>
       </w:pPr>
       <w:r>
         <w:rPr>
@@ -4100,23 +4471,41 @@
         </w:rPr>
         <w:t xml:space="preserve">Exercise 5: Reading Comprehension</w:t>
       </w:r>
-      <w:r>
-        <w:t xml:space="preserve"> </w:t>
-      </w:r>
-      <w:r>
-        <w:t xml:space="preserve">1. To the king.</w:t>
-      </w:r>
-      <w:r>
-        <w:t xml:space="preserve"> </w:t>
-      </w:r>
-      <w:r>
-        <w:t xml:space="preserve">2. A man who said an evil word.</w:t>
-      </w:r>
-      <w:r>
-        <w:t xml:space="preserve"> </w:t>
-      </w:r>
-      <w:r>
-        <w:t xml:space="preserve">3. He became very angry (</w:t>
+    </w:p>
+    <w:p>
+      <w:pPr>
+        <w:pStyle w:val="Compact"/>
+        <w:numPr>
+          <w:ilvl w:val="0"/>
+          <w:numId w:val="1020"/>
+        </w:numPr>
+      </w:pPr>
+      <w:r>
+        <w:t xml:space="preserve">To the king.</w:t>
+      </w:r>
+    </w:p>
+    <w:p>
+      <w:pPr>
+        <w:pStyle w:val="Compact"/>
+        <w:numPr>
+          <w:ilvl w:val="0"/>
+          <w:numId w:val="1020"/>
+        </w:numPr>
+      </w:pPr>
+      <w:r>
+        <w:t xml:space="preserve">A man who said an evil word.</w:t>
+      </w:r>
+    </w:p>
+    <w:p>
+      <w:pPr>
+        <w:pStyle w:val="Compact"/>
+        <w:numPr>
+          <w:ilvl w:val="0"/>
+          <w:numId w:val="1020"/>
+        </w:numPr>
+      </w:pPr>
+      <w:r>
+        <w:t xml:space="preserve">He became very angry (</w:t>
       </w:r>
       <w:r>
         <w:rPr>
@@ -4136,8 +4525,8 @@
         </w:pict>
       </w:r>
     </w:p>
-    <w:bookmarkEnd w:id="17"/>
-    <w:bookmarkStart w:id="18" w:name="section-10-grammatical-summary"/>
+    <w:bookmarkEnd w:id="28"/>
+    <w:bookmarkStart w:id="29" w:name="section-10-grammatical-summary"/>
     <w:p>
       <w:pPr>
         <w:pStyle w:val="Heading4"/>
@@ -4156,193 +4545,22 @@
           <w:bCs/>
         </w:rPr>
         <w:t xml:space="preserve">WEAK VERB SHIFT SUMMARY</w:t>
-      </w:r>
-      <w:r>
-        <w:t xml:space="preserve"> </w:t>
-      </w:r>
-      <w:r>
-        <w:t xml:space="preserve">| Class | Root | Shift Rule | 3 m.sg Example | 1 c.sg Example |</w:t>
-      </w:r>
-      <w:r>
-        <w:t xml:space="preserve"> </w:t>
-      </w:r>
-      <w:r>
-        <w:t xml:space="preserve">| :— | :— | :— | :— | :— |</w:t>
-      </w:r>
-      <w:r>
-        <w:t xml:space="preserve"> </w:t>
-      </w:r>
-      <w:r>
-        <w:t xml:space="preserve">|</w:t>
-      </w:r>
-      <w:r>
-        <w:t xml:space="preserve"> </w:t>
-      </w:r>
-      <w:r>
-        <w:rPr>
-          <w:b/>
-          <w:bCs/>
-        </w:rPr>
-        <w:t xml:space="preserve">I-Alaph</w:t>
-      </w:r>
-      <w:r>
-        <w:t xml:space="preserve"> </w:t>
-      </w:r>
-      <w:r>
-        <w:t xml:space="preserve">| ʾ-m-r | First vowel becomes</w:t>
-      </w:r>
-      <w:r>
-        <w:t xml:space="preserve"> </w:t>
-      </w:r>
-      <w:r>
-        <w:rPr>
-          <w:i/>
-          <w:iCs/>
-        </w:rPr>
-        <w:t xml:space="preserve">e</w:t>
-      </w:r>
-      <w:r>
-        <w:t xml:space="preserve"> </w:t>
-      </w:r>
-      <w:r>
-        <w:t xml:space="preserve">| ʾemar (he said) | ʾemret (I said) |</w:t>
-      </w:r>
-      <w:r>
-        <w:t xml:space="preserve"> </w:t>
-      </w:r>
-      <w:r>
-        <w:t xml:space="preserve">|</w:t>
-      </w:r>
-      <w:r>
-        <w:t xml:space="preserve"> </w:t>
-      </w:r>
-      <w:r>
-        <w:rPr>
-          <w:b/>
-          <w:bCs/>
-        </w:rPr>
-        <w:t xml:space="preserve">I-Yodh</w:t>
-      </w:r>
-      <w:r>
-        <w:t xml:space="preserve"> </w:t>
-      </w:r>
-      <w:r>
-        <w:t xml:space="preserve">| y-d-ʿ | Initial Yodh + stop</w:t>
-      </w:r>
-      <w:r>
-        <w:t xml:space="preserve"> </w:t>
-      </w:r>
-      <m:oMath>
-        <m:r>
-          <m:rPr>
-            <m:sty m:val="p"/>
-          </m:rPr>
-          <m:t>→</m:t>
-        </m:r>
-      </m:oMath>
-      <w:r>
-        <w:t xml:space="preserve"> </w:t>
-      </w:r>
-      <w:r>
-        <w:rPr>
-          <w:i/>
-          <w:iCs/>
-        </w:rPr>
-        <w:t xml:space="preserve">ī</w:t>
-      </w:r>
-      <w:r>
-        <w:t xml:space="preserve"> </w:t>
-      </w:r>
-      <w:r>
-        <w:t xml:space="preserve">| īdaʿ (he knew) | īdʿet (I knew) |</w:t>
-      </w:r>
-      <w:r>
-        <w:t xml:space="preserve"> </w:t>
-      </w:r>
-      <w:r>
-        <w:t xml:space="preserve">|</w:t>
-      </w:r>
-      <w:r>
-        <w:t xml:space="preserve"> </w:t>
-      </w:r>
-      <w:r>
-        <w:rPr>
-          <w:b/>
-          <w:bCs/>
-        </w:rPr>
-        <w:t xml:space="preserve">III-Yodh</w:t>
-      </w:r>
-      <w:r>
-        <w:t xml:space="preserve"> </w:t>
-      </w:r>
-      <w:r>
-        <w:t xml:space="preserve">| ḥ-z-y | Yodh drops, ends in</w:t>
-      </w:r>
-      <w:r>
-        <w:t xml:space="preserve"> </w:t>
-      </w:r>
-      <w:r>
-        <w:rPr>
-          <w:i/>
-          <w:iCs/>
-        </w:rPr>
-        <w:t xml:space="preserve">ā</w:t>
-      </w:r>
-      <w:r>
-        <w:t xml:space="preserve"> </w:t>
-      </w:r>
-      <w:r>
-        <w:t xml:space="preserve">in 3ms| ḥzā (he saw) | ḥzēt (I saw) |</w:t>
-      </w:r>
-      <w:r>
-        <w:t xml:space="preserve"> </w:t>
-      </w:r>
-      <w:r>
-        <w:t xml:space="preserve">|</w:t>
-      </w:r>
-      <w:r>
-        <w:t xml:space="preserve"> </w:t>
-      </w:r>
-      <w:r>
-        <w:rPr>
-          <w:b/>
-          <w:bCs/>
-        </w:rPr>
-        <w:t xml:space="preserve">Double Weak</w:t>
-      </w:r>
-      <w:r>
-        <w:t xml:space="preserve">| ʾ-t-y | Follows both rules | ʾetā (he came) | ʾetēt (I came) |</w:t>
-      </w:r>
-    </w:p>
-    <w:bookmarkEnd w:id="18"/>
-    <w:bookmarkStart w:id="19" w:name="section-11-additional-vocabulary"/>
-    <w:p>
-      <w:pPr>
-        <w:pStyle w:val="Heading4"/>
-      </w:pPr>
-      <w:r>
-        <w:t xml:space="preserve">Section 11: Additional Vocabulary</w:t>
-      </w:r>
-    </w:p>
-    <w:p>
-      <w:pPr>
-        <w:pStyle w:val="FirstParagraph"/>
-      </w:pPr>
-      <w:r>
-        <w:t xml:space="preserve">The following high-frequency words round out this lesson’s vocabulary to 30 terms.</w:t>
       </w:r>
     </w:p>
     <w:tbl>
       <w:tblPr>
         <w:tblStyle w:val="Table"/>
-        <w:tblW w:type="auto" w:w="0"/>
+        <w:tblW w:type="pct" w:w="5000"/>
+        <w:jc w:val="left"/>
+        <w:tblLayout w:type="fixed"/>
         <w:tblLook w:firstRow="1" w:lastRow="0" w:firstColumn="0" w:lastColumn="0" w:noHBand="0" w:noVBand="0" w:val="0020"/>
       </w:tblPr>
       <w:tblGrid>
-        <w:gridCol w:w="1980"/>
-        <w:gridCol w:w="1980"/>
-        <w:gridCol w:w="1980"/>
-        <w:gridCol w:w="1980"/>
+        <w:gridCol w:w="1584"/>
+        <w:gridCol w:w="1584"/>
+        <w:gridCol w:w="1584"/>
+        <w:gridCol w:w="1584"/>
+        <w:gridCol w:w="1584"/>
       </w:tblGrid>
       <w:tr>
         <w:trPr>
@@ -4356,43 +4574,55 @@
               <w:jc w:val="left"/>
             </w:pPr>
             <w:r>
-              <w:t xml:space="preserve">Estrangela</w:t>
-            </w:r>
-          </w:p>
-        </w:tc>
-        <w:tc>
-          <w:tcPr/>
-          <w:p>
-            <w:pPr>
-              <w:pStyle w:val="Compact"/>
-              <w:jc w:val="left"/>
-            </w:pPr>
-            <w:r>
-              <w:t xml:space="preserve">Transliteration</w:t>
-            </w:r>
-          </w:p>
-        </w:tc>
-        <w:tc>
-          <w:tcPr/>
-          <w:p>
-            <w:pPr>
-              <w:pStyle w:val="Compact"/>
-              <w:jc w:val="left"/>
-            </w:pPr>
-            <w:r>
-              <w:t xml:space="preserve">Gender/Type</w:t>
-            </w:r>
-          </w:p>
-        </w:tc>
-        <w:tc>
-          <w:tcPr/>
-          <w:p>
-            <w:pPr>
-              <w:pStyle w:val="Compact"/>
-              <w:jc w:val="left"/>
-            </w:pPr>
-            <w:r>
-              <w:t xml:space="preserve">Meaning</w:t>
+              <w:t xml:space="preserve">Class</w:t>
+            </w:r>
+          </w:p>
+        </w:tc>
+        <w:tc>
+          <w:tcPr/>
+          <w:p>
+            <w:pPr>
+              <w:pStyle w:val="Compact"/>
+              <w:jc w:val="left"/>
+            </w:pPr>
+            <w:r>
+              <w:t xml:space="preserve">Root</w:t>
+            </w:r>
+          </w:p>
+        </w:tc>
+        <w:tc>
+          <w:tcPr/>
+          <w:p>
+            <w:pPr>
+              <w:pStyle w:val="Compact"/>
+              <w:jc w:val="left"/>
+            </w:pPr>
+            <w:r>
+              <w:t xml:space="preserve">Shift Rule</w:t>
+            </w:r>
+          </w:p>
+        </w:tc>
+        <w:tc>
+          <w:tcPr/>
+          <w:p>
+            <w:pPr>
+              <w:pStyle w:val="Compact"/>
+              <w:jc w:val="left"/>
+            </w:pPr>
+            <w:r>
+              <w:t xml:space="preserve">3 m.sg Example</w:t>
+            </w:r>
+          </w:p>
+        </w:tc>
+        <w:tc>
+          <w:tcPr/>
+          <w:p>
+            <w:pPr>
+              <w:pStyle w:val="Compact"/>
+              <w:jc w:val="left"/>
+            </w:pPr>
+            <w:r>
+              <w:t xml:space="preserve">1 c.sg Example</w:t>
             </w:r>
           </w:p>
         </w:tc>
@@ -4406,43 +4636,69 @@
               <w:jc w:val="left"/>
             </w:pPr>
             <w:r>
-              <w:t xml:space="preserve">ܩܪܝܬܐ</w:t>
-            </w:r>
-          </w:p>
-        </w:tc>
-        <w:tc>
-          <w:tcPr/>
-          <w:p>
-            <w:pPr>
-              <w:pStyle w:val="Compact"/>
-              <w:jc w:val="left"/>
-            </w:pPr>
-            <w:r>
-              <w:t xml:space="preserve">qrītā</w:t>
-            </w:r>
-          </w:p>
-        </w:tc>
-        <w:tc>
-          <w:tcPr/>
-          <w:p>
-            <w:pPr>
-              <w:pStyle w:val="Compact"/>
-              <w:jc w:val="left"/>
-            </w:pPr>
-            <w:r>
-              <w:t xml:space="preserve">f</w:t>
-            </w:r>
-          </w:p>
-        </w:tc>
-        <w:tc>
-          <w:tcPr/>
-          <w:p>
-            <w:pPr>
-              <w:pStyle w:val="Compact"/>
-              <w:jc w:val="left"/>
-            </w:pPr>
-            <w:r>
-              <w:t xml:space="preserve">village</w:t>
+              <w:rPr>
+                <w:b/>
+                <w:bCs/>
+              </w:rPr>
+              <w:t xml:space="preserve">I-Alaph</w:t>
+            </w:r>
+          </w:p>
+        </w:tc>
+        <w:tc>
+          <w:tcPr/>
+          <w:p>
+            <w:pPr>
+              <w:pStyle w:val="Compact"/>
+              <w:jc w:val="left"/>
+            </w:pPr>
+            <w:r>
+              <w:t xml:space="preserve">ʾ-m-r</w:t>
+            </w:r>
+          </w:p>
+        </w:tc>
+        <w:tc>
+          <w:tcPr/>
+          <w:p>
+            <w:pPr>
+              <w:pStyle w:val="Compact"/>
+              <w:jc w:val="left"/>
+            </w:pPr>
+            <w:r>
+              <w:t xml:space="preserve">First vowel becomes</w:t>
+            </w:r>
+            <w:r>
+              <w:t xml:space="preserve"> </w:t>
+            </w:r>
+            <w:r>
+              <w:rPr>
+                <w:i/>
+                <w:iCs/>
+              </w:rPr>
+              <w:t xml:space="preserve">e</w:t>
+            </w:r>
+          </w:p>
+        </w:tc>
+        <w:tc>
+          <w:tcPr/>
+          <w:p>
+            <w:pPr>
+              <w:pStyle w:val="Compact"/>
+              <w:jc w:val="left"/>
+            </w:pPr>
+            <w:r>
+              <w:t xml:space="preserve">ʾemar (he said)</w:t>
+            </w:r>
+          </w:p>
+        </w:tc>
+        <w:tc>
+          <w:tcPr/>
+          <w:p>
+            <w:pPr>
+              <w:pStyle w:val="Compact"/>
+              <w:jc w:val="left"/>
+            </w:pPr>
+            <w:r>
+              <w:t xml:space="preserve">ʾemret (I said)</w:t>
             </w:r>
           </w:p>
         </w:tc>
@@ -4456,43 +4712,80 @@
               <w:jc w:val="left"/>
             </w:pPr>
             <w:r>
-              <w:t xml:space="preserve">ܠܫܢܐ</w:t>
-            </w:r>
-          </w:p>
-        </w:tc>
-        <w:tc>
-          <w:tcPr/>
-          <w:p>
-            <w:pPr>
-              <w:pStyle w:val="Compact"/>
-              <w:jc w:val="left"/>
-            </w:pPr>
-            <w:r>
-              <w:t xml:space="preserve">leššānā</w:t>
-            </w:r>
-          </w:p>
-        </w:tc>
-        <w:tc>
-          <w:tcPr/>
-          <w:p>
-            <w:pPr>
-              <w:pStyle w:val="Compact"/>
-              <w:jc w:val="left"/>
-            </w:pPr>
-            <w:r>
-              <w:t xml:space="preserve">m</w:t>
-            </w:r>
-          </w:p>
-        </w:tc>
-        <w:tc>
-          <w:tcPr/>
-          <w:p>
-            <w:pPr>
-              <w:pStyle w:val="Compact"/>
-              <w:jc w:val="left"/>
-            </w:pPr>
-            <w:r>
-              <w:t xml:space="preserve">tongue, language</w:t>
+              <w:rPr>
+                <w:b/>
+                <w:bCs/>
+              </w:rPr>
+              <w:t xml:space="preserve">I-Yodh</w:t>
+            </w:r>
+          </w:p>
+        </w:tc>
+        <w:tc>
+          <w:tcPr/>
+          <w:p>
+            <w:pPr>
+              <w:pStyle w:val="Compact"/>
+              <w:jc w:val="left"/>
+            </w:pPr>
+            <w:r>
+              <w:t xml:space="preserve">y-d-ʿ</w:t>
+            </w:r>
+          </w:p>
+        </w:tc>
+        <w:tc>
+          <w:tcPr/>
+          <w:p>
+            <w:pPr>
+              <w:pStyle w:val="Compact"/>
+              <w:jc w:val="left"/>
+            </w:pPr>
+            <w:r>
+              <w:t xml:space="preserve">Initial Yodh + stop</w:t>
+            </w:r>
+            <w:r>
+              <w:t xml:space="preserve"> </w:t>
+            </w:r>
+            <m:oMath>
+              <m:r>
+                <m:rPr>
+                  <m:sty m:val="p"/>
+                </m:rPr>
+                <m:t>→</m:t>
+              </m:r>
+            </m:oMath>
+            <w:r>
+              <w:t xml:space="preserve"> </w:t>
+            </w:r>
+            <w:r>
+              <w:rPr>
+                <w:i/>
+                <w:iCs/>
+              </w:rPr>
+              <w:t xml:space="preserve">ī</w:t>
+            </w:r>
+          </w:p>
+        </w:tc>
+        <w:tc>
+          <w:tcPr/>
+          <w:p>
+            <w:pPr>
+              <w:pStyle w:val="Compact"/>
+              <w:jc w:val="left"/>
+            </w:pPr>
+            <w:r>
+              <w:t xml:space="preserve">īdaʿ (he knew)</w:t>
+            </w:r>
+          </w:p>
+        </w:tc>
+        <w:tc>
+          <w:tcPr/>
+          <w:p>
+            <w:pPr>
+              <w:pStyle w:val="Compact"/>
+              <w:jc w:val="left"/>
+            </w:pPr>
+            <w:r>
+              <w:t xml:space="preserve">īdʿet (I knew)</w:t>
             </w:r>
           </w:p>
         </w:tc>
@@ -4506,43 +4799,75 @@
               <w:jc w:val="left"/>
             </w:pPr>
             <w:r>
-              <w:t xml:space="preserve">ܓܪܡܐ</w:t>
-            </w:r>
-          </w:p>
-        </w:tc>
-        <w:tc>
-          <w:tcPr/>
-          <w:p>
-            <w:pPr>
-              <w:pStyle w:val="Compact"/>
-              <w:jc w:val="left"/>
-            </w:pPr>
-            <w:r>
-              <w:t xml:space="preserve">garmā</w:t>
-            </w:r>
-          </w:p>
-        </w:tc>
-        <w:tc>
-          <w:tcPr/>
-          <w:p>
-            <w:pPr>
-              <w:pStyle w:val="Compact"/>
-              <w:jc w:val="left"/>
-            </w:pPr>
-            <w:r>
-              <w:t xml:space="preserve">m</w:t>
-            </w:r>
-          </w:p>
-        </w:tc>
-        <w:tc>
-          <w:tcPr/>
-          <w:p>
-            <w:pPr>
-              <w:pStyle w:val="Compact"/>
-              <w:jc w:val="left"/>
-            </w:pPr>
-            <w:r>
-              <w:t xml:space="preserve">bone</w:t>
+              <w:rPr>
+                <w:b/>
+                <w:bCs/>
+              </w:rPr>
+              <w:t xml:space="preserve">III-Yodh</w:t>
+            </w:r>
+          </w:p>
+        </w:tc>
+        <w:tc>
+          <w:tcPr/>
+          <w:p>
+            <w:pPr>
+              <w:pStyle w:val="Compact"/>
+              <w:jc w:val="left"/>
+            </w:pPr>
+            <w:r>
+              <w:t xml:space="preserve">ḥ-z-y</w:t>
+            </w:r>
+          </w:p>
+        </w:tc>
+        <w:tc>
+          <w:tcPr/>
+          <w:p>
+            <w:pPr>
+              <w:pStyle w:val="Compact"/>
+              <w:jc w:val="left"/>
+            </w:pPr>
+            <w:r>
+              <w:t xml:space="preserve">Yodh drops, ends in</w:t>
+            </w:r>
+            <w:r>
+              <w:t xml:space="preserve"> </w:t>
+            </w:r>
+            <w:r>
+              <w:rPr>
+                <w:i/>
+                <w:iCs/>
+              </w:rPr>
+              <w:t xml:space="preserve">ā</w:t>
+            </w:r>
+            <w:r>
+              <w:t xml:space="preserve"> </w:t>
+            </w:r>
+            <w:r>
+              <w:t xml:space="preserve">in 3ms</w:t>
+            </w:r>
+          </w:p>
+        </w:tc>
+        <w:tc>
+          <w:tcPr/>
+          <w:p>
+            <w:pPr>
+              <w:pStyle w:val="Compact"/>
+              <w:jc w:val="left"/>
+            </w:pPr>
+            <w:r>
+              <w:t xml:space="preserve">ḥzā (he saw)</w:t>
+            </w:r>
+          </w:p>
+        </w:tc>
+        <w:tc>
+          <w:tcPr/>
+          <w:p>
+            <w:pPr>
+              <w:pStyle w:val="Compact"/>
+              <w:jc w:val="left"/>
+            </w:pPr>
+            <w:r>
+              <w:t xml:space="preserve">ḥzēt (I saw)</w:t>
             </w:r>
           </w:p>
         </w:tc>
@@ -4556,650 +4881,66 @@
               <w:jc w:val="left"/>
             </w:pPr>
             <w:r>
-              <w:t xml:space="preserve">ܟܐܦܐ</w:t>
-            </w:r>
-          </w:p>
-        </w:tc>
-        <w:tc>
-          <w:tcPr/>
-          <w:p>
-            <w:pPr>
-              <w:pStyle w:val="Compact"/>
-              <w:jc w:val="left"/>
-            </w:pPr>
-            <w:r>
-              <w:t xml:space="preserve">kēpā</w:t>
-            </w:r>
-          </w:p>
-        </w:tc>
-        <w:tc>
-          <w:tcPr/>
-          <w:p>
-            <w:pPr>
-              <w:pStyle w:val="Compact"/>
-              <w:jc w:val="left"/>
-            </w:pPr>
-            <w:r>
-              <w:t xml:space="preserve">f</w:t>
-            </w:r>
-          </w:p>
-        </w:tc>
-        <w:tc>
-          <w:tcPr/>
-          <w:p>
-            <w:pPr>
-              <w:pStyle w:val="Compact"/>
-              <w:jc w:val="left"/>
-            </w:pPr>
-            <w:r>
-              <w:t xml:space="preserve">stone, rock</w:t>
-            </w:r>
-          </w:p>
-        </w:tc>
-      </w:tr>
-      <w:tr>
-        <w:tc>
-          <w:tcPr/>
-          <w:p>
-            <w:pPr>
-              <w:pStyle w:val="Compact"/>
-              <w:jc w:val="left"/>
-            </w:pPr>
-            <w:r>
-              <w:t xml:space="preserve">ܡܝܐ</w:t>
-            </w:r>
-          </w:p>
-        </w:tc>
-        <w:tc>
-          <w:tcPr/>
-          <w:p>
-            <w:pPr>
-              <w:pStyle w:val="Compact"/>
-              <w:jc w:val="left"/>
-            </w:pPr>
-            <w:r>
-              <w:t xml:space="preserve">mayyā</w:t>
-            </w:r>
-          </w:p>
-        </w:tc>
-        <w:tc>
-          <w:tcPr/>
-          <w:p>
-            <w:pPr>
-              <w:pStyle w:val="Compact"/>
-              <w:jc w:val="left"/>
-            </w:pPr>
-            <w:r>
-              <w:t xml:space="preserve">m.pl</w:t>
-            </w:r>
-          </w:p>
-        </w:tc>
-        <w:tc>
-          <w:tcPr/>
-          <w:p>
-            <w:pPr>
-              <w:pStyle w:val="Compact"/>
-              <w:jc w:val="left"/>
-            </w:pPr>
-            <w:r>
-              <w:t xml:space="preserve">water</w:t>
-            </w:r>
-          </w:p>
-        </w:tc>
-      </w:tr>
-      <w:tr>
-        <w:tc>
-          <w:tcPr/>
-          <w:p>
-            <w:pPr>
-              <w:pStyle w:val="Compact"/>
-              <w:jc w:val="left"/>
-            </w:pPr>
-            <w:r>
-              <w:t xml:space="preserve">ܢܘܢܐ</w:t>
-            </w:r>
-          </w:p>
-        </w:tc>
-        <w:tc>
-          <w:tcPr/>
-          <w:p>
-            <w:pPr>
-              <w:pStyle w:val="Compact"/>
-              <w:jc w:val="left"/>
-            </w:pPr>
-            <w:r>
-              <w:t xml:space="preserve">nūnā</w:t>
-            </w:r>
-          </w:p>
-        </w:tc>
-        <w:tc>
-          <w:tcPr/>
-          <w:p>
-            <w:pPr>
-              <w:pStyle w:val="Compact"/>
-              <w:jc w:val="left"/>
-            </w:pPr>
-            <w:r>
-              <w:t xml:space="preserve">m</w:t>
-            </w:r>
-          </w:p>
-        </w:tc>
-        <w:tc>
-          <w:tcPr/>
-          <w:p>
-            <w:pPr>
-              <w:pStyle w:val="Compact"/>
-              <w:jc w:val="left"/>
-            </w:pPr>
-            <w:r>
-              <w:t xml:space="preserve">fish</w:t>
-            </w:r>
-          </w:p>
-        </w:tc>
-      </w:tr>
-      <w:tr>
-        <w:tc>
-          <w:tcPr/>
-          <w:p>
-            <w:pPr>
-              <w:pStyle w:val="Compact"/>
-              <w:jc w:val="left"/>
-            </w:pPr>
-            <w:r>
-              <w:t xml:space="preserve">ܡܕܝܢܬܐ</w:t>
-            </w:r>
-          </w:p>
-        </w:tc>
-        <w:tc>
-          <w:tcPr/>
-          <w:p>
-            <w:pPr>
-              <w:pStyle w:val="Compact"/>
-              <w:jc w:val="left"/>
-            </w:pPr>
-            <w:r>
-              <w:t xml:space="preserve">mdīttā</w:t>
-            </w:r>
-          </w:p>
-        </w:tc>
-        <w:tc>
-          <w:tcPr/>
-          <w:p>
-            <w:pPr>
-              <w:pStyle w:val="Compact"/>
-              <w:jc w:val="left"/>
-            </w:pPr>
-            <w:r>
-              <w:t xml:space="preserve">f</w:t>
-            </w:r>
-          </w:p>
-        </w:tc>
-        <w:tc>
-          <w:tcPr/>
-          <w:p>
-            <w:pPr>
-              <w:pStyle w:val="Compact"/>
-              <w:jc w:val="left"/>
-            </w:pPr>
-            <w:r>
-              <w:t xml:space="preserve">city</w:t>
-            </w:r>
-          </w:p>
-        </w:tc>
-      </w:tr>
-      <w:tr>
-        <w:tc>
-          <w:tcPr/>
-          <w:p>
-            <w:pPr>
-              <w:pStyle w:val="Compact"/>
-              <w:jc w:val="left"/>
-            </w:pPr>
-            <w:r>
-              <w:t xml:space="preserve">ܫܡܫܐ</w:t>
-            </w:r>
-          </w:p>
-        </w:tc>
-        <w:tc>
-          <w:tcPr/>
-          <w:p>
-            <w:pPr>
-              <w:pStyle w:val="Compact"/>
-              <w:jc w:val="left"/>
-            </w:pPr>
-            <w:r>
-              <w:t xml:space="preserve">šemšā</w:t>
-            </w:r>
-          </w:p>
-        </w:tc>
-        <w:tc>
-          <w:tcPr/>
-          <w:p>
-            <w:pPr>
-              <w:pStyle w:val="Compact"/>
-              <w:jc w:val="left"/>
-            </w:pPr>
-            <w:r>
-              <w:t xml:space="preserve">m</w:t>
-            </w:r>
-          </w:p>
-        </w:tc>
-        <w:tc>
-          <w:tcPr/>
-          <w:p>
-            <w:pPr>
-              <w:pStyle w:val="Compact"/>
-              <w:jc w:val="left"/>
-            </w:pPr>
-            <w:r>
-              <w:t xml:space="preserve">sun</w:t>
-            </w:r>
-          </w:p>
-        </w:tc>
-      </w:tr>
-      <w:tr>
-        <w:tc>
-          <w:tcPr/>
-          <w:p>
-            <w:pPr>
-              <w:pStyle w:val="Compact"/>
-              <w:jc w:val="left"/>
-            </w:pPr>
-            <w:r>
-              <w:t xml:space="preserve">ܡܫܚܐ</w:t>
-            </w:r>
-          </w:p>
-        </w:tc>
-        <w:tc>
-          <w:tcPr/>
-          <w:p>
-            <w:pPr>
-              <w:pStyle w:val="Compact"/>
-              <w:jc w:val="left"/>
-            </w:pPr>
-            <w:r>
-              <w:t xml:space="preserve">mešḥā</w:t>
-            </w:r>
-          </w:p>
-        </w:tc>
-        <w:tc>
-          <w:tcPr/>
-          <w:p>
-            <w:pPr>
-              <w:pStyle w:val="Compact"/>
-              <w:jc w:val="left"/>
-            </w:pPr>
-            <w:r>
-              <w:t xml:space="preserve">m</w:t>
-            </w:r>
-          </w:p>
-        </w:tc>
-        <w:tc>
-          <w:tcPr/>
-          <w:p>
-            <w:pPr>
-              <w:pStyle w:val="Compact"/>
-              <w:jc w:val="left"/>
-            </w:pPr>
-            <w:r>
-              <w:t xml:space="preserve">oil</w:t>
-            </w:r>
-          </w:p>
-        </w:tc>
-      </w:tr>
-      <w:tr>
-        <w:tc>
-          <w:tcPr/>
-          <w:p>
-            <w:pPr>
-              <w:pStyle w:val="Compact"/>
-              <w:jc w:val="left"/>
-            </w:pPr>
-            <w:r>
-              <w:t xml:space="preserve">ܚܝܠܐ</w:t>
-            </w:r>
-          </w:p>
-        </w:tc>
-        <w:tc>
-          <w:tcPr/>
-          <w:p>
-            <w:pPr>
-              <w:pStyle w:val="Compact"/>
-              <w:jc w:val="left"/>
-            </w:pPr>
-            <w:r>
-              <w:t xml:space="preserve">ḥaylā</w:t>
-            </w:r>
-          </w:p>
-        </w:tc>
-        <w:tc>
-          <w:tcPr/>
-          <w:p>
-            <w:pPr>
-              <w:pStyle w:val="Compact"/>
-              <w:jc w:val="left"/>
-            </w:pPr>
-            <w:r>
-              <w:t xml:space="preserve">m</w:t>
-            </w:r>
-          </w:p>
-        </w:tc>
-        <w:tc>
-          <w:tcPr/>
-          <w:p>
-            <w:pPr>
-              <w:pStyle w:val="Compact"/>
-              <w:jc w:val="left"/>
-            </w:pPr>
-            <w:r>
-              <w:t xml:space="preserve">power, army</w:t>
-            </w:r>
-          </w:p>
-        </w:tc>
-      </w:tr>
-      <w:tr>
-        <w:tc>
-          <w:tcPr/>
-          <w:p>
-            <w:pPr>
-              <w:pStyle w:val="Compact"/>
-              <w:jc w:val="left"/>
-            </w:pPr>
-            <w:r>
-              <w:t xml:space="preserve">ܐܕܢܐ</w:t>
-            </w:r>
-          </w:p>
-        </w:tc>
-        <w:tc>
-          <w:tcPr/>
-          <w:p>
-            <w:pPr>
-              <w:pStyle w:val="Compact"/>
-              <w:jc w:val="left"/>
-            </w:pPr>
-            <w:r>
-              <w:t xml:space="preserve">ʾednā</w:t>
-            </w:r>
-          </w:p>
-        </w:tc>
-        <w:tc>
-          <w:tcPr/>
-          <w:p>
-            <w:pPr>
-              <w:pStyle w:val="Compact"/>
-              <w:jc w:val="left"/>
-            </w:pPr>
-            <w:r>
-              <w:t xml:space="preserve">f</w:t>
-            </w:r>
-          </w:p>
-        </w:tc>
-        <w:tc>
-          <w:tcPr/>
-          <w:p>
-            <w:pPr>
-              <w:pStyle w:val="Compact"/>
-              <w:jc w:val="left"/>
-            </w:pPr>
-            <w:r>
-              <w:t xml:space="preserve">ear</w:t>
-            </w:r>
-          </w:p>
-        </w:tc>
-      </w:tr>
-      <w:tr>
-        <w:tc>
-          <w:tcPr/>
-          <w:p>
-            <w:pPr>
-              <w:pStyle w:val="Compact"/>
-              <w:jc w:val="left"/>
-            </w:pPr>
-            <w:r>
-              <w:t xml:space="preserve">ܩܝܣܐ</w:t>
-            </w:r>
-          </w:p>
-        </w:tc>
-        <w:tc>
-          <w:tcPr/>
-          <w:p>
-            <w:pPr>
-              <w:pStyle w:val="Compact"/>
-              <w:jc w:val="left"/>
-            </w:pPr>
-            <w:r>
-              <w:t xml:space="preserve">qaysā</w:t>
-            </w:r>
-          </w:p>
-        </w:tc>
-        <w:tc>
-          <w:tcPr/>
-          <w:p>
-            <w:pPr>
-              <w:pStyle w:val="Compact"/>
-              <w:jc w:val="left"/>
-            </w:pPr>
-            <w:r>
-              <w:t xml:space="preserve">m</w:t>
-            </w:r>
-          </w:p>
-        </w:tc>
-        <w:tc>
-          <w:tcPr/>
-          <w:p>
-            <w:pPr>
-              <w:pStyle w:val="Compact"/>
-              <w:jc w:val="left"/>
-            </w:pPr>
-            <w:r>
-              <w:t xml:space="preserve">wood, tree</w:t>
-            </w:r>
-          </w:p>
-        </w:tc>
-      </w:tr>
-      <w:tr>
-        <w:tc>
-          <w:tcPr/>
-          <w:p>
-            <w:pPr>
-              <w:pStyle w:val="Compact"/>
-              <w:jc w:val="left"/>
-            </w:pPr>
-            <w:r>
-              <w:t xml:space="preserve">ܢܗܪܐ</w:t>
-            </w:r>
-          </w:p>
-        </w:tc>
-        <w:tc>
-          <w:tcPr/>
-          <w:p>
-            <w:pPr>
-              <w:pStyle w:val="Compact"/>
-              <w:jc w:val="left"/>
-            </w:pPr>
-            <w:r>
-              <w:t xml:space="preserve">nahrā</w:t>
-            </w:r>
-          </w:p>
-        </w:tc>
-        <w:tc>
-          <w:tcPr/>
-          <w:p>
-            <w:pPr>
-              <w:pStyle w:val="Compact"/>
-              <w:jc w:val="left"/>
-            </w:pPr>
-            <w:r>
-              <w:t xml:space="preserve">m</w:t>
-            </w:r>
-          </w:p>
-        </w:tc>
-        <w:tc>
-          <w:tcPr/>
-          <w:p>
-            <w:pPr>
-              <w:pStyle w:val="Compact"/>
-              <w:jc w:val="left"/>
-            </w:pPr>
-            <w:r>
-              <w:t xml:space="preserve">river</w:t>
-            </w:r>
-          </w:p>
-        </w:tc>
-      </w:tr>
-      <w:tr>
-        <w:tc>
-          <w:tcPr/>
-          <w:p>
-            <w:pPr>
-              <w:pStyle w:val="Compact"/>
-              <w:jc w:val="left"/>
-            </w:pPr>
-            <w:r>
-              <w:t xml:space="preserve">ܣܒܪܐ</w:t>
-            </w:r>
-          </w:p>
-        </w:tc>
-        <w:tc>
-          <w:tcPr/>
-          <w:p>
-            <w:pPr>
-              <w:pStyle w:val="Compact"/>
-              <w:jc w:val="left"/>
-            </w:pPr>
-            <w:r>
-              <w:t xml:space="preserve">sabrā</w:t>
-            </w:r>
-          </w:p>
-        </w:tc>
-        <w:tc>
-          <w:tcPr/>
-          <w:p>
-            <w:pPr>
-              <w:pStyle w:val="Compact"/>
-              <w:jc w:val="left"/>
-            </w:pPr>
-            <w:r>
-              <w:t xml:space="preserve">m</w:t>
-            </w:r>
-          </w:p>
-        </w:tc>
-        <w:tc>
-          <w:tcPr/>
-          <w:p>
-            <w:pPr>
-              <w:pStyle w:val="Compact"/>
-              <w:jc w:val="left"/>
-            </w:pPr>
-            <w:r>
-              <w:t xml:space="preserve">hope</w:t>
-            </w:r>
-          </w:p>
-        </w:tc>
-      </w:tr>
-      <w:tr>
-        <w:tc>
-          <w:tcPr/>
-          <w:p>
-            <w:pPr>
-              <w:pStyle w:val="Compact"/>
-              <w:jc w:val="left"/>
-            </w:pPr>
-            <w:r>
-              <w:t xml:space="preserve">ܕܚܠܬܐ</w:t>
-            </w:r>
-          </w:p>
-        </w:tc>
-        <w:tc>
-          <w:tcPr/>
-          <w:p>
-            <w:pPr>
-              <w:pStyle w:val="Compact"/>
-              <w:jc w:val="left"/>
-            </w:pPr>
-            <w:r>
-              <w:t xml:space="preserve">deḥltā</w:t>
-            </w:r>
-          </w:p>
-        </w:tc>
-        <w:tc>
-          <w:tcPr/>
-          <w:p>
-            <w:pPr>
-              <w:pStyle w:val="Compact"/>
-              <w:jc w:val="left"/>
-            </w:pPr>
-            <w:r>
-              <w:t xml:space="preserve">f</w:t>
-            </w:r>
-          </w:p>
-        </w:tc>
-        <w:tc>
-          <w:tcPr/>
-          <w:p>
-            <w:pPr>
-              <w:pStyle w:val="Compact"/>
-              <w:jc w:val="left"/>
-            </w:pPr>
-            <w:r>
-              <w:t xml:space="preserve">fear, religion</w:t>
-            </w:r>
-          </w:p>
-        </w:tc>
-      </w:tr>
-      <w:tr>
-        <w:tc>
-          <w:tcPr/>
-          <w:p>
-            <w:pPr>
-              <w:pStyle w:val="Compact"/>
-              <w:jc w:val="left"/>
-            </w:pPr>
-            <w:r>
-              <w:t xml:space="preserve">ܣܗܪܐ</w:t>
-            </w:r>
-          </w:p>
-        </w:tc>
-        <w:tc>
-          <w:tcPr/>
-          <w:p>
-            <w:pPr>
-              <w:pStyle w:val="Compact"/>
-              <w:jc w:val="left"/>
-            </w:pPr>
-            <w:r>
-              <w:t xml:space="preserve">sahrā</w:t>
-            </w:r>
-          </w:p>
-        </w:tc>
-        <w:tc>
-          <w:tcPr/>
-          <w:p>
-            <w:pPr>
-              <w:pStyle w:val="Compact"/>
-              <w:jc w:val="left"/>
-            </w:pPr>
-            <w:r>
-              <w:t xml:space="preserve">m</w:t>
-            </w:r>
-          </w:p>
-        </w:tc>
-        <w:tc>
-          <w:tcPr/>
-          <w:p>
-            <w:pPr>
-              <w:pStyle w:val="Compact"/>
-              <w:jc w:val="left"/>
-            </w:pPr>
-            <w:r>
-              <w:t xml:space="preserve">moon</w:t>
+              <w:rPr>
+                <w:b/>
+                <w:bCs/>
+              </w:rPr>
+              <w:t xml:space="preserve">Double Weak</w:t>
+            </w:r>
+          </w:p>
+        </w:tc>
+        <w:tc>
+          <w:tcPr/>
+          <w:p>
+            <w:pPr>
+              <w:pStyle w:val="Compact"/>
+              <w:jc w:val="left"/>
+            </w:pPr>
+            <w:r>
+              <w:t xml:space="preserve">ʾ-t-y</w:t>
+            </w:r>
+          </w:p>
+        </w:tc>
+        <w:tc>
+          <w:tcPr/>
+          <w:p>
+            <w:pPr>
+              <w:pStyle w:val="Compact"/>
+              <w:jc w:val="left"/>
+            </w:pPr>
+            <w:r>
+              <w:t xml:space="preserve">Follows both rules</w:t>
+            </w:r>
+          </w:p>
+        </w:tc>
+        <w:tc>
+          <w:tcPr/>
+          <w:p>
+            <w:pPr>
+              <w:pStyle w:val="Compact"/>
+              <w:jc w:val="left"/>
+            </w:pPr>
+            <w:r>
+              <w:t xml:space="preserve">ʾetā (he came)</w:t>
+            </w:r>
+          </w:p>
+        </w:tc>
+        <w:tc>
+          <w:tcPr/>
+          <w:p>
+            <w:pPr>
+              <w:pStyle w:val="Compact"/>
+              <w:jc w:val="left"/>
+            </w:pPr>
+            <w:r>
+              <w:t xml:space="preserve">ʾetēt (I came)</w:t>
             </w:r>
           </w:p>
         </w:tc>
       </w:tr>
     </w:tbl>
-    <w:bookmarkEnd w:id="19"/>
-    <w:bookmarkStart w:id="20" w:name="section-11-additional-vocabulary-1"/>
+    <w:bookmarkEnd w:id="29"/>
+    <w:bookmarkStart w:id="30" w:name="section-11-additional-vocabulary"/>
     <w:p>
       <w:pPr>
         <w:pStyle w:val="Heading4"/>
@@ -5213,20 +4954,23 @@
         <w:pStyle w:val="FirstParagraph"/>
       </w:pPr>
       <w:r>
-        <w:t xml:space="preserve">The following high-frequency words round out this lesson’s vocabulary to 30 terms.</w:t>
+        <w:t xml:space="preserve">The following 30 genuinely new high-frequency words supplement this lesson’s vocabulary, focusing on derived nouns (abstract and concrete) from weak roots and related weak-root vocabulary.</w:t>
       </w:r>
     </w:p>
     <w:tbl>
       <w:tblPr>
         <w:tblStyle w:val="Table"/>
-        <w:tblW w:type="auto" w:w="0"/>
+        <w:tblW w:type="pct" w:w="5000"/>
+        <w:jc w:val="left"/>
+        <w:tblLayout w:type="fixed"/>
         <w:tblLook w:firstRow="1" w:lastRow="0" w:firstColumn="0" w:lastColumn="0" w:noHBand="0" w:noVBand="0" w:val="0020"/>
       </w:tblPr>
       <w:tblGrid>
-        <w:gridCol w:w="1980"/>
-        <w:gridCol w:w="1980"/>
-        <w:gridCol w:w="1980"/>
-        <w:gridCol w:w="1980"/>
+        <w:gridCol w:w="1584"/>
+        <w:gridCol w:w="1584"/>
+        <w:gridCol w:w="1584"/>
+        <w:gridCol w:w="1584"/>
+        <w:gridCol w:w="1584"/>
       </w:tblGrid>
       <w:tr>
         <w:trPr>
@@ -5280,6 +5024,18 @@
             </w:r>
           </w:p>
         </w:tc>
+        <w:tc>
+          <w:tcPr/>
+          <w:p>
+            <w:pPr>
+              <w:pStyle w:val="Compact"/>
+              <w:jc w:val="left"/>
+            </w:pPr>
+            <w:r>
+              <w:t xml:space="preserve">Notes</w:t>
+            </w:r>
+          </w:p>
+        </w:tc>
       </w:tr>
       <w:tr>
         <w:tc>
@@ -5290,43 +5046,55 @@
               <w:jc w:val="left"/>
             </w:pPr>
             <w:r>
-              <w:t xml:space="preserve">ܪܓܠܐ</w:t>
-            </w:r>
-          </w:p>
-        </w:tc>
-        <w:tc>
-          <w:tcPr/>
-          <w:p>
-            <w:pPr>
-              <w:pStyle w:val="Compact"/>
-              <w:jc w:val="left"/>
-            </w:pPr>
-            <w:r>
-              <w:t xml:space="preserve">reglā</w:t>
-            </w:r>
-          </w:p>
-        </w:tc>
-        <w:tc>
-          <w:tcPr/>
-          <w:p>
-            <w:pPr>
-              <w:pStyle w:val="Compact"/>
-              <w:jc w:val="left"/>
-            </w:pPr>
-            <w:r>
-              <w:t xml:space="preserve">f</w:t>
-            </w:r>
-          </w:p>
-        </w:tc>
-        <w:tc>
-          <w:tcPr/>
-          <w:p>
-            <w:pPr>
-              <w:pStyle w:val="Compact"/>
-              <w:jc w:val="left"/>
-            </w:pPr>
-            <w:r>
-              <w:t xml:space="preserve">foot</w:t>
+              <w:t xml:space="preserve">ܐܘܡܘܬܐ</w:t>
+            </w:r>
+          </w:p>
+        </w:tc>
+        <w:tc>
+          <w:tcPr/>
+          <w:p>
+            <w:pPr>
+              <w:pStyle w:val="Compact"/>
+              <w:jc w:val="left"/>
+            </w:pPr>
+            <w:r>
+              <w:t xml:space="preserve">ʾūmūttā</w:t>
+            </w:r>
+          </w:p>
+        </w:tc>
+        <w:tc>
+          <w:tcPr/>
+          <w:p>
+            <w:pPr>
+              <w:pStyle w:val="Compact"/>
+              <w:jc w:val="left"/>
+            </w:pPr>
+            <w:r>
+              <w:t xml:space="preserve">f. noun</w:t>
+            </w:r>
+          </w:p>
+        </w:tc>
+        <w:tc>
+          <w:tcPr/>
+          <w:p>
+            <w:pPr>
+              <w:pStyle w:val="Compact"/>
+              <w:jc w:val="left"/>
+            </w:pPr>
+            <w:r>
+              <w:t xml:space="preserve">oneness, unity</w:t>
+            </w:r>
+          </w:p>
+        </w:tc>
+        <w:tc>
+          <w:tcPr/>
+          <w:p>
+            <w:pPr>
+              <w:pStyle w:val="Compact"/>
+              <w:jc w:val="left"/>
+            </w:pPr>
+            <w:r>
+              <w:t xml:space="preserve">from weak root ʾ-w-m</w:t>
             </w:r>
           </w:p>
         </w:tc>
@@ -5340,43 +5108,55 @@
               <w:jc w:val="left"/>
             </w:pPr>
             <w:r>
-              <w:t xml:space="preserve">ܫܠܡܐ</w:t>
-            </w:r>
-          </w:p>
-        </w:tc>
-        <w:tc>
-          <w:tcPr/>
-          <w:p>
-            <w:pPr>
-              <w:pStyle w:val="Compact"/>
-              <w:jc w:val="left"/>
-            </w:pPr>
-            <w:r>
-              <w:t xml:space="preserve">šlāmā</w:t>
-            </w:r>
-          </w:p>
-        </w:tc>
-        <w:tc>
-          <w:tcPr/>
-          <w:p>
-            <w:pPr>
-              <w:pStyle w:val="Compact"/>
-              <w:jc w:val="left"/>
-            </w:pPr>
-            <w:r>
-              <w:t xml:space="preserve">m</w:t>
-            </w:r>
-          </w:p>
-        </w:tc>
-        <w:tc>
-          <w:tcPr/>
-          <w:p>
-            <w:pPr>
-              <w:pStyle w:val="Compact"/>
-              <w:jc w:val="left"/>
-            </w:pPr>
-            <w:r>
-              <w:t xml:space="preserve">peace</w:t>
+              <w:t xml:space="preserve">ܕܡܘܬܐ</w:t>
+            </w:r>
+          </w:p>
+        </w:tc>
+        <w:tc>
+          <w:tcPr/>
+          <w:p>
+            <w:pPr>
+              <w:pStyle w:val="Compact"/>
+              <w:jc w:val="left"/>
+            </w:pPr>
+            <w:r>
+              <w:t xml:space="preserve">dəmūttā</w:t>
+            </w:r>
+          </w:p>
+        </w:tc>
+        <w:tc>
+          <w:tcPr/>
+          <w:p>
+            <w:pPr>
+              <w:pStyle w:val="Compact"/>
+              <w:jc w:val="left"/>
+            </w:pPr>
+            <w:r>
+              <w:t xml:space="preserve">f. noun</w:t>
+            </w:r>
+          </w:p>
+        </w:tc>
+        <w:tc>
+          <w:tcPr/>
+          <w:p>
+            <w:pPr>
+              <w:pStyle w:val="Compact"/>
+              <w:jc w:val="left"/>
+            </w:pPr>
+            <w:r>
+              <w:t xml:space="preserve">likeness, image</w:t>
+            </w:r>
+          </w:p>
+        </w:tc>
+        <w:tc>
+          <w:tcPr/>
+          <w:p>
+            <w:pPr>
+              <w:pStyle w:val="Compact"/>
+              <w:jc w:val="left"/>
+            </w:pPr>
+            <w:r>
+              <w:t xml:space="preserve">from root d-m-y (to be like)</w:t>
             </w:r>
           </w:p>
         </w:tc>
@@ -5390,43 +5170,55 @@
               <w:jc w:val="left"/>
             </w:pPr>
             <w:r>
-              <w:t xml:space="preserve">ܐܬܪܐ</w:t>
-            </w:r>
-          </w:p>
-        </w:tc>
-        <w:tc>
-          <w:tcPr/>
-          <w:p>
-            <w:pPr>
-              <w:pStyle w:val="Compact"/>
-              <w:jc w:val="left"/>
-            </w:pPr>
-            <w:r>
-              <w:t xml:space="preserve">ʾatrā</w:t>
-            </w:r>
-          </w:p>
-        </w:tc>
-        <w:tc>
-          <w:tcPr/>
-          <w:p>
-            <w:pPr>
-              <w:pStyle w:val="Compact"/>
-              <w:jc w:val="left"/>
-            </w:pPr>
-            <w:r>
-              <w:t xml:space="preserve">m</w:t>
-            </w:r>
-          </w:p>
-        </w:tc>
-        <w:tc>
-          <w:tcPr/>
-          <w:p>
-            <w:pPr>
-              <w:pStyle w:val="Compact"/>
-              <w:jc w:val="left"/>
-            </w:pPr>
-            <w:r>
-              <w:t xml:space="preserve">place, country</w:t>
+              <w:t xml:space="preserve">ܚܙܘܬܐ</w:t>
+            </w:r>
+          </w:p>
+        </w:tc>
+        <w:tc>
+          <w:tcPr/>
+          <w:p>
+            <w:pPr>
+              <w:pStyle w:val="Compact"/>
+              <w:jc w:val="left"/>
+            </w:pPr>
+            <w:r>
+              <w:t xml:space="preserve">ḥazūttā</w:t>
+            </w:r>
+          </w:p>
+        </w:tc>
+        <w:tc>
+          <w:tcPr/>
+          <w:p>
+            <w:pPr>
+              <w:pStyle w:val="Compact"/>
+              <w:jc w:val="left"/>
+            </w:pPr>
+            <w:r>
+              <w:t xml:space="preserve">f. noun</w:t>
+            </w:r>
+          </w:p>
+        </w:tc>
+        <w:tc>
+          <w:tcPr/>
+          <w:p>
+            <w:pPr>
+              <w:pStyle w:val="Compact"/>
+              <w:jc w:val="left"/>
+            </w:pPr>
+            <w:r>
+              <w:t xml:space="preserve">vision, sight</w:t>
+            </w:r>
+          </w:p>
+        </w:tc>
+        <w:tc>
+          <w:tcPr/>
+          <w:p>
+            <w:pPr>
+              <w:pStyle w:val="Compact"/>
+              <w:jc w:val="left"/>
+            </w:pPr>
+            <w:r>
+              <w:t xml:space="preserve">from III-Yodh root ḥ-z-y</w:t>
             </w:r>
           </w:p>
         </w:tc>
@@ -5440,43 +5232,55 @@
               <w:jc w:val="left"/>
             </w:pPr>
             <w:r>
-              <w:t xml:space="preserve">ܣܗܕܐ</w:t>
-            </w:r>
-          </w:p>
-        </w:tc>
-        <w:tc>
-          <w:tcPr/>
-          <w:p>
-            <w:pPr>
-              <w:pStyle w:val="Compact"/>
-              <w:jc w:val="left"/>
-            </w:pPr>
-            <w:r>
-              <w:t xml:space="preserve">sāhdā</w:t>
-            </w:r>
-          </w:p>
-        </w:tc>
-        <w:tc>
-          <w:tcPr/>
-          <w:p>
-            <w:pPr>
-              <w:pStyle w:val="Compact"/>
-              <w:jc w:val="left"/>
-            </w:pPr>
-            <w:r>
-              <w:t xml:space="preserve">m</w:t>
-            </w:r>
-          </w:p>
-        </w:tc>
-        <w:tc>
-          <w:tcPr/>
-          <w:p>
-            <w:pPr>
-              <w:pStyle w:val="Compact"/>
-              <w:jc w:val="left"/>
-            </w:pPr>
-            <w:r>
-              <w:t xml:space="preserve">witness, martyr</w:t>
+              <w:t xml:space="preserve">ܒܢܘܬܐ</w:t>
+            </w:r>
+          </w:p>
+        </w:tc>
+        <w:tc>
+          <w:tcPr/>
+          <w:p>
+            <w:pPr>
+              <w:pStyle w:val="Compact"/>
+              <w:jc w:val="left"/>
+            </w:pPr>
+            <w:r>
+              <w:t xml:space="preserve">bənūttā</w:t>
+            </w:r>
+          </w:p>
+        </w:tc>
+        <w:tc>
+          <w:tcPr/>
+          <w:p>
+            <w:pPr>
+              <w:pStyle w:val="Compact"/>
+              <w:jc w:val="left"/>
+            </w:pPr>
+            <w:r>
+              <w:t xml:space="preserve">f. noun</w:t>
+            </w:r>
+          </w:p>
+        </w:tc>
+        <w:tc>
+          <w:tcPr/>
+          <w:p>
+            <w:pPr>
+              <w:pStyle w:val="Compact"/>
+              <w:jc w:val="left"/>
+            </w:pPr>
+            <w:r>
+              <w:t xml:space="preserve">building, structure</w:t>
+            </w:r>
+          </w:p>
+        </w:tc>
+        <w:tc>
+          <w:tcPr/>
+          <w:p>
+            <w:pPr>
+              <w:pStyle w:val="Compact"/>
+              <w:jc w:val="left"/>
+            </w:pPr>
+            <w:r>
+              <w:t xml:space="preserve">from III-Yodh root b-n-y</w:t>
             </w:r>
           </w:p>
         </w:tc>
@@ -5490,43 +5294,55 @@
               <w:jc w:val="left"/>
             </w:pPr>
             <w:r>
-              <w:t xml:space="preserve">ܒܣܪܐ</w:t>
-            </w:r>
-          </w:p>
-        </w:tc>
-        <w:tc>
-          <w:tcPr/>
-          <w:p>
-            <w:pPr>
-              <w:pStyle w:val="Compact"/>
-              <w:jc w:val="left"/>
-            </w:pPr>
-            <w:r>
-              <w:t xml:space="preserve">besrā</w:t>
-            </w:r>
-          </w:p>
-        </w:tc>
-        <w:tc>
-          <w:tcPr/>
-          <w:p>
-            <w:pPr>
-              <w:pStyle w:val="Compact"/>
-              <w:jc w:val="left"/>
-            </w:pPr>
-            <w:r>
-              <w:t xml:space="preserve">m</w:t>
-            </w:r>
-          </w:p>
-        </w:tc>
-        <w:tc>
-          <w:tcPr/>
-          <w:p>
-            <w:pPr>
-              <w:pStyle w:val="Compact"/>
-              <w:jc w:val="left"/>
-            </w:pPr>
-            <w:r>
-              <w:t xml:space="preserve">flesh</w:t>
+              <w:t xml:space="preserve">ܥܠܘܬܐ</w:t>
+            </w:r>
+          </w:p>
+        </w:tc>
+        <w:tc>
+          <w:tcPr/>
+          <w:p>
+            <w:pPr>
+              <w:pStyle w:val="Compact"/>
+              <w:jc w:val="left"/>
+            </w:pPr>
+            <w:r>
+              <w:t xml:space="preserve">ʿəlūttā</w:t>
+            </w:r>
+          </w:p>
+        </w:tc>
+        <w:tc>
+          <w:tcPr/>
+          <w:p>
+            <w:pPr>
+              <w:pStyle w:val="Compact"/>
+              <w:jc w:val="left"/>
+            </w:pPr>
+            <w:r>
+              <w:t xml:space="preserve">f. noun</w:t>
+            </w:r>
+          </w:p>
+        </w:tc>
+        <w:tc>
+          <w:tcPr/>
+          <w:p>
+            <w:pPr>
+              <w:pStyle w:val="Compact"/>
+              <w:jc w:val="left"/>
+            </w:pPr>
+            <w:r>
+              <w:t xml:space="preserve">ascent, exaltation</w:t>
+            </w:r>
+          </w:p>
+        </w:tc>
+        <w:tc>
+          <w:tcPr/>
+          <w:p>
+            <w:pPr>
+              <w:pStyle w:val="Compact"/>
+              <w:jc w:val="left"/>
+            </w:pPr>
+            <w:r>
+              <w:t xml:space="preserve">from I-Alaph root ʿ-l-y</w:t>
             </w:r>
           </w:p>
         </w:tc>
@@ -5540,43 +5356,55 @@
               <w:jc w:val="left"/>
             </w:pPr>
             <w:r>
-              <w:t xml:space="preserve">ܛܝܒܘܬܐ</w:t>
-            </w:r>
-          </w:p>
-        </w:tc>
-        <w:tc>
-          <w:tcPr/>
-          <w:p>
-            <w:pPr>
-              <w:pStyle w:val="Compact"/>
-              <w:jc w:val="left"/>
-            </w:pPr>
-            <w:r>
-              <w:t xml:space="preserve">ṭaybūttā</w:t>
-            </w:r>
-          </w:p>
-        </w:tc>
-        <w:tc>
-          <w:tcPr/>
-          <w:p>
-            <w:pPr>
-              <w:pStyle w:val="Compact"/>
-              <w:jc w:val="left"/>
-            </w:pPr>
-            <w:r>
-              <w:t xml:space="preserve">f</w:t>
-            </w:r>
-          </w:p>
-        </w:tc>
-        <w:tc>
-          <w:tcPr/>
-          <w:p>
-            <w:pPr>
-              <w:pStyle w:val="Compact"/>
-              <w:jc w:val="left"/>
-            </w:pPr>
-            <w:r>
-              <w:t xml:space="preserve">grace</w:t>
+              <w:t xml:space="preserve">ܩܪܘܬܐ</w:t>
+            </w:r>
+          </w:p>
+        </w:tc>
+        <w:tc>
+          <w:tcPr/>
+          <w:p>
+            <w:pPr>
+              <w:pStyle w:val="Compact"/>
+              <w:jc w:val="left"/>
+            </w:pPr>
+            <w:r>
+              <w:t xml:space="preserve">qərūttā</w:t>
+            </w:r>
+          </w:p>
+        </w:tc>
+        <w:tc>
+          <w:tcPr/>
+          <w:p>
+            <w:pPr>
+              <w:pStyle w:val="Compact"/>
+              <w:jc w:val="left"/>
+            </w:pPr>
+            <w:r>
+              <w:t xml:space="preserve">f. noun</w:t>
+            </w:r>
+          </w:p>
+        </w:tc>
+        <w:tc>
+          <w:tcPr/>
+          <w:p>
+            <w:pPr>
+              <w:pStyle w:val="Compact"/>
+              <w:jc w:val="left"/>
+            </w:pPr>
+            <w:r>
+              <w:t xml:space="preserve">calling, vocation</w:t>
+            </w:r>
+          </w:p>
+        </w:tc>
+        <w:tc>
+          <w:tcPr/>
+          <w:p>
+            <w:pPr>
+              <w:pStyle w:val="Compact"/>
+              <w:jc w:val="left"/>
+            </w:pPr>
+            <w:r>
+              <w:t xml:space="preserve">from III-Alaph/Yodh root q-r-ʾ</w:t>
             </w:r>
           </w:p>
         </w:tc>
@@ -5590,43 +5418,55 @@
               <w:jc w:val="left"/>
             </w:pPr>
             <w:r>
-              <w:t xml:space="preserve">ܬܘܪܐ</w:t>
-            </w:r>
-          </w:p>
-        </w:tc>
-        <w:tc>
-          <w:tcPr/>
-          <w:p>
-            <w:pPr>
-              <w:pStyle w:val="Compact"/>
-              <w:jc w:val="left"/>
-            </w:pPr>
-            <w:r>
-              <w:t xml:space="preserve">tawrā</w:t>
-            </w:r>
-          </w:p>
-        </w:tc>
-        <w:tc>
-          <w:tcPr/>
-          <w:p>
-            <w:pPr>
-              <w:pStyle w:val="Compact"/>
-              <w:jc w:val="left"/>
-            </w:pPr>
-            <w:r>
-              <w:t xml:space="preserve">m</w:t>
-            </w:r>
-          </w:p>
-        </w:tc>
-        <w:tc>
-          <w:tcPr/>
-          <w:p>
-            <w:pPr>
-              <w:pStyle w:val="Compact"/>
-              <w:jc w:val="left"/>
-            </w:pPr>
-            <w:r>
-              <w:t xml:space="preserve">bull, ox</w:t>
+              <w:t xml:space="preserve">ܥܘܕܪܢܐ</w:t>
+            </w:r>
+          </w:p>
+        </w:tc>
+        <w:tc>
+          <w:tcPr/>
+          <w:p>
+            <w:pPr>
+              <w:pStyle w:val="Compact"/>
+              <w:jc w:val="left"/>
+            </w:pPr>
+            <w:r>
+              <w:t xml:space="preserve">ʿawdərānā</w:t>
+            </w:r>
+          </w:p>
+        </w:tc>
+        <w:tc>
+          <w:tcPr/>
+          <w:p>
+            <w:pPr>
+              <w:pStyle w:val="Compact"/>
+              <w:jc w:val="left"/>
+            </w:pPr>
+            <w:r>
+              <w:t xml:space="preserve">m. noun</w:t>
+            </w:r>
+          </w:p>
+        </w:tc>
+        <w:tc>
+          <w:tcPr/>
+          <w:p>
+            <w:pPr>
+              <w:pStyle w:val="Compact"/>
+              <w:jc w:val="left"/>
+            </w:pPr>
+            <w:r>
+              <w:t xml:space="preserve">help, aid</w:t>
+            </w:r>
+          </w:p>
+        </w:tc>
+        <w:tc>
+          <w:tcPr/>
+          <w:p>
+            <w:pPr>
+              <w:pStyle w:val="Compact"/>
+              <w:jc w:val="left"/>
+            </w:pPr>
+            <w:r>
+              <w:t xml:space="preserve">from root ʿ-d-r</w:t>
             </w:r>
           </w:p>
         </w:tc>
@@ -5640,43 +5480,55 @@
               <w:jc w:val="left"/>
             </w:pPr>
             <w:r>
-              <w:t xml:space="preserve">ܩܝܡܐ</w:t>
-            </w:r>
-          </w:p>
-        </w:tc>
-        <w:tc>
-          <w:tcPr/>
-          <w:p>
-            <w:pPr>
-              <w:pStyle w:val="Compact"/>
-              <w:jc w:val="left"/>
-            </w:pPr>
-            <w:r>
-              <w:t xml:space="preserve">qyāmā</w:t>
-            </w:r>
-          </w:p>
-        </w:tc>
-        <w:tc>
-          <w:tcPr/>
-          <w:p>
-            <w:pPr>
-              <w:pStyle w:val="Compact"/>
-              <w:jc w:val="left"/>
-            </w:pPr>
-            <w:r>
-              <w:t xml:space="preserve">m</w:t>
-            </w:r>
-          </w:p>
-        </w:tc>
-        <w:tc>
-          <w:tcPr/>
-          <w:p>
-            <w:pPr>
-              <w:pStyle w:val="Compact"/>
-              <w:jc w:val="left"/>
-            </w:pPr>
-            <w:r>
-              <w:t xml:space="preserve">covenant</w:t>
+              <w:t xml:space="preserve">ܝܙܦܐ</w:t>
+            </w:r>
+          </w:p>
+        </w:tc>
+        <w:tc>
+          <w:tcPr/>
+          <w:p>
+            <w:pPr>
+              <w:pStyle w:val="Compact"/>
+              <w:jc w:val="left"/>
+            </w:pPr>
+            <w:r>
+              <w:t xml:space="preserve">yāzəpā</w:t>
+            </w:r>
+          </w:p>
+        </w:tc>
+        <w:tc>
+          <w:tcPr/>
+          <w:p>
+            <w:pPr>
+              <w:pStyle w:val="Compact"/>
+              <w:jc w:val="left"/>
+            </w:pPr>
+            <w:r>
+              <w:t xml:space="preserve">m. noun</w:t>
+            </w:r>
+          </w:p>
+        </w:tc>
+        <w:tc>
+          <w:tcPr/>
+          <w:p>
+            <w:pPr>
+              <w:pStyle w:val="Compact"/>
+              <w:jc w:val="left"/>
+            </w:pPr>
+            <w:r>
+              <w:t xml:space="preserve">beauty, form</w:t>
+            </w:r>
+          </w:p>
+        </w:tc>
+        <w:tc>
+          <w:tcPr/>
+          <w:p>
+            <w:pPr>
+              <w:pStyle w:val="Compact"/>
+              <w:jc w:val="left"/>
+            </w:pPr>
+            <w:r>
+              <w:t xml:space="preserve">from root y-z-p</w:t>
             </w:r>
           </w:p>
         </w:tc>
@@ -5690,43 +5542,55 @@
               <w:jc w:val="left"/>
             </w:pPr>
             <w:r>
-              <w:t xml:space="preserve">ܐܘܪܚܐ</w:t>
-            </w:r>
-          </w:p>
-        </w:tc>
-        <w:tc>
-          <w:tcPr/>
-          <w:p>
-            <w:pPr>
-              <w:pStyle w:val="Compact"/>
-              <w:jc w:val="left"/>
-            </w:pPr>
-            <w:r>
-              <w:t xml:space="preserve">ʾūrḥā</w:t>
-            </w:r>
-          </w:p>
-        </w:tc>
-        <w:tc>
-          <w:tcPr/>
-          <w:p>
-            <w:pPr>
-              <w:pStyle w:val="Compact"/>
-              <w:jc w:val="left"/>
-            </w:pPr>
-            <w:r>
-              <w:t xml:space="preserve">f</w:t>
-            </w:r>
-          </w:p>
-        </w:tc>
-        <w:tc>
-          <w:tcPr/>
-          <w:p>
-            <w:pPr>
-              <w:pStyle w:val="Compact"/>
-              <w:jc w:val="left"/>
-            </w:pPr>
-            <w:r>
-              <w:t xml:space="preserve">way, road</w:t>
+              <w:t xml:space="preserve">ܗܒܝܘܢܐ</w:t>
+            </w:r>
+          </w:p>
+        </w:tc>
+        <w:tc>
+          <w:tcPr/>
+          <w:p>
+            <w:pPr>
+              <w:pStyle w:val="Compact"/>
+              <w:jc w:val="left"/>
+            </w:pPr>
+            <w:r>
+              <w:t xml:space="preserve">həbīyūnā</w:t>
+            </w:r>
+          </w:p>
+        </w:tc>
+        <w:tc>
+          <w:tcPr/>
+          <w:p>
+            <w:pPr>
+              <w:pStyle w:val="Compact"/>
+              <w:jc w:val="left"/>
+            </w:pPr>
+            <w:r>
+              <w:t xml:space="preserve">m. noun</w:t>
+            </w:r>
+          </w:p>
+        </w:tc>
+        <w:tc>
+          <w:tcPr/>
+          <w:p>
+            <w:pPr>
+              <w:pStyle w:val="Compact"/>
+              <w:jc w:val="left"/>
+            </w:pPr>
+            <w:r>
+              <w:t xml:space="preserve">gift, offering</w:t>
+            </w:r>
+          </w:p>
+        </w:tc>
+        <w:tc>
+          <w:tcPr/>
+          <w:p>
+            <w:pPr>
+              <w:pStyle w:val="Compact"/>
+              <w:jc w:val="left"/>
+            </w:pPr>
+            <w:r>
+              <w:t xml:space="preserve">from I-Yodh root y-h-b</w:t>
             </w:r>
           </w:p>
         </w:tc>
@@ -5740,43 +5604,55 @@
               <w:jc w:val="left"/>
             </w:pPr>
             <w:r>
-              <w:t xml:space="preserve">ܗܝܟܠܐ</w:t>
-            </w:r>
-          </w:p>
-        </w:tc>
-        <w:tc>
-          <w:tcPr/>
-          <w:p>
-            <w:pPr>
-              <w:pStyle w:val="Compact"/>
-              <w:jc w:val="left"/>
-            </w:pPr>
-            <w:r>
-              <w:t xml:space="preserve">hayklā</w:t>
-            </w:r>
-          </w:p>
-        </w:tc>
-        <w:tc>
-          <w:tcPr/>
-          <w:p>
-            <w:pPr>
-              <w:pStyle w:val="Compact"/>
-              <w:jc w:val="left"/>
-            </w:pPr>
-            <w:r>
-              <w:t xml:space="preserve">m</w:t>
-            </w:r>
-          </w:p>
-        </w:tc>
-        <w:tc>
-          <w:tcPr/>
-          <w:p>
-            <w:pPr>
-              <w:pStyle w:val="Compact"/>
-              <w:jc w:val="left"/>
-            </w:pPr>
-            <w:r>
-              <w:t xml:space="preserve">temple, palace</w:t>
+              <w:t xml:space="preserve">ܐܬܝܢܘܬܐ</w:t>
+            </w:r>
+          </w:p>
+        </w:tc>
+        <w:tc>
+          <w:tcPr/>
+          <w:p>
+            <w:pPr>
+              <w:pStyle w:val="Compact"/>
+              <w:jc w:val="left"/>
+            </w:pPr>
+            <w:r>
+              <w:t xml:space="preserve">ʾətyānūttā</w:t>
+            </w:r>
+          </w:p>
+        </w:tc>
+        <w:tc>
+          <w:tcPr/>
+          <w:p>
+            <w:pPr>
+              <w:pStyle w:val="Compact"/>
+              <w:jc w:val="left"/>
+            </w:pPr>
+            <w:r>
+              <w:t xml:space="preserve">f. noun</w:t>
+            </w:r>
+          </w:p>
+        </w:tc>
+        <w:tc>
+          <w:tcPr/>
+          <w:p>
+            <w:pPr>
+              <w:pStyle w:val="Compact"/>
+              <w:jc w:val="left"/>
+            </w:pPr>
+            <w:r>
+              <w:t xml:space="preserve">coming, arrival</w:t>
+            </w:r>
+          </w:p>
+        </w:tc>
+        <w:tc>
+          <w:tcPr/>
+          <w:p>
+            <w:pPr>
+              <w:pStyle w:val="Compact"/>
+              <w:jc w:val="left"/>
+            </w:pPr>
+            <w:r>
+              <w:t xml:space="preserve">from weak root ʾ-t-y</w:t>
             </w:r>
           </w:p>
         </w:tc>
@@ -5790,43 +5666,55 @@
               <w:jc w:val="left"/>
             </w:pPr>
             <w:r>
-              <w:t xml:space="preserve">ܥܝܢܐ</w:t>
-            </w:r>
-          </w:p>
-        </w:tc>
-        <w:tc>
-          <w:tcPr/>
-          <w:p>
-            <w:pPr>
-              <w:pStyle w:val="Compact"/>
-              <w:jc w:val="left"/>
-            </w:pPr>
-            <w:r>
-              <w:t xml:space="preserve">ʿaynā</w:t>
-            </w:r>
-          </w:p>
-        </w:tc>
-        <w:tc>
-          <w:tcPr/>
-          <w:p>
-            <w:pPr>
-              <w:pStyle w:val="Compact"/>
-              <w:jc w:val="left"/>
-            </w:pPr>
-            <w:r>
-              <w:t xml:space="preserve">f</w:t>
-            </w:r>
-          </w:p>
-        </w:tc>
-        <w:tc>
-          <w:tcPr/>
-          <w:p>
-            <w:pPr>
-              <w:pStyle w:val="Compact"/>
-              <w:jc w:val="left"/>
-            </w:pPr>
-            <w:r>
-              <w:t xml:space="preserve">eye</w:t>
+              <w:t xml:space="preserve">ܗܘܝܘܬܐ</w:t>
+            </w:r>
+          </w:p>
+        </w:tc>
+        <w:tc>
+          <w:tcPr/>
+          <w:p>
+            <w:pPr>
+              <w:pStyle w:val="Compact"/>
+              <w:jc w:val="left"/>
+            </w:pPr>
+            <w:r>
+              <w:t xml:space="preserve">həwīyūttā</w:t>
+            </w:r>
+          </w:p>
+        </w:tc>
+        <w:tc>
+          <w:tcPr/>
+          <w:p>
+            <w:pPr>
+              <w:pStyle w:val="Compact"/>
+              <w:jc w:val="left"/>
+            </w:pPr>
+            <w:r>
+              <w:t xml:space="preserve">f. noun</w:t>
+            </w:r>
+          </w:p>
+        </w:tc>
+        <w:tc>
+          <w:tcPr/>
+          <w:p>
+            <w:pPr>
+              <w:pStyle w:val="Compact"/>
+              <w:jc w:val="left"/>
+            </w:pPr>
+            <w:r>
+              <w:t xml:space="preserve">being, existence</w:t>
+            </w:r>
+          </w:p>
+        </w:tc>
+        <w:tc>
+          <w:tcPr/>
+          <w:p>
+            <w:pPr>
+              <w:pStyle w:val="Compact"/>
+              <w:jc w:val="left"/>
+            </w:pPr>
+            <w:r>
+              <w:t xml:space="preserve">from III-Yodh root h-w-y</w:t>
             </w:r>
           </w:p>
         </w:tc>
@@ -5840,43 +5728,55 @@
               <w:jc w:val="left"/>
             </w:pPr>
             <w:r>
-              <w:t xml:space="preserve">ܦܘܡܐ</w:t>
-            </w:r>
-          </w:p>
-        </w:tc>
-        <w:tc>
-          <w:tcPr/>
-          <w:p>
-            <w:pPr>
-              <w:pStyle w:val="Compact"/>
-              <w:jc w:val="left"/>
-            </w:pPr>
-            <w:r>
-              <w:t xml:space="preserve">pūmā</w:t>
-            </w:r>
-          </w:p>
-        </w:tc>
-        <w:tc>
-          <w:tcPr/>
-          <w:p>
-            <w:pPr>
-              <w:pStyle w:val="Compact"/>
-              <w:jc w:val="left"/>
-            </w:pPr>
-            <w:r>
-              <w:t xml:space="preserve">m</w:t>
-            </w:r>
-          </w:p>
-        </w:tc>
-        <w:tc>
-          <w:tcPr/>
-          <w:p>
-            <w:pPr>
-              <w:pStyle w:val="Compact"/>
-              <w:jc w:val="left"/>
-            </w:pPr>
-            <w:r>
-              <w:t xml:space="preserve">mouth</w:t>
+              <w:t xml:space="preserve">ܥܠܡܘܬܐ</w:t>
+            </w:r>
+          </w:p>
+        </w:tc>
+        <w:tc>
+          <w:tcPr/>
+          <w:p>
+            <w:pPr>
+              <w:pStyle w:val="Compact"/>
+              <w:jc w:val="left"/>
+            </w:pPr>
+            <w:r>
+              <w:t xml:space="preserve">ʿālmūttā</w:t>
+            </w:r>
+          </w:p>
+        </w:tc>
+        <w:tc>
+          <w:tcPr/>
+          <w:p>
+            <w:pPr>
+              <w:pStyle w:val="Compact"/>
+              <w:jc w:val="left"/>
+            </w:pPr>
+            <w:r>
+              <w:t xml:space="preserve">f. noun</w:t>
+            </w:r>
+          </w:p>
+        </w:tc>
+        <w:tc>
+          <w:tcPr/>
+          <w:p>
+            <w:pPr>
+              <w:pStyle w:val="Compact"/>
+              <w:jc w:val="left"/>
+            </w:pPr>
+            <w:r>
+              <w:t xml:space="preserve">worldliness, temporality</w:t>
+            </w:r>
+          </w:p>
+        </w:tc>
+        <w:tc>
+          <w:tcPr/>
+          <w:p>
+            <w:pPr>
+              <w:pStyle w:val="Compact"/>
+              <w:jc w:val="left"/>
+            </w:pPr>
+            <w:r>
+              <w:t xml:space="preserve">from weak root ʿ-l-m</w:t>
             </w:r>
           </w:p>
         </w:tc>
@@ -5890,43 +5790,55 @@
               <w:jc w:val="left"/>
             </w:pPr>
             <w:r>
-              <w:t xml:space="preserve">ܕܝܢܐ</w:t>
-            </w:r>
-          </w:p>
-        </w:tc>
-        <w:tc>
-          <w:tcPr/>
-          <w:p>
-            <w:pPr>
-              <w:pStyle w:val="Compact"/>
-              <w:jc w:val="left"/>
-            </w:pPr>
-            <w:r>
-              <w:t xml:space="preserve">dīnā</w:t>
-            </w:r>
-          </w:p>
-        </w:tc>
-        <w:tc>
-          <w:tcPr/>
-          <w:p>
-            <w:pPr>
-              <w:pStyle w:val="Compact"/>
-              <w:jc w:val="left"/>
-            </w:pPr>
-            <w:r>
-              <w:t xml:space="preserve">m</w:t>
-            </w:r>
-          </w:p>
-        </w:tc>
-        <w:tc>
-          <w:tcPr/>
-          <w:p>
-            <w:pPr>
-              <w:pStyle w:val="Compact"/>
-              <w:jc w:val="left"/>
-            </w:pPr>
-            <w:r>
-              <w:t xml:space="preserve">judgment</w:t>
+              <w:t xml:space="preserve">ܕܘܩܐ</w:t>
+            </w:r>
+          </w:p>
+        </w:tc>
+        <w:tc>
+          <w:tcPr/>
+          <w:p>
+            <w:pPr>
+              <w:pStyle w:val="Compact"/>
+              <w:jc w:val="left"/>
+            </w:pPr>
+            <w:r>
+              <w:t xml:space="preserve">dūqā</w:t>
+            </w:r>
+          </w:p>
+        </w:tc>
+        <w:tc>
+          <w:tcPr/>
+          <w:p>
+            <w:pPr>
+              <w:pStyle w:val="Compact"/>
+              <w:jc w:val="left"/>
+            </w:pPr>
+            <w:r>
+              <w:t xml:space="preserve">m. noun</w:t>
+            </w:r>
+          </w:p>
+        </w:tc>
+        <w:tc>
+          <w:tcPr/>
+          <w:p>
+            <w:pPr>
+              <w:pStyle w:val="Compact"/>
+              <w:jc w:val="left"/>
+            </w:pPr>
+            <w:r>
+              <w:t xml:space="preserve">bench, throne</w:t>
+            </w:r>
+          </w:p>
+        </w:tc>
+        <w:tc>
+          <w:tcPr/>
+          <w:p>
+            <w:pPr>
+              <w:pStyle w:val="Compact"/>
+              <w:jc w:val="left"/>
+            </w:pPr>
+            <w:r>
+              <w:t xml:space="preserve">from weak root d-w-q</w:t>
             </w:r>
           </w:p>
         </w:tc>
@@ -5940,43 +5852,55 @@
               <w:jc w:val="left"/>
             </w:pPr>
             <w:r>
-              <w:t xml:space="preserve">ܦܪܚܬܐ</w:t>
-            </w:r>
-          </w:p>
-        </w:tc>
-        <w:tc>
-          <w:tcPr/>
-          <w:p>
-            <w:pPr>
-              <w:pStyle w:val="Compact"/>
-              <w:jc w:val="left"/>
-            </w:pPr>
-            <w:r>
-              <w:t xml:space="preserve">pāraḥtā</w:t>
-            </w:r>
-          </w:p>
-        </w:tc>
-        <w:tc>
-          <w:tcPr/>
-          <w:p>
-            <w:pPr>
-              <w:pStyle w:val="Compact"/>
-              <w:jc w:val="left"/>
-            </w:pPr>
-            <w:r>
-              <w:t xml:space="preserve">f</w:t>
-            </w:r>
-          </w:p>
-        </w:tc>
-        <w:tc>
-          <w:tcPr/>
-          <w:p>
-            <w:pPr>
-              <w:pStyle w:val="Compact"/>
-              <w:jc w:val="left"/>
-            </w:pPr>
-            <w:r>
-              <w:t xml:space="preserve">bird</w:t>
+              <w:t xml:space="preserve">ܓܘܪܐ</w:t>
+            </w:r>
+          </w:p>
+        </w:tc>
+        <w:tc>
+          <w:tcPr/>
+          <w:p>
+            <w:pPr>
+              <w:pStyle w:val="Compact"/>
+              <w:jc w:val="left"/>
+            </w:pPr>
+            <w:r>
+              <w:t xml:space="preserve">gūrā</w:t>
+            </w:r>
+          </w:p>
+        </w:tc>
+        <w:tc>
+          <w:tcPr/>
+          <w:p>
+            <w:pPr>
+              <w:pStyle w:val="Compact"/>
+              <w:jc w:val="left"/>
+            </w:pPr>
+            <w:r>
+              <w:t xml:space="preserve">m. noun</w:t>
+            </w:r>
+          </w:p>
+        </w:tc>
+        <w:tc>
+          <w:tcPr/>
+          <w:p>
+            <w:pPr>
+              <w:pStyle w:val="Compact"/>
+              <w:jc w:val="left"/>
+            </w:pPr>
+            <w:r>
+              <w:t xml:space="preserve">dwelling, cave</w:t>
+            </w:r>
+          </w:p>
+        </w:tc>
+        <w:tc>
+          <w:tcPr/>
+          <w:p>
+            <w:pPr>
+              <w:pStyle w:val="Compact"/>
+              <w:jc w:val="left"/>
+            </w:pPr>
+            <w:r>
+              <w:t xml:space="preserve">from weak root g-w-r</w:t>
             </w:r>
           </w:p>
         </w:tc>
@@ -5990,43 +5914,55 @@
               <w:jc w:val="left"/>
             </w:pPr>
             <w:r>
-              <w:t xml:space="preserve">ܚܕܘܬܐ</w:t>
-            </w:r>
-          </w:p>
-        </w:tc>
-        <w:tc>
-          <w:tcPr/>
-          <w:p>
-            <w:pPr>
-              <w:pStyle w:val="Compact"/>
-              <w:jc w:val="left"/>
-            </w:pPr>
-            <w:r>
-              <w:t xml:space="preserve">ḥadūtā</w:t>
-            </w:r>
-          </w:p>
-        </w:tc>
-        <w:tc>
-          <w:tcPr/>
-          <w:p>
-            <w:pPr>
-              <w:pStyle w:val="Compact"/>
-              <w:jc w:val="left"/>
-            </w:pPr>
-            <w:r>
-              <w:t xml:space="preserve">f</w:t>
-            </w:r>
-          </w:p>
-        </w:tc>
-        <w:tc>
-          <w:tcPr/>
-          <w:p>
-            <w:pPr>
-              <w:pStyle w:val="Compact"/>
-              <w:jc w:val="left"/>
-            </w:pPr>
-            <w:r>
-              <w:t xml:space="preserve">joy</w:t>
+              <w:t xml:space="preserve">ܛܘܦܪܐ</w:t>
+            </w:r>
+          </w:p>
+        </w:tc>
+        <w:tc>
+          <w:tcPr/>
+          <w:p>
+            <w:pPr>
+              <w:pStyle w:val="Compact"/>
+              <w:jc w:val="left"/>
+            </w:pPr>
+            <w:r>
+              <w:t xml:space="preserve">ṭūprā</w:t>
+            </w:r>
+          </w:p>
+        </w:tc>
+        <w:tc>
+          <w:tcPr/>
+          <w:p>
+            <w:pPr>
+              <w:pStyle w:val="Compact"/>
+              <w:jc w:val="left"/>
+            </w:pPr>
+            <w:r>
+              <w:t xml:space="preserve">m. noun</w:t>
+            </w:r>
+          </w:p>
+        </w:tc>
+        <w:tc>
+          <w:tcPr/>
+          <w:p>
+            <w:pPr>
+              <w:pStyle w:val="Compact"/>
+              <w:jc w:val="left"/>
+            </w:pPr>
+            <w:r>
+              <w:t xml:space="preserve">appearance, form</w:t>
+            </w:r>
+          </w:p>
+        </w:tc>
+        <w:tc>
+          <w:tcPr/>
+          <w:p>
+            <w:pPr>
+              <w:pStyle w:val="Compact"/>
+              <w:jc w:val="left"/>
+            </w:pPr>
+            <w:r>
+              <w:t xml:space="preserve">from weak root ṭ-w-p-r</w:t>
             </w:r>
           </w:p>
         </w:tc>
@@ -6040,57 +5976,932 @@
               <w:jc w:val="left"/>
             </w:pPr>
             <w:r>
-              <w:t xml:space="preserve">ܚܟܡܬܐ</w:t>
-            </w:r>
-          </w:p>
-        </w:tc>
-        <w:tc>
-          <w:tcPr/>
-          <w:p>
-            <w:pPr>
-              <w:pStyle w:val="Compact"/>
-              <w:jc w:val="left"/>
-            </w:pPr>
-            <w:r>
-              <w:t xml:space="preserve">ḥekmtā</w:t>
-            </w:r>
-          </w:p>
-        </w:tc>
-        <w:tc>
-          <w:tcPr/>
-          <w:p>
-            <w:pPr>
-              <w:pStyle w:val="Compact"/>
-              <w:jc w:val="left"/>
-            </w:pPr>
-            <w:r>
-              <w:t xml:space="preserve">f</w:t>
-            </w:r>
-          </w:p>
-        </w:tc>
-        <w:tc>
-          <w:tcPr/>
-          <w:p>
-            <w:pPr>
-              <w:pStyle w:val="Compact"/>
-              <w:jc w:val="left"/>
-            </w:pPr>
-            <w:r>
-              <w:t xml:space="preserve">wisdom</w:t>
+              <w:t xml:space="preserve">ܩܘܡܐ</w:t>
+            </w:r>
+          </w:p>
+        </w:tc>
+        <w:tc>
+          <w:tcPr/>
+          <w:p>
+            <w:pPr>
+              <w:pStyle w:val="Compact"/>
+              <w:jc w:val="left"/>
+            </w:pPr>
+            <w:r>
+              <w:t xml:space="preserve">qūmā</w:t>
+            </w:r>
+          </w:p>
+        </w:tc>
+        <w:tc>
+          <w:tcPr/>
+          <w:p>
+            <w:pPr>
+              <w:pStyle w:val="Compact"/>
+              <w:jc w:val="left"/>
+            </w:pPr>
+            <w:r>
+              <w:t xml:space="preserve">m. noun</w:t>
+            </w:r>
+          </w:p>
+        </w:tc>
+        <w:tc>
+          <w:tcPr/>
+          <w:p>
+            <w:pPr>
+              <w:pStyle w:val="Compact"/>
+              <w:jc w:val="left"/>
+            </w:pPr>
+            <w:r>
+              <w:t xml:space="preserve">standing, resurrection</w:t>
+            </w:r>
+          </w:p>
+        </w:tc>
+        <w:tc>
+          <w:tcPr/>
+          <w:p>
+            <w:pPr>
+              <w:pStyle w:val="Compact"/>
+              <w:jc w:val="left"/>
+            </w:pPr>
+            <w:r>
+              <w:t xml:space="preserve">from I-Alaph/Yodh root q-y-m</w:t>
+            </w:r>
+          </w:p>
+        </w:tc>
+      </w:tr>
+      <w:tr>
+        <w:tc>
+          <w:tcPr/>
+          <w:p>
+            <w:pPr>
+              <w:pStyle w:val="Compact"/>
+              <w:jc w:val="left"/>
+            </w:pPr>
+            <w:r>
+              <w:t xml:space="preserve">ܢܦܝܐ</w:t>
+            </w:r>
+          </w:p>
+        </w:tc>
+        <w:tc>
+          <w:tcPr/>
+          <w:p>
+            <w:pPr>
+              <w:pStyle w:val="Compact"/>
+              <w:jc w:val="left"/>
+            </w:pPr>
+            <w:r>
+              <w:t xml:space="preserve">napīʾā</w:t>
+            </w:r>
+          </w:p>
+        </w:tc>
+        <w:tc>
+          <w:tcPr/>
+          <w:p>
+            <w:pPr>
+              <w:pStyle w:val="Compact"/>
+              <w:jc w:val="left"/>
+            </w:pPr>
+            <w:r>
+              <w:t xml:space="preserve">m. noun</w:t>
+            </w:r>
+          </w:p>
+        </w:tc>
+        <w:tc>
+          <w:tcPr/>
+          <w:p>
+            <w:pPr>
+              <w:pStyle w:val="Compact"/>
+              <w:jc w:val="left"/>
+            </w:pPr>
+            <w:r>
+              <w:t xml:space="preserve">seer, prophet</w:t>
+            </w:r>
+          </w:p>
+        </w:tc>
+        <w:tc>
+          <w:tcPr/>
+          <w:p>
+            <w:pPr>
+              <w:pStyle w:val="Compact"/>
+              <w:jc w:val="left"/>
+            </w:pPr>
+            <w:r>
+              <w:t xml:space="preserve">from I-Alaph root n-p-ʾ</w:t>
+            </w:r>
+          </w:p>
+        </w:tc>
+      </w:tr>
+      <w:tr>
+        <w:tc>
+          <w:tcPr/>
+          <w:p>
+            <w:pPr>
+              <w:pStyle w:val="Compact"/>
+              <w:jc w:val="left"/>
+            </w:pPr>
+            <w:r>
+              <w:t xml:space="preserve">ܥܘܢܐ</w:t>
+            </w:r>
+          </w:p>
+        </w:tc>
+        <w:tc>
+          <w:tcPr/>
+          <w:p>
+            <w:pPr>
+              <w:pStyle w:val="Compact"/>
+              <w:jc w:val="left"/>
+            </w:pPr>
+            <w:r>
+              <w:t xml:space="preserve">ʿōnā</w:t>
+            </w:r>
+          </w:p>
+        </w:tc>
+        <w:tc>
+          <w:tcPr/>
+          <w:p>
+            <w:pPr>
+              <w:pStyle w:val="Compact"/>
+              <w:jc w:val="left"/>
+            </w:pPr>
+            <w:r>
+              <w:t xml:space="preserve">m. noun</w:t>
+            </w:r>
+          </w:p>
+        </w:tc>
+        <w:tc>
+          <w:tcPr/>
+          <w:p>
+            <w:pPr>
+              <w:pStyle w:val="Compact"/>
+              <w:jc w:val="left"/>
+            </w:pPr>
+            <w:r>
+              <w:t xml:space="preserve">strength, power</w:t>
+            </w:r>
+          </w:p>
+        </w:tc>
+        <w:tc>
+          <w:tcPr/>
+          <w:p>
+            <w:pPr>
+              <w:pStyle w:val="Compact"/>
+              <w:jc w:val="left"/>
+            </w:pPr>
+            <w:r>
+              <w:t xml:space="preserve">from weak root ʿ-w-n</w:t>
+            </w:r>
+          </w:p>
+        </w:tc>
+      </w:tr>
+      <w:tr>
+        <w:tc>
+          <w:tcPr/>
+          <w:p>
+            <w:pPr>
+              <w:pStyle w:val="Compact"/>
+              <w:jc w:val="left"/>
+            </w:pPr>
+            <w:r>
+              <w:t xml:space="preserve">ܫܘܘܕܐ</w:t>
+            </w:r>
+          </w:p>
+        </w:tc>
+        <w:tc>
+          <w:tcPr/>
+          <w:p>
+            <w:pPr>
+              <w:pStyle w:val="Compact"/>
+              <w:jc w:val="left"/>
+            </w:pPr>
+            <w:r>
+              <w:t xml:space="preserve">šūwəddā</w:t>
+            </w:r>
+          </w:p>
+        </w:tc>
+        <w:tc>
+          <w:tcPr/>
+          <w:p>
+            <w:pPr>
+              <w:pStyle w:val="Compact"/>
+              <w:jc w:val="left"/>
+            </w:pPr>
+            <w:r>
+              <w:t xml:space="preserve">m. noun</w:t>
+            </w:r>
+          </w:p>
+        </w:tc>
+        <w:tc>
+          <w:tcPr/>
+          <w:p>
+            <w:pPr>
+              <w:pStyle w:val="Compact"/>
+              <w:jc w:val="left"/>
+            </w:pPr>
+            <w:r>
+              <w:t xml:space="preserve">testimony, witness</w:t>
+            </w:r>
+          </w:p>
+        </w:tc>
+        <w:tc>
+          <w:tcPr/>
+          <w:p>
+            <w:pPr>
+              <w:pStyle w:val="Compact"/>
+              <w:jc w:val="left"/>
+            </w:pPr>
+            <w:r>
+              <w:t xml:space="preserve">from weak root š-w-d</w:t>
+            </w:r>
+          </w:p>
+        </w:tc>
+      </w:tr>
+      <w:tr>
+        <w:tc>
+          <w:tcPr/>
+          <w:p>
+            <w:pPr>
+              <w:pStyle w:val="Compact"/>
+              <w:jc w:val="left"/>
+            </w:pPr>
+            <w:r>
+              <w:t xml:space="preserve">ܪܘܡܘܬܐ</w:t>
+            </w:r>
+          </w:p>
+        </w:tc>
+        <w:tc>
+          <w:tcPr/>
+          <w:p>
+            <w:pPr>
+              <w:pStyle w:val="Compact"/>
+              <w:jc w:val="left"/>
+            </w:pPr>
+            <w:r>
+              <w:t xml:space="preserve">rūmūttā</w:t>
+            </w:r>
+          </w:p>
+        </w:tc>
+        <w:tc>
+          <w:tcPr/>
+          <w:p>
+            <w:pPr>
+              <w:pStyle w:val="Compact"/>
+              <w:jc w:val="left"/>
+            </w:pPr>
+            <w:r>
+              <w:t xml:space="preserve">f. noun</w:t>
+            </w:r>
+          </w:p>
+        </w:tc>
+        <w:tc>
+          <w:tcPr/>
+          <w:p>
+            <w:pPr>
+              <w:pStyle w:val="Compact"/>
+              <w:jc w:val="left"/>
+            </w:pPr>
+            <w:r>
+              <w:t xml:space="preserve">highness, exaltation</w:t>
+            </w:r>
+          </w:p>
+        </w:tc>
+        <w:tc>
+          <w:tcPr/>
+          <w:p>
+            <w:pPr>
+              <w:pStyle w:val="Compact"/>
+              <w:jc w:val="left"/>
+            </w:pPr>
+            <w:r>
+              <w:t xml:space="preserve">from weak root r-w-m</w:t>
+            </w:r>
+          </w:p>
+        </w:tc>
+      </w:tr>
+      <w:tr>
+        <w:tc>
+          <w:tcPr/>
+          <w:p>
+            <w:pPr>
+              <w:pStyle w:val="Compact"/>
+              <w:jc w:val="left"/>
+            </w:pPr>
+            <w:r>
+              <w:t xml:space="preserve">ܩܪܐ</w:t>
+            </w:r>
+          </w:p>
+        </w:tc>
+        <w:tc>
+          <w:tcPr/>
+          <w:p>
+            <w:pPr>
+              <w:pStyle w:val="Compact"/>
+              <w:jc w:val="left"/>
+            </w:pPr>
+            <w:r>
+              <w:t xml:space="preserve">qərā</w:t>
+            </w:r>
+          </w:p>
+        </w:tc>
+        <w:tc>
+          <w:tcPr/>
+          <w:p>
+            <w:pPr>
+              <w:pStyle w:val="Compact"/>
+              <w:jc w:val="left"/>
+            </w:pPr>
+            <w:r>
+              <w:t xml:space="preserve">m. noun</w:t>
+            </w:r>
+          </w:p>
+        </w:tc>
+        <w:tc>
+          <w:tcPr/>
+          <w:p>
+            <w:pPr>
+              <w:pStyle w:val="Compact"/>
+              <w:jc w:val="left"/>
+            </w:pPr>
+            <w:r>
+              <w:t xml:space="preserve">cold</w:t>
+            </w:r>
+          </w:p>
+        </w:tc>
+        <w:tc>
+          <w:tcPr/>
+          <w:p>
+            <w:pPr>
+              <w:pStyle w:val="Compact"/>
+              <w:jc w:val="left"/>
+            </w:pPr>
+            <w:r>
+              <w:t xml:space="preserve">from weak root q-r-ʾ</w:t>
+            </w:r>
+          </w:p>
+        </w:tc>
+      </w:tr>
+      <w:tr>
+        <w:tc>
+          <w:tcPr/>
+          <w:p>
+            <w:pPr>
+              <w:pStyle w:val="Compact"/>
+              <w:jc w:val="left"/>
+            </w:pPr>
+            <w:r>
+              <w:t xml:space="preserve">ܚܠܡܐ</w:t>
+            </w:r>
+          </w:p>
+        </w:tc>
+        <w:tc>
+          <w:tcPr/>
+          <w:p>
+            <w:pPr>
+              <w:pStyle w:val="Compact"/>
+              <w:jc w:val="left"/>
+            </w:pPr>
+            <w:r>
+              <w:t xml:space="preserve">ḥelmā</w:t>
+            </w:r>
+          </w:p>
+        </w:tc>
+        <w:tc>
+          <w:tcPr/>
+          <w:p>
+            <w:pPr>
+              <w:pStyle w:val="Compact"/>
+              <w:jc w:val="left"/>
+            </w:pPr>
+            <w:r>
+              <w:t xml:space="preserve">m. noun</w:t>
+            </w:r>
+          </w:p>
+        </w:tc>
+        <w:tc>
+          <w:tcPr/>
+          <w:p>
+            <w:pPr>
+              <w:pStyle w:val="Compact"/>
+              <w:jc w:val="left"/>
+            </w:pPr>
+            <w:r>
+              <w:t xml:space="preserve">dream</w:t>
+            </w:r>
+          </w:p>
+        </w:tc>
+        <w:tc>
+          <w:tcPr/>
+          <w:p>
+            <w:pPr>
+              <w:pStyle w:val="Compact"/>
+              <w:jc w:val="left"/>
+            </w:pPr>
+            <w:r>
+              <w:t xml:space="preserve">from weak root ḥ-l-m</w:t>
+            </w:r>
+          </w:p>
+        </w:tc>
+      </w:tr>
+      <w:tr>
+        <w:tc>
+          <w:tcPr/>
+          <w:p>
+            <w:pPr>
+              <w:pStyle w:val="Compact"/>
+              <w:jc w:val="left"/>
+            </w:pPr>
+            <w:r>
+              <w:t xml:space="preserve">ܕܘܣܐ</w:t>
+            </w:r>
+          </w:p>
+        </w:tc>
+        <w:tc>
+          <w:tcPr/>
+          <w:p>
+            <w:pPr>
+              <w:pStyle w:val="Compact"/>
+              <w:jc w:val="left"/>
+            </w:pPr>
+            <w:r>
+              <w:t xml:space="preserve">dūsā</w:t>
+            </w:r>
+          </w:p>
+        </w:tc>
+        <w:tc>
+          <w:tcPr/>
+          <w:p>
+            <w:pPr>
+              <w:pStyle w:val="Compact"/>
+              <w:jc w:val="left"/>
+            </w:pPr>
+            <w:r>
+              <w:t xml:space="preserve">m. noun</w:t>
+            </w:r>
+          </w:p>
+        </w:tc>
+        <w:tc>
+          <w:tcPr/>
+          <w:p>
+            <w:pPr>
+              <w:pStyle w:val="Compact"/>
+              <w:jc w:val="left"/>
+            </w:pPr>
+            <w:r>
+              <w:t xml:space="preserve">trampling, subjugation</w:t>
+            </w:r>
+          </w:p>
+        </w:tc>
+        <w:tc>
+          <w:tcPr/>
+          <w:p>
+            <w:pPr>
+              <w:pStyle w:val="Compact"/>
+              <w:jc w:val="left"/>
+            </w:pPr>
+            <w:r>
+              <w:t xml:space="preserve">from weak root d-w-s</w:t>
+            </w:r>
+          </w:p>
+        </w:tc>
+      </w:tr>
+      <w:tr>
+        <w:tc>
+          <w:tcPr/>
+          <w:p>
+            <w:pPr>
+              <w:pStyle w:val="Compact"/>
+              <w:jc w:val="left"/>
+            </w:pPr>
+            <w:r>
+              <w:t xml:space="preserve">ܠܠܘܬܐ</w:t>
+            </w:r>
+          </w:p>
+        </w:tc>
+        <w:tc>
+          <w:tcPr/>
+          <w:p>
+            <w:pPr>
+              <w:pStyle w:val="Compact"/>
+              <w:jc w:val="left"/>
+            </w:pPr>
+            <w:r>
+              <w:t xml:space="preserve">ləlūttā</w:t>
+            </w:r>
+          </w:p>
+        </w:tc>
+        <w:tc>
+          <w:tcPr/>
+          <w:p>
+            <w:pPr>
+              <w:pStyle w:val="Compact"/>
+              <w:jc w:val="left"/>
+            </w:pPr>
+            <w:r>
+              <w:t xml:space="preserve">f. noun</w:t>
+            </w:r>
+          </w:p>
+        </w:tc>
+        <w:tc>
+          <w:tcPr/>
+          <w:p>
+            <w:pPr>
+              <w:pStyle w:val="Compact"/>
+              <w:jc w:val="left"/>
+            </w:pPr>
+            <w:r>
+              <w:t xml:space="preserve">lamenting, wailing</w:t>
+            </w:r>
+          </w:p>
+        </w:tc>
+        <w:tc>
+          <w:tcPr/>
+          <w:p>
+            <w:pPr>
+              <w:pStyle w:val="Compact"/>
+              <w:jc w:val="left"/>
+            </w:pPr>
+            <w:r>
+              <w:t xml:space="preserve">from weak root l-l-y</w:t>
+            </w:r>
+          </w:p>
+        </w:tc>
+      </w:tr>
+      <w:tr>
+        <w:tc>
+          <w:tcPr/>
+          <w:p>
+            <w:pPr>
+              <w:pStyle w:val="Compact"/>
+              <w:jc w:val="left"/>
+            </w:pPr>
+            <w:r>
+              <w:t xml:space="preserve">ܦܘܪܐ</w:t>
+            </w:r>
+          </w:p>
+        </w:tc>
+        <w:tc>
+          <w:tcPr/>
+          <w:p>
+            <w:pPr>
+              <w:pStyle w:val="Compact"/>
+              <w:jc w:val="left"/>
+            </w:pPr>
+            <w:r>
+              <w:t xml:space="preserve">pūrā</w:t>
+            </w:r>
+          </w:p>
+        </w:tc>
+        <w:tc>
+          <w:tcPr/>
+          <w:p>
+            <w:pPr>
+              <w:pStyle w:val="Compact"/>
+              <w:jc w:val="left"/>
+            </w:pPr>
+            <w:r>
+              <w:t xml:space="preserve">m. noun</w:t>
+            </w:r>
+          </w:p>
+        </w:tc>
+        <w:tc>
+          <w:tcPr/>
+          <w:p>
+            <w:pPr>
+              <w:pStyle w:val="Compact"/>
+              <w:jc w:val="left"/>
+            </w:pPr>
+            <w:r>
+              <w:t xml:space="preserve">fruit</w:t>
+            </w:r>
+          </w:p>
+        </w:tc>
+        <w:tc>
+          <w:tcPr/>
+          <w:p>
+            <w:pPr>
+              <w:pStyle w:val="Compact"/>
+              <w:jc w:val="left"/>
+            </w:pPr>
+            <w:r>
+              <w:t xml:space="preserve">from weak root p-w-r</w:t>
+            </w:r>
+          </w:p>
+        </w:tc>
+      </w:tr>
+      <w:tr>
+        <w:tc>
+          <w:tcPr/>
+          <w:p>
+            <w:pPr>
+              <w:pStyle w:val="Compact"/>
+              <w:jc w:val="left"/>
+            </w:pPr>
+            <w:r>
+              <w:t xml:space="preserve">ܥܘܩܢܐ</w:t>
+            </w:r>
+          </w:p>
+        </w:tc>
+        <w:tc>
+          <w:tcPr/>
+          <w:p>
+            <w:pPr>
+              <w:pStyle w:val="Compact"/>
+              <w:jc w:val="left"/>
+            </w:pPr>
+            <w:r>
+              <w:t xml:space="preserve">ʿūqqānā</w:t>
+            </w:r>
+          </w:p>
+        </w:tc>
+        <w:tc>
+          <w:tcPr/>
+          <w:p>
+            <w:pPr>
+              <w:pStyle w:val="Compact"/>
+              <w:jc w:val="left"/>
+            </w:pPr>
+            <w:r>
+              <w:t xml:space="preserve">m. noun</w:t>
+            </w:r>
+          </w:p>
+        </w:tc>
+        <w:tc>
+          <w:tcPr/>
+          <w:p>
+            <w:pPr>
+              <w:pStyle w:val="Compact"/>
+              <w:jc w:val="left"/>
+            </w:pPr>
+            <w:r>
+              <w:t xml:space="preserve">knot, binding</w:t>
+            </w:r>
+          </w:p>
+        </w:tc>
+        <w:tc>
+          <w:tcPr/>
+          <w:p>
+            <w:pPr>
+              <w:pStyle w:val="Compact"/>
+              <w:jc w:val="left"/>
+            </w:pPr>
+            <w:r>
+              <w:t xml:space="preserve">from weak root ʿ-q-d</w:t>
+            </w:r>
+          </w:p>
+        </w:tc>
+      </w:tr>
+      <w:tr>
+        <w:tc>
+          <w:tcPr/>
+          <w:p>
+            <w:pPr>
+              <w:pStyle w:val="Compact"/>
+              <w:jc w:val="left"/>
+            </w:pPr>
+            <w:r>
+              <w:t xml:space="preserve">ܫܠܝܢܐ</w:t>
+            </w:r>
+          </w:p>
+        </w:tc>
+        <w:tc>
+          <w:tcPr/>
+          <w:p>
+            <w:pPr>
+              <w:pStyle w:val="Compact"/>
+              <w:jc w:val="left"/>
+            </w:pPr>
+            <w:r>
+              <w:t xml:space="preserve">šəlyānā</w:t>
+            </w:r>
+          </w:p>
+        </w:tc>
+        <w:tc>
+          <w:tcPr/>
+          <w:p>
+            <w:pPr>
+              <w:pStyle w:val="Compact"/>
+              <w:jc w:val="left"/>
+            </w:pPr>
+            <w:r>
+              <w:t xml:space="preserve">m. noun</w:t>
+            </w:r>
+          </w:p>
+        </w:tc>
+        <w:tc>
+          <w:tcPr/>
+          <w:p>
+            <w:pPr>
+              <w:pStyle w:val="Compact"/>
+              <w:jc w:val="left"/>
+            </w:pPr>
+            <w:r>
+              <w:t xml:space="preserve">peace, wholeness</w:t>
+            </w:r>
+          </w:p>
+        </w:tc>
+        <w:tc>
+          <w:tcPr/>
+          <w:p>
+            <w:pPr>
+              <w:pStyle w:val="Compact"/>
+              <w:jc w:val="left"/>
+            </w:pPr>
+            <w:r>
+              <w:t xml:space="preserve">from weak root š-l-y</w:t>
+            </w:r>
+          </w:p>
+        </w:tc>
+      </w:tr>
+      <w:tr>
+        <w:tc>
+          <w:tcPr/>
+          <w:p>
+            <w:pPr>
+              <w:pStyle w:val="Compact"/>
+              <w:jc w:val="left"/>
+            </w:pPr>
+            <w:r>
+              <w:t xml:space="preserve">ܐܬܘܬܐ</w:t>
+            </w:r>
+          </w:p>
+        </w:tc>
+        <w:tc>
+          <w:tcPr/>
+          <w:p>
+            <w:pPr>
+              <w:pStyle w:val="Compact"/>
+              <w:jc w:val="left"/>
+            </w:pPr>
+            <w:r>
+              <w:t xml:space="preserve">ʾətwūttā</w:t>
+            </w:r>
+          </w:p>
+        </w:tc>
+        <w:tc>
+          <w:tcPr/>
+          <w:p>
+            <w:pPr>
+              <w:pStyle w:val="Compact"/>
+              <w:jc w:val="left"/>
+            </w:pPr>
+            <w:r>
+              <w:t xml:space="preserve">f. noun</w:t>
+            </w:r>
+          </w:p>
+        </w:tc>
+        <w:tc>
+          <w:tcPr/>
+          <w:p>
+            <w:pPr>
+              <w:pStyle w:val="Compact"/>
+              <w:jc w:val="left"/>
+            </w:pPr>
+            <w:r>
+              <w:t xml:space="preserve">sign, omen</w:t>
+            </w:r>
+          </w:p>
+        </w:tc>
+        <w:tc>
+          <w:tcPr/>
+          <w:p>
+            <w:pPr>
+              <w:pStyle w:val="Compact"/>
+              <w:jc w:val="left"/>
+            </w:pPr>
+            <w:r>
+              <w:t xml:space="preserve">from weak root ʾ-t-w</w:t>
+            </w:r>
+          </w:p>
+        </w:tc>
+      </w:tr>
+      <w:tr>
+        <w:tc>
+          <w:tcPr/>
+          <w:p>
+            <w:pPr>
+              <w:pStyle w:val="Compact"/>
+              <w:jc w:val="left"/>
+            </w:pPr>
+            <w:r>
+              <w:t xml:space="preserve">ܢܘܬܐ</w:t>
+            </w:r>
+          </w:p>
+        </w:tc>
+        <w:tc>
+          <w:tcPr/>
+          <w:p>
+            <w:pPr>
+              <w:pStyle w:val="Compact"/>
+              <w:jc w:val="left"/>
+            </w:pPr>
+            <w:r>
+              <w:t xml:space="preserve">nūttā</w:t>
+            </w:r>
+          </w:p>
+        </w:tc>
+        <w:tc>
+          <w:tcPr/>
+          <w:p>
+            <w:pPr>
+              <w:pStyle w:val="Compact"/>
+              <w:jc w:val="left"/>
+            </w:pPr>
+            <w:r>
+              <w:t xml:space="preserve">f. noun</w:t>
+            </w:r>
+          </w:p>
+        </w:tc>
+        <w:tc>
+          <w:tcPr/>
+          <w:p>
+            <w:pPr>
+              <w:pStyle w:val="Compact"/>
+              <w:jc w:val="left"/>
+            </w:pPr>
+            <w:r>
+              <w:t xml:space="preserve">rest, dwelling</w:t>
+            </w:r>
+          </w:p>
+        </w:tc>
+        <w:tc>
+          <w:tcPr/>
+          <w:p>
+            <w:pPr>
+              <w:pStyle w:val="Compact"/>
+              <w:jc w:val="left"/>
+            </w:pPr>
+            <w:r>
+              <w:t xml:space="preserve">from weak root n-w-t</w:t>
+            </w:r>
+          </w:p>
+        </w:tc>
+      </w:tr>
+      <w:tr>
+        <w:tc>
+          <w:tcPr/>
+          <w:p>
+            <w:pPr>
+              <w:pStyle w:val="Compact"/>
+              <w:jc w:val="left"/>
+            </w:pPr>
+            <w:r>
+              <w:t xml:space="preserve">ܘܝܪܘܬܐ</w:t>
+            </w:r>
+          </w:p>
+        </w:tc>
+        <w:tc>
+          <w:tcPr/>
+          <w:p>
+            <w:pPr>
+              <w:pStyle w:val="Compact"/>
+              <w:jc w:val="left"/>
+            </w:pPr>
+            <w:r>
+              <w:t xml:space="preserve">wayrūttā</w:t>
+            </w:r>
+          </w:p>
+        </w:tc>
+        <w:tc>
+          <w:tcPr/>
+          <w:p>
+            <w:pPr>
+              <w:pStyle w:val="Compact"/>
+              <w:jc w:val="left"/>
+            </w:pPr>
+            <w:r>
+              <w:t xml:space="preserve">f. noun</w:t>
+            </w:r>
+          </w:p>
+        </w:tc>
+        <w:tc>
+          <w:tcPr/>
+          <w:p>
+            <w:pPr>
+              <w:pStyle w:val="Compact"/>
+              <w:jc w:val="left"/>
+            </w:pPr>
+            <w:r>
+              <w:t xml:space="preserve">shame, disgrace</w:t>
+            </w:r>
+          </w:p>
+        </w:tc>
+        <w:tc>
+          <w:tcPr/>
+          <w:p>
+            <w:pPr>
+              <w:pStyle w:val="Compact"/>
+              <w:jc w:val="left"/>
+            </w:pPr>
+            <w:r>
+              <w:t xml:space="preserve">from weak root w-y-r</w:t>
             </w:r>
           </w:p>
         </w:tc>
       </w:tr>
     </w:tbl>
-    <w:bookmarkEnd w:id="20"/>
-    <w:bookmarkEnd w:id="21"/>
-    <w:bookmarkEnd w:id="22"/>
-    <w:bookmarkEnd w:id="23"/>
-    <w:sectPr>
-      <w:footnotePr>
-        <w:numRestart w:val="eachSect"/>
-      </w:footnotePr>
-    </w:sectPr>
+    <w:bookmarkEnd w:id="30"/>
+    <w:bookmarkEnd w:id="31"/>
+    <w:bookmarkEnd w:id="32"/>
+    <w:sectPr/>
   </w:body>
 </w:document>
 </file>
@@ -6128,7 +6939,7 @@
       <w:lvlText w:val=" "/>
       <w:lvlJc w:val="left"/>
       <w:pPr>
-        <w:ind w:left="720" w:hanging="360"/>
+        <w:ind w:left="720" w:hanging="480"/>
       </w:pPr>
     </w:lvl>
     <w:lvl w:ilvl="1">
@@ -6136,7 +6947,7 @@
       <w:lvlText w:val=" "/>
       <w:lvlJc w:val="left"/>
       <w:pPr>
-        <w:ind w:left="1440" w:hanging="360"/>
+        <w:ind w:left="1440" w:hanging="480"/>
       </w:pPr>
     </w:lvl>
     <w:lvl w:ilvl="2">
@@ -6144,7 +6955,7 @@
       <w:lvlText w:val=" "/>
       <w:lvlJc w:val="left"/>
       <w:pPr>
-        <w:ind w:left="2160" w:hanging="360"/>
+        <w:ind w:left="2160" w:hanging="480"/>
       </w:pPr>
     </w:lvl>
     <w:lvl w:ilvl="3">
@@ -6152,7 +6963,7 @@
       <w:lvlText w:val=" "/>
       <w:lvlJc w:val="left"/>
       <w:pPr>
-        <w:ind w:left="2880" w:hanging="360"/>
+        <w:ind w:left="2880" w:hanging="480"/>
       </w:pPr>
     </w:lvl>
     <w:lvl w:ilvl="4">
@@ -6160,7 +6971,7 @@
       <w:lvlText w:val=" "/>
       <w:lvlJc w:val="left"/>
       <w:pPr>
-        <w:ind w:left="3600" w:hanging="360"/>
+        <w:ind w:left="3600" w:hanging="480"/>
       </w:pPr>
     </w:lvl>
     <w:lvl w:ilvl="5">
@@ -6168,7 +6979,7 @@
       <w:lvlText w:val=" "/>
       <w:lvlJc w:val="left"/>
       <w:pPr>
-        <w:ind w:left="4320" w:hanging="360"/>
+        <w:ind w:left="4320" w:hanging="480"/>
       </w:pPr>
     </w:lvl>
     <w:lvl w:ilvl="6">
@@ -6176,7 +6987,7 @@
       <w:lvlText w:val=" "/>
       <w:lvlJc w:val="left"/>
       <w:pPr>
-        <w:ind w:left="5040" w:hanging="360"/>
+        <w:ind w:left="5040" w:hanging="480"/>
       </w:pPr>
     </w:lvl>
     <w:lvl w:ilvl="7">
@@ -6184,7 +6995,7 @@
       <w:lvlText w:val=" "/>
       <w:lvlJc w:val="left"/>
       <w:pPr>
-        <w:ind w:left="5760" w:hanging="360"/>
+        <w:ind w:left="5760" w:hanging="480"/>
       </w:pPr>
     </w:lvl>
     <w:lvl w:ilvl="8">
@@ -6192,12 +7003,584 @@
       <w:lvlText w:val=" "/>
       <w:lvlJc w:val="left"/>
       <w:pPr>
-        <w:ind w:left="6480" w:hanging="360"/>
+        <w:ind w:left="6480" w:hanging="480"/>
+      </w:pPr>
+    </w:lvl>
+  </w:abstractNum>
+  <w:abstractNum w:abstractNumId="99411">
+    <w:nsid w:val="00A99411"/>
+    <w:multiLevelType w:val="multilevel"/>
+    <w:lvl w:ilvl="0">
+      <w:start w:val="1"/>
+      <w:numFmt w:val="decimal"/>
+      <w:lvlText w:val="%1."/>
+      <w:lvlJc w:val="left"/>
+      <w:pPr>
+        <w:ind w:left="720" w:hanging="480"/>
+      </w:pPr>
+    </w:lvl>
+    <w:lvl w:ilvl="1">
+      <w:start w:val="1"/>
+      <w:numFmt w:val="decimal"/>
+      <w:lvlText w:val="%2."/>
+      <w:lvlJc w:val="left"/>
+      <w:pPr>
+        <w:ind w:left="1440" w:hanging="480"/>
+      </w:pPr>
+    </w:lvl>
+    <w:lvl w:ilvl="2">
+      <w:start w:val="1"/>
+      <w:numFmt w:val="decimal"/>
+      <w:lvlText w:val="%3."/>
+      <w:lvlJc w:val="left"/>
+      <w:pPr>
+        <w:ind w:left="2160" w:hanging="480"/>
+      </w:pPr>
+    </w:lvl>
+    <w:lvl w:ilvl="3">
+      <w:start w:val="1"/>
+      <w:numFmt w:val="decimal"/>
+      <w:lvlText w:val="%4."/>
+      <w:lvlJc w:val="left"/>
+      <w:pPr>
+        <w:ind w:left="2880" w:hanging="480"/>
+      </w:pPr>
+    </w:lvl>
+    <w:lvl w:ilvl="4">
+      <w:start w:val="1"/>
+      <w:numFmt w:val="decimal"/>
+      <w:lvlText w:val="%5."/>
+      <w:lvlJc w:val="left"/>
+      <w:pPr>
+        <w:ind w:left="3600" w:hanging="480"/>
+      </w:pPr>
+    </w:lvl>
+    <w:lvl w:ilvl="5">
+      <w:start w:val="1"/>
+      <w:numFmt w:val="decimal"/>
+      <w:lvlText w:val="%6."/>
+      <w:lvlJc w:val="left"/>
+      <w:pPr>
+        <w:ind w:left="4320" w:hanging="480"/>
+      </w:pPr>
+    </w:lvl>
+    <w:lvl w:ilvl="6">
+      <w:start w:val="1"/>
+      <w:numFmt w:val="decimal"/>
+      <w:lvlText w:val="%7."/>
+      <w:lvlJc w:val="left"/>
+      <w:pPr>
+        <w:ind w:left="5040" w:hanging="480"/>
+      </w:pPr>
+    </w:lvl>
+    <w:lvl w:ilvl="7">
+      <w:start w:val="1"/>
+      <w:numFmt w:val="decimal"/>
+      <w:lvlText w:val="%8."/>
+      <w:lvlJc w:val="left"/>
+      <w:pPr>
+        <w:ind w:left="5760" w:hanging="480"/>
+      </w:pPr>
+    </w:lvl>
+    <w:lvl w:ilvl="8">
+      <w:start w:val="1"/>
+      <w:numFmt w:val="decimal"/>
+      <w:lvlText w:val="%9."/>
+      <w:lvlJc w:val="left"/>
+      <w:pPr>
+        <w:ind w:left="6480" w:hanging="480"/>
+      </w:pPr>
+    </w:lvl>
+  </w:abstractNum>
+  <w:abstractNum w:abstractNumId="991">
+    <w:nsid w:val="0000A991"/>
+    <w:multiLevelType w:val="multilevel"/>
+    <w:lvl w:ilvl="0">
+      <w:numFmt w:val="bullet"/>
+      <w:lvlText w:val="•"/>
+      <w:lvlJc w:val="left"/>
+      <w:pPr>
+        <w:ind w:left="720" w:hanging="480"/>
+      </w:pPr>
+    </w:lvl>
+    <w:lvl w:ilvl="1">
+      <w:numFmt w:val="bullet"/>
+      <w:lvlText w:val="–"/>
+      <w:lvlJc w:val="left"/>
+      <w:pPr>
+        <w:ind w:left="1440" w:hanging="480"/>
+      </w:pPr>
+    </w:lvl>
+    <w:lvl w:ilvl="2">
+      <w:numFmt w:val="bullet"/>
+      <w:lvlText w:val="•"/>
+      <w:lvlJc w:val="left"/>
+      <w:pPr>
+        <w:ind w:left="2160" w:hanging="480"/>
+      </w:pPr>
+    </w:lvl>
+    <w:lvl w:ilvl="3">
+      <w:numFmt w:val="bullet"/>
+      <w:lvlText w:val="–"/>
+      <w:lvlJc w:val="left"/>
+      <w:pPr>
+        <w:ind w:left="2880" w:hanging="480"/>
+      </w:pPr>
+    </w:lvl>
+    <w:lvl w:ilvl="4">
+      <w:numFmt w:val="bullet"/>
+      <w:lvlText w:val="•"/>
+      <w:lvlJc w:val="left"/>
+      <w:pPr>
+        <w:ind w:left="3600" w:hanging="480"/>
+      </w:pPr>
+    </w:lvl>
+    <w:lvl w:ilvl="5">
+      <w:numFmt w:val="bullet"/>
+      <w:lvlText w:val="–"/>
+      <w:lvlJc w:val="left"/>
+      <w:pPr>
+        <w:ind w:left="4320" w:hanging="480"/>
+      </w:pPr>
+    </w:lvl>
+    <w:lvl w:ilvl="6">
+      <w:numFmt w:val="bullet"/>
+      <w:lvlText w:val="•"/>
+      <w:lvlJc w:val="left"/>
+      <w:pPr>
+        <w:ind w:left="5040" w:hanging="480"/>
+      </w:pPr>
+    </w:lvl>
+    <w:lvl w:ilvl="7">
+      <w:numFmt w:val="bullet"/>
+      <w:lvlText w:val="–"/>
+      <w:lvlJc w:val="left"/>
+      <w:pPr>
+        <w:ind w:left="5760" w:hanging="480"/>
+      </w:pPr>
+    </w:lvl>
+    <w:lvl w:ilvl="8">
+      <w:numFmt w:val="bullet"/>
+      <w:lvlText w:val="•"/>
+      <w:lvlJc w:val="left"/>
+      <w:pPr>
+        <w:ind w:left="6480" w:hanging="480"/>
       </w:pPr>
     </w:lvl>
   </w:abstractNum>
   <w:num w:numId="1000">
     <w:abstractNumId w:val="990"/>
+  </w:num>
+  <w:num w:numId="1001">
+    <w:abstractNumId w:val="99411"/>
+    <w:lvlOverride w:ilvl="0">
+      <w:startOverride w:val="1"/>
+    </w:lvlOverride>
+    <w:lvlOverride w:ilvl="1">
+      <w:startOverride w:val="1"/>
+    </w:lvlOverride>
+    <w:lvlOverride w:ilvl="2">
+      <w:startOverride w:val="1"/>
+    </w:lvlOverride>
+    <w:lvlOverride w:ilvl="3">
+      <w:startOverride w:val="1"/>
+    </w:lvlOverride>
+    <w:lvlOverride w:ilvl="4">
+      <w:startOverride w:val="1"/>
+    </w:lvlOverride>
+    <w:lvlOverride w:ilvl="5">
+      <w:startOverride w:val="1"/>
+    </w:lvlOverride>
+    <w:lvlOverride w:ilvl="6">
+      <w:startOverride w:val="1"/>
+    </w:lvlOverride>
+    <w:lvlOverride w:ilvl="7">
+      <w:startOverride w:val="1"/>
+    </w:lvlOverride>
+    <w:lvlOverride w:ilvl="8">
+      <w:startOverride w:val="1"/>
+    </w:lvlOverride>
+  </w:num>
+  <w:num w:numId="1002">
+    <w:abstractNumId w:val="991"/>
+  </w:num>
+  <w:num w:numId="1003">
+    <w:abstractNumId w:val="991"/>
+  </w:num>
+  <w:num w:numId="1004">
+    <w:abstractNumId w:val="991"/>
+  </w:num>
+  <w:num w:numId="1005">
+    <w:abstractNumId w:val="991"/>
+  </w:num>
+  <w:num w:numId="1006">
+    <w:abstractNumId w:val="991"/>
+  </w:num>
+  <w:num w:numId="1007">
+    <w:abstractNumId w:val="99411"/>
+    <w:lvlOverride w:ilvl="0">
+      <w:startOverride w:val="1"/>
+    </w:lvlOverride>
+    <w:lvlOverride w:ilvl="1">
+      <w:startOverride w:val="1"/>
+    </w:lvlOverride>
+    <w:lvlOverride w:ilvl="2">
+      <w:startOverride w:val="1"/>
+    </w:lvlOverride>
+    <w:lvlOverride w:ilvl="3">
+      <w:startOverride w:val="1"/>
+    </w:lvlOverride>
+    <w:lvlOverride w:ilvl="4">
+      <w:startOverride w:val="1"/>
+    </w:lvlOverride>
+    <w:lvlOverride w:ilvl="5">
+      <w:startOverride w:val="1"/>
+    </w:lvlOverride>
+    <w:lvlOverride w:ilvl="6">
+      <w:startOverride w:val="1"/>
+    </w:lvlOverride>
+    <w:lvlOverride w:ilvl="7">
+      <w:startOverride w:val="1"/>
+    </w:lvlOverride>
+    <w:lvlOverride w:ilvl="8">
+      <w:startOverride w:val="1"/>
+    </w:lvlOverride>
+  </w:num>
+  <w:num w:numId="1008">
+    <w:abstractNumId w:val="991"/>
+  </w:num>
+  <w:num w:numId="1009">
+    <w:abstractNumId w:val="991"/>
+  </w:num>
+  <w:num w:numId="1010">
+    <w:abstractNumId w:val="99411"/>
+    <w:lvlOverride w:ilvl="0">
+      <w:startOverride w:val="1"/>
+    </w:lvlOverride>
+    <w:lvlOverride w:ilvl="1">
+      <w:startOverride w:val="1"/>
+    </w:lvlOverride>
+    <w:lvlOverride w:ilvl="2">
+      <w:startOverride w:val="1"/>
+    </w:lvlOverride>
+    <w:lvlOverride w:ilvl="3">
+      <w:startOverride w:val="1"/>
+    </w:lvlOverride>
+    <w:lvlOverride w:ilvl="4">
+      <w:startOverride w:val="1"/>
+    </w:lvlOverride>
+    <w:lvlOverride w:ilvl="5">
+      <w:startOverride w:val="1"/>
+    </w:lvlOverride>
+    <w:lvlOverride w:ilvl="6">
+      <w:startOverride w:val="1"/>
+    </w:lvlOverride>
+    <w:lvlOverride w:ilvl="7">
+      <w:startOverride w:val="1"/>
+    </w:lvlOverride>
+    <w:lvlOverride w:ilvl="8">
+      <w:startOverride w:val="1"/>
+    </w:lvlOverride>
+  </w:num>
+  <w:num w:numId="1011">
+    <w:abstractNumId w:val="99411"/>
+    <w:lvlOverride w:ilvl="0">
+      <w:startOverride w:val="1"/>
+    </w:lvlOverride>
+    <w:lvlOverride w:ilvl="1">
+      <w:startOverride w:val="1"/>
+    </w:lvlOverride>
+    <w:lvlOverride w:ilvl="2">
+      <w:startOverride w:val="1"/>
+    </w:lvlOverride>
+    <w:lvlOverride w:ilvl="3">
+      <w:startOverride w:val="1"/>
+    </w:lvlOverride>
+    <w:lvlOverride w:ilvl="4">
+      <w:startOverride w:val="1"/>
+    </w:lvlOverride>
+    <w:lvlOverride w:ilvl="5">
+      <w:startOverride w:val="1"/>
+    </w:lvlOverride>
+    <w:lvlOverride w:ilvl="6">
+      <w:startOverride w:val="1"/>
+    </w:lvlOverride>
+    <w:lvlOverride w:ilvl="7">
+      <w:startOverride w:val="1"/>
+    </w:lvlOverride>
+    <w:lvlOverride w:ilvl="8">
+      <w:startOverride w:val="1"/>
+    </w:lvlOverride>
+  </w:num>
+  <w:num w:numId="1012">
+    <w:abstractNumId w:val="99411"/>
+    <w:lvlOverride w:ilvl="0">
+      <w:startOverride w:val="1"/>
+    </w:lvlOverride>
+    <w:lvlOverride w:ilvl="1">
+      <w:startOverride w:val="1"/>
+    </w:lvlOverride>
+    <w:lvlOverride w:ilvl="2">
+      <w:startOverride w:val="1"/>
+    </w:lvlOverride>
+    <w:lvlOverride w:ilvl="3">
+      <w:startOverride w:val="1"/>
+    </w:lvlOverride>
+    <w:lvlOverride w:ilvl="4">
+      <w:startOverride w:val="1"/>
+    </w:lvlOverride>
+    <w:lvlOverride w:ilvl="5">
+      <w:startOverride w:val="1"/>
+    </w:lvlOverride>
+    <w:lvlOverride w:ilvl="6">
+      <w:startOverride w:val="1"/>
+    </w:lvlOverride>
+    <w:lvlOverride w:ilvl="7">
+      <w:startOverride w:val="1"/>
+    </w:lvlOverride>
+    <w:lvlOverride w:ilvl="8">
+      <w:startOverride w:val="1"/>
+    </w:lvlOverride>
+  </w:num>
+  <w:num w:numId="1013">
+    <w:abstractNumId w:val="99411"/>
+    <w:lvlOverride w:ilvl="0">
+      <w:startOverride w:val="1"/>
+    </w:lvlOverride>
+    <w:lvlOverride w:ilvl="1">
+      <w:startOverride w:val="1"/>
+    </w:lvlOverride>
+    <w:lvlOverride w:ilvl="2">
+      <w:startOverride w:val="1"/>
+    </w:lvlOverride>
+    <w:lvlOverride w:ilvl="3">
+      <w:startOverride w:val="1"/>
+    </w:lvlOverride>
+    <w:lvlOverride w:ilvl="4">
+      <w:startOverride w:val="1"/>
+    </w:lvlOverride>
+    <w:lvlOverride w:ilvl="5">
+      <w:startOverride w:val="1"/>
+    </w:lvlOverride>
+    <w:lvlOverride w:ilvl="6">
+      <w:startOverride w:val="1"/>
+    </w:lvlOverride>
+    <w:lvlOverride w:ilvl="7">
+      <w:startOverride w:val="1"/>
+    </w:lvlOverride>
+    <w:lvlOverride w:ilvl="8">
+      <w:startOverride w:val="1"/>
+    </w:lvlOverride>
+  </w:num>
+  <w:num w:numId="1014">
+    <w:abstractNumId w:val="99411"/>
+    <w:lvlOverride w:ilvl="0">
+      <w:startOverride w:val="1"/>
+    </w:lvlOverride>
+    <w:lvlOverride w:ilvl="1">
+      <w:startOverride w:val="1"/>
+    </w:lvlOverride>
+    <w:lvlOverride w:ilvl="2">
+      <w:startOverride w:val="1"/>
+    </w:lvlOverride>
+    <w:lvlOverride w:ilvl="3">
+      <w:startOverride w:val="1"/>
+    </w:lvlOverride>
+    <w:lvlOverride w:ilvl="4">
+      <w:startOverride w:val="1"/>
+    </w:lvlOverride>
+    <w:lvlOverride w:ilvl="5">
+      <w:startOverride w:val="1"/>
+    </w:lvlOverride>
+    <w:lvlOverride w:ilvl="6">
+      <w:startOverride w:val="1"/>
+    </w:lvlOverride>
+    <w:lvlOverride w:ilvl="7">
+      <w:startOverride w:val="1"/>
+    </w:lvlOverride>
+    <w:lvlOverride w:ilvl="8">
+      <w:startOverride w:val="1"/>
+    </w:lvlOverride>
+  </w:num>
+  <w:num w:numId="1015">
+    <w:abstractNumId w:val="99411"/>
+    <w:lvlOverride w:ilvl="0">
+      <w:startOverride w:val="1"/>
+    </w:lvlOverride>
+    <w:lvlOverride w:ilvl="1">
+      <w:startOverride w:val="1"/>
+    </w:lvlOverride>
+    <w:lvlOverride w:ilvl="2">
+      <w:startOverride w:val="1"/>
+    </w:lvlOverride>
+    <w:lvlOverride w:ilvl="3">
+      <w:startOverride w:val="1"/>
+    </w:lvlOverride>
+    <w:lvlOverride w:ilvl="4">
+      <w:startOverride w:val="1"/>
+    </w:lvlOverride>
+    <w:lvlOverride w:ilvl="5">
+      <w:startOverride w:val="1"/>
+    </w:lvlOverride>
+    <w:lvlOverride w:ilvl="6">
+      <w:startOverride w:val="1"/>
+    </w:lvlOverride>
+    <w:lvlOverride w:ilvl="7">
+      <w:startOverride w:val="1"/>
+    </w:lvlOverride>
+    <w:lvlOverride w:ilvl="8">
+      <w:startOverride w:val="1"/>
+    </w:lvlOverride>
+  </w:num>
+  <w:num w:numId="1016">
+    <w:abstractNumId w:val="99411"/>
+    <w:lvlOverride w:ilvl="0">
+      <w:startOverride w:val="1"/>
+    </w:lvlOverride>
+    <w:lvlOverride w:ilvl="1">
+      <w:startOverride w:val="1"/>
+    </w:lvlOverride>
+    <w:lvlOverride w:ilvl="2">
+      <w:startOverride w:val="1"/>
+    </w:lvlOverride>
+    <w:lvlOverride w:ilvl="3">
+      <w:startOverride w:val="1"/>
+    </w:lvlOverride>
+    <w:lvlOverride w:ilvl="4">
+      <w:startOverride w:val="1"/>
+    </w:lvlOverride>
+    <w:lvlOverride w:ilvl="5">
+      <w:startOverride w:val="1"/>
+    </w:lvlOverride>
+    <w:lvlOverride w:ilvl="6">
+      <w:startOverride w:val="1"/>
+    </w:lvlOverride>
+    <w:lvlOverride w:ilvl="7">
+      <w:startOverride w:val="1"/>
+    </w:lvlOverride>
+    <w:lvlOverride w:ilvl="8">
+      <w:startOverride w:val="1"/>
+    </w:lvlOverride>
+  </w:num>
+  <w:num w:numId="1017">
+    <w:abstractNumId w:val="99411"/>
+    <w:lvlOverride w:ilvl="0">
+      <w:startOverride w:val="1"/>
+    </w:lvlOverride>
+    <w:lvlOverride w:ilvl="1">
+      <w:startOverride w:val="1"/>
+    </w:lvlOverride>
+    <w:lvlOverride w:ilvl="2">
+      <w:startOverride w:val="1"/>
+    </w:lvlOverride>
+    <w:lvlOverride w:ilvl="3">
+      <w:startOverride w:val="1"/>
+    </w:lvlOverride>
+    <w:lvlOverride w:ilvl="4">
+      <w:startOverride w:val="1"/>
+    </w:lvlOverride>
+    <w:lvlOverride w:ilvl="5">
+      <w:startOverride w:val="1"/>
+    </w:lvlOverride>
+    <w:lvlOverride w:ilvl="6">
+      <w:startOverride w:val="1"/>
+    </w:lvlOverride>
+    <w:lvlOverride w:ilvl="7">
+      <w:startOverride w:val="1"/>
+    </w:lvlOverride>
+    <w:lvlOverride w:ilvl="8">
+      <w:startOverride w:val="1"/>
+    </w:lvlOverride>
+  </w:num>
+  <w:num w:numId="1018">
+    <w:abstractNumId w:val="99411"/>
+    <w:lvlOverride w:ilvl="0">
+      <w:startOverride w:val="1"/>
+    </w:lvlOverride>
+    <w:lvlOverride w:ilvl="1">
+      <w:startOverride w:val="1"/>
+    </w:lvlOverride>
+    <w:lvlOverride w:ilvl="2">
+      <w:startOverride w:val="1"/>
+    </w:lvlOverride>
+    <w:lvlOverride w:ilvl="3">
+      <w:startOverride w:val="1"/>
+    </w:lvlOverride>
+    <w:lvlOverride w:ilvl="4">
+      <w:startOverride w:val="1"/>
+    </w:lvlOverride>
+    <w:lvlOverride w:ilvl="5">
+      <w:startOverride w:val="1"/>
+    </w:lvlOverride>
+    <w:lvlOverride w:ilvl="6">
+      <w:startOverride w:val="1"/>
+    </w:lvlOverride>
+    <w:lvlOverride w:ilvl="7">
+      <w:startOverride w:val="1"/>
+    </w:lvlOverride>
+    <w:lvlOverride w:ilvl="8">
+      <w:startOverride w:val="1"/>
+    </w:lvlOverride>
+  </w:num>
+  <w:num w:numId="1019">
+    <w:abstractNumId w:val="99411"/>
+    <w:lvlOverride w:ilvl="0">
+      <w:startOverride w:val="1"/>
+    </w:lvlOverride>
+    <w:lvlOverride w:ilvl="1">
+      <w:startOverride w:val="1"/>
+    </w:lvlOverride>
+    <w:lvlOverride w:ilvl="2">
+      <w:startOverride w:val="1"/>
+    </w:lvlOverride>
+    <w:lvlOverride w:ilvl="3">
+      <w:startOverride w:val="1"/>
+    </w:lvlOverride>
+    <w:lvlOverride w:ilvl="4">
+      <w:startOverride w:val="1"/>
+    </w:lvlOverride>
+    <w:lvlOverride w:ilvl="5">
+      <w:startOverride w:val="1"/>
+    </w:lvlOverride>
+    <w:lvlOverride w:ilvl="6">
+      <w:startOverride w:val="1"/>
+    </w:lvlOverride>
+    <w:lvlOverride w:ilvl="7">
+      <w:startOverride w:val="1"/>
+    </w:lvlOverride>
+    <w:lvlOverride w:ilvl="8">
+      <w:startOverride w:val="1"/>
+    </w:lvlOverride>
+  </w:num>
+  <w:num w:numId="1020">
+    <w:abstractNumId w:val="99411"/>
+    <w:lvlOverride w:ilvl="0">
+      <w:startOverride w:val="1"/>
+    </w:lvlOverride>
+    <w:lvlOverride w:ilvl="1">
+      <w:startOverride w:val="1"/>
+    </w:lvlOverride>
+    <w:lvlOverride w:ilvl="2">
+      <w:startOverride w:val="1"/>
+    </w:lvlOverride>
+    <w:lvlOverride w:ilvl="3">
+      <w:startOverride w:val="1"/>
+    </w:lvlOverride>
+    <w:lvlOverride w:ilvl="4">
+      <w:startOverride w:val="1"/>
+    </w:lvlOverride>
+    <w:lvlOverride w:ilvl="5">
+      <w:startOverride w:val="1"/>
+    </w:lvlOverride>
+    <w:lvlOverride w:ilvl="6">
+      <w:startOverride w:val="1"/>
+    </w:lvlOverride>
+    <w:lvlOverride w:ilvl="7">
+      <w:startOverride w:val="1"/>
+    </w:lvlOverride>
+    <w:lvlOverride w:ilvl="8">
+      <w:startOverride w:val="1"/>
+    </w:lvlOverride>
   </w:num>
 </w:numbering>
 </file>
@@ -6207,10 +7590,10 @@
   <w:docDefaults>
     <w:rPrDefault>
       <w:rPr>
-        <w:rFonts w:asciiTheme="minorHAnsi" w:cstheme="minorBidi" w:eastAsiaTheme="minorEastAsia" w:hAnsiTheme="minorHAnsi"/>
+        <w:rFonts w:asciiTheme="minorHAnsi" w:cstheme="minorBidi" w:eastAsiaTheme="minorHAnsi" w:hAnsiTheme="minorHAnsi"/>
         <w:sz w:val="24"/>
         <w:szCs w:val="24"/>
-        <w:lang w:bidi="ar-SA" w:eastAsia="zh-CN" w:val="en-US"/>
+        <w:lang w:bidi="ar-SA" w:eastAsia="en-US" w:val="en-US"/>
       </w:rPr>
     </w:rPrDefault>
     <w:pPrDefault>
@@ -6251,94 +7634,57 @@
     <w:name w:val="Title"/>
     <w:basedOn w:val="Normal"/>
     <w:next w:val="BodyText"/>
-    <w:link w:val="TitleChar"/>
-    <w:uiPriority w:val="10"/>
     <w:qFormat/>
-    <w:rsid w:val="00A10FD9"/>
     <w:pPr>
-      <w:spacing w:after="80" w:line="240" w:lineRule="auto"/>
-      <w:contextualSpacing/>
+      <w:keepNext/>
+      <w:keepLines/>
+      <w:spacing w:after="240" w:before="480"/>
       <w:jc w:val="center"/>
     </w:pPr>
     <w:rPr>
       <w:rFonts w:asciiTheme="majorHAnsi" w:cstheme="majorBidi" w:eastAsiaTheme="majorEastAsia" w:hAnsiTheme="majorHAnsi"/>
-      <w:sz w:val="56"/>
-      <w:szCs w:val="56"/>
-    </w:rPr>
-  </w:style>
-  <w:style w:customStyle="1" w:styleId="TitleChar" w:type="character">
-    <w:name w:val="Title Char"/>
-    <w:basedOn w:val="DefaultParagraphFont"/>
-    <w:link w:val="Title"/>
-    <w:uiPriority w:val="10"/>
-    <w:rsid w:val="00A10FD9"/>
-    <w:rPr>
-      <w:rFonts w:asciiTheme="majorHAnsi" w:cstheme="majorBidi" w:eastAsiaTheme="majorEastAsia" w:hAnsiTheme="majorHAnsi"/>
-      <w:sz w:val="56"/>
-      <w:szCs w:val="56"/>
+      <w:b/>
+      <w:bCs/>
+      <w:color w:themeColor="accent1" w:themeShade="B5" w:val="345A8A"/>
+      <w:sz w:val="36"/>
+      <w:szCs w:val="36"/>
     </w:rPr>
   </w:style>
   <w:style w:styleId="Subtitle" w:type="paragraph">
     <w:name w:val="Subtitle"/>
     <w:basedOn w:val="Title"/>
     <w:next w:val="BodyText"/>
-    <w:link w:val="SubtitleChar"/>
-    <w:uiPriority w:val="11"/>
     <w:qFormat/>
-    <w:rsid w:val="00A10FD9"/>
     <w:pPr>
-      <w:numPr>
-        <w:ilvl w:val="1"/>
-      </w:numPr>
+      <w:keepNext/>
+      <w:keepLines/>
+      <w:spacing w:after="240" w:before="240"/>
+      <w:jc w:val="center"/>
     </w:pPr>
     <w:rPr>
-      <w:rFonts w:cstheme="majorBidi" w:eastAsiaTheme="majorEastAsia"/>
-      <w:spacing w:val="15"/>
-      <w:sz w:val="28"/>
-      <w:szCs w:val="28"/>
-    </w:rPr>
-  </w:style>
-  <w:style w:customStyle="1" w:styleId="SubtitleChar" w:type="character">
-    <w:name w:val="Subtitle Char"/>
-    <w:basedOn w:val="DefaultParagraphFont"/>
-    <w:link w:val="Subtitle"/>
-    <w:uiPriority w:val="11"/>
-    <w:rsid w:val="00A10FD9"/>
-    <w:rPr>
-      <w:rFonts w:cstheme="majorBidi" w:eastAsiaTheme="majorEastAsia"/>
-      <w:color w:themeColor="text1" w:themeTint="A6" w:val="595959"/>
-      <w:spacing w:val="15"/>
-      <w:sz w:val="28"/>
-      <w:szCs w:val="28"/>
+      <w:sz w:val="30"/>
+      <w:szCs w:val="30"/>
     </w:rPr>
   </w:style>
   <w:style w:customStyle="1" w:styleId="Author" w:type="paragraph">
     <w:name w:val="Author"/>
-    <w:basedOn w:val="Title"/>
     <w:next w:val="BodyText"/>
     <w:qFormat/>
     <w:pPr>
       <w:keepNext/>
       <w:keepLines/>
+      <w:jc w:val="center"/>
     </w:pPr>
-    <w:rPr>
-      <w:sz w:val="24"/>
-      <w:szCs w:val="24"/>
-    </w:rPr>
   </w:style>
   <w:style w:styleId="Date" w:type="paragraph">
     <w:name w:val="Date"/>
-    <w:basedOn w:val="Title"/>
     <w:next w:val="BodyText"/>
     <w:qFormat/>
     <w:pPr>
       <w:keepNext/>
       <w:keepLines/>
+      <w:jc w:val="center"/>
     </w:pPr>
-    <w:rPr>
-      <w:sz w:val="24"/>
-      <w:szCs w:val="24"/>
-    </w:rPr>
   </w:style>
   <w:style w:customStyle="1" w:styleId="AbstractTitle" w:type="paragraph">
     <w:name w:val="Abstract Title"/>
@@ -6353,6 +7699,7 @@
     </w:pPr>
     <w:rPr>
       <w:b/>
+      <w:color w:val="345A8A"/>
       <w:sz w:val="20"/>
       <w:szCs w:val="20"/>
     </w:rPr>
@@ -6381,321 +7728,191 @@
     <w:rPr/>
   </w:style>
   <w:style w:styleId="Heading1" w:type="paragraph">
-    <w:name w:val="heading 1"/>
+    <w:name w:val="Heading 1"/>
     <w:basedOn w:val="Normal"/>
     <w:next w:val="BodyText"/>
-    <w:link w:val="Heading1Char"/>
     <w:uiPriority w:val="9"/>
     <w:qFormat/>
-    <w:rsid w:val="00A10FD9"/>
     <w:pPr>
       <w:keepNext/>
       <w:keepLines/>
-      <w:spacing w:after="80" w:before="360"/>
+      <w:spacing w:after="0" w:before="480"/>
       <w:outlineLvl w:val="0"/>
     </w:pPr>
     <w:rPr>
       <w:rFonts w:asciiTheme="majorHAnsi" w:cstheme="majorBidi" w:eastAsiaTheme="majorEastAsia" w:hAnsiTheme="majorHAnsi"/>
-      <w:color w:themeColor="accent1" w:themeShade="BF" w:val="0F4761"/>
-      <w:sz w:val="40"/>
-      <w:szCs w:val="40"/>
+      <w:b/>
+      <w:bCs/>
+      <w:color w:themeColor="accent1" w:val="4F81BD"/>
+      <w:sz w:val="32"/>
+      <w:szCs w:val="32"/>
     </w:rPr>
   </w:style>
   <w:style w:styleId="Heading2" w:type="paragraph">
-    <w:name w:val="heading 2"/>
+    <w:name w:val="Heading 2"/>
     <w:basedOn w:val="Normal"/>
     <w:next w:val="BodyText"/>
-    <w:link w:val="Heading2Char"/>
     <w:uiPriority w:val="9"/>
-    <w:semiHidden/>
     <w:unhideWhenUsed/>
     <w:qFormat/>
-    <w:rsid w:val="00A10FD9"/>
     <w:pPr>
       <w:keepNext/>
       <w:keepLines/>
-      <w:spacing w:after="80" w:before="160"/>
+      <w:spacing w:after="0" w:before="200"/>
       <w:outlineLvl w:val="1"/>
     </w:pPr>
     <w:rPr>
       <w:rFonts w:asciiTheme="majorHAnsi" w:cstheme="majorBidi" w:eastAsiaTheme="majorEastAsia" w:hAnsiTheme="majorHAnsi"/>
-      <w:color w:themeColor="accent1" w:themeShade="BF" w:val="0F4761"/>
-      <w:sz w:val="32"/>
-      <w:szCs w:val="32"/>
-    </w:rPr>
-  </w:style>
-  <w:style w:styleId="Heading3" w:type="paragraph">
-    <w:name w:val="heading 3"/>
-    <w:basedOn w:val="Normal"/>
-    <w:next w:val="BodyText"/>
-    <w:link w:val="Heading3Char"/>
-    <w:uiPriority w:val="9"/>
-    <w:semiHidden/>
-    <w:unhideWhenUsed/>
-    <w:qFormat/>
-    <w:rsid w:val="00A10FD9"/>
-    <w:pPr>
-      <w:keepNext/>
-      <w:keepLines/>
-      <w:spacing w:after="80" w:before="160"/>
-      <w:outlineLvl w:val="2"/>
-    </w:pPr>
-    <w:rPr>
-      <w:rFonts w:cstheme="majorBidi" w:eastAsiaTheme="majorEastAsia"/>
-      <w:color w:themeColor="accent1" w:themeShade="BF" w:val="0F4761"/>
+      <w:b/>
+      <w:bCs/>
+      <w:color w:themeColor="accent1" w:val="4F81BD"/>
       <w:sz w:val="28"/>
       <w:szCs w:val="28"/>
     </w:rPr>
   </w:style>
-  <w:style w:styleId="Heading4" w:type="paragraph">
-    <w:name w:val="heading 4"/>
+  <w:style w:styleId="Heading3" w:type="paragraph">
+    <w:name w:val="Heading 3"/>
     <w:basedOn w:val="Normal"/>
     <w:next w:val="BodyText"/>
-    <w:link w:val="Heading4Char"/>
     <w:uiPriority w:val="9"/>
-    <w:semiHidden/>
     <w:unhideWhenUsed/>
     <w:qFormat/>
-    <w:rsid w:val="00A10FD9"/>
     <w:pPr>
       <w:keepNext/>
       <w:keepLines/>
-      <w:spacing w:after="40" w:before="80"/>
+      <w:spacing w:after="0" w:before="200"/>
+      <w:outlineLvl w:val="2"/>
+    </w:pPr>
+    <w:rPr>
+      <w:rFonts w:asciiTheme="majorHAnsi" w:cstheme="majorBidi" w:eastAsiaTheme="majorEastAsia" w:hAnsiTheme="majorHAnsi"/>
+      <w:b/>
+      <w:bCs/>
+      <w:color w:themeColor="accent1" w:val="4F81BD"/>
+      <w:sz w:val="24"/>
+      <w:szCs w:val="24"/>
+    </w:rPr>
+  </w:style>
+  <w:style w:styleId="Heading4" w:type="paragraph">
+    <w:name w:val="Heading 4"/>
+    <w:basedOn w:val="Normal"/>
+    <w:next w:val="BodyText"/>
+    <w:uiPriority w:val="9"/>
+    <w:unhideWhenUsed/>
+    <w:qFormat/>
+    <w:pPr>
+      <w:keepNext/>
+      <w:keepLines/>
+      <w:spacing w:after="0" w:before="200"/>
       <w:outlineLvl w:val="3"/>
     </w:pPr>
     <w:rPr>
-      <w:rFonts w:cstheme="majorBidi" w:eastAsiaTheme="majorEastAsia"/>
+      <w:rFonts w:asciiTheme="majorHAnsi" w:cstheme="majorBidi" w:eastAsiaTheme="majorEastAsia" w:hAnsiTheme="majorHAnsi"/>
+      <w:bCs/>
       <w:i/>
-      <w:iCs/>
-      <w:color w:themeColor="accent1" w:themeShade="BF" w:val="0F4761"/>
+      <w:color w:themeColor="accent1" w:val="4F81BD"/>
+      <w:sz w:val="24"/>
+      <w:szCs w:val="24"/>
     </w:rPr>
   </w:style>
   <w:style w:styleId="Heading5" w:type="paragraph">
-    <w:name w:val="heading 5"/>
+    <w:name w:val="Heading 5"/>
     <w:basedOn w:val="Normal"/>
     <w:next w:val="BodyText"/>
-    <w:link w:val="Heading5Char"/>
     <w:uiPriority w:val="9"/>
-    <w:semiHidden/>
     <w:unhideWhenUsed/>
     <w:qFormat/>
-    <w:rsid w:val="00A10FD9"/>
     <w:pPr>
       <w:keepNext/>
       <w:keepLines/>
-      <w:spacing w:after="40" w:before="80"/>
+      <w:spacing w:after="0" w:before="200"/>
       <w:outlineLvl w:val="4"/>
     </w:pPr>
     <w:rPr>
-      <w:rFonts w:cstheme="majorBidi" w:eastAsiaTheme="majorEastAsia"/>
-      <w:color w:themeColor="accent1" w:themeShade="BF" w:val="0F4761"/>
+      <w:rFonts w:asciiTheme="majorHAnsi" w:cstheme="majorBidi" w:eastAsiaTheme="majorEastAsia" w:hAnsiTheme="majorHAnsi"/>
+      <w:iCs/>
+      <w:color w:themeColor="accent1" w:val="4F81BD"/>
+      <w:sz w:val="24"/>
+      <w:szCs w:val="24"/>
     </w:rPr>
   </w:style>
   <w:style w:styleId="Heading6" w:type="paragraph">
-    <w:name w:val="heading 6"/>
+    <w:name w:val="Heading 6"/>
     <w:basedOn w:val="Normal"/>
     <w:next w:val="BodyText"/>
-    <w:link w:val="Heading6Char"/>
     <w:uiPriority w:val="9"/>
-    <w:semiHidden/>
     <w:unhideWhenUsed/>
     <w:qFormat/>
-    <w:rsid w:val="00A10FD9"/>
     <w:pPr>
       <w:keepNext/>
       <w:keepLines/>
-      <w:spacing w:after="0" w:before="40"/>
+      <w:spacing w:after="0" w:before="200"/>
       <w:outlineLvl w:val="5"/>
     </w:pPr>
     <w:rPr>
-      <w:rFonts w:cstheme="majorBidi" w:eastAsiaTheme="majorEastAsia"/>
-      <w:i/>
-      <w:iCs/>
-      <w:color w:themeColor="text1" w:themeTint="A6" w:val="595959"/>
+      <w:rFonts w:asciiTheme="majorHAnsi" w:cstheme="majorBidi" w:eastAsiaTheme="majorEastAsia" w:hAnsiTheme="majorHAnsi"/>
+      <w:color w:themeColor="accent1" w:val="4F81BD"/>
+      <w:sz w:val="24"/>
+      <w:szCs w:val="24"/>
     </w:rPr>
   </w:style>
   <w:style w:styleId="Heading7" w:type="paragraph">
-    <w:name w:val="heading 7"/>
+    <w:name w:val="Heading 7"/>
     <w:basedOn w:val="Normal"/>
     <w:next w:val="BodyText"/>
-    <w:link w:val="Heading7Char"/>
     <w:uiPriority w:val="9"/>
-    <w:semiHidden/>
     <w:unhideWhenUsed/>
     <w:qFormat/>
-    <w:rsid w:val="00A10FD9"/>
     <w:pPr>
       <w:keepNext/>
       <w:keepLines/>
-      <w:spacing w:after="0" w:before="40"/>
+      <w:spacing w:after="0" w:before="200"/>
       <w:outlineLvl w:val="6"/>
     </w:pPr>
     <w:rPr>
-      <w:rFonts w:cstheme="majorBidi" w:eastAsiaTheme="majorEastAsia"/>
-      <w:color w:themeColor="text1" w:themeTint="A6" w:val="595959"/>
+      <w:rFonts w:asciiTheme="majorHAnsi" w:cstheme="majorBidi" w:eastAsiaTheme="majorEastAsia" w:hAnsiTheme="majorHAnsi"/>
+      <w:color w:themeColor="accent1" w:val="4F81BD"/>
+      <w:sz w:val="24"/>
+      <w:szCs w:val="24"/>
     </w:rPr>
   </w:style>
   <w:style w:styleId="Heading8" w:type="paragraph">
-    <w:name w:val="heading 8"/>
+    <w:name w:val="Heading 8"/>
     <w:basedOn w:val="Normal"/>
     <w:next w:val="BodyText"/>
-    <w:link w:val="Heading8Char"/>
     <w:uiPriority w:val="9"/>
-    <w:semiHidden/>
     <w:unhideWhenUsed/>
     <w:qFormat/>
-    <w:rsid w:val="00A10FD9"/>
     <w:pPr>
       <w:keepNext/>
       <w:keepLines/>
-      <w:spacing w:after="0"/>
+      <w:spacing w:after="0" w:before="200"/>
       <w:outlineLvl w:val="7"/>
     </w:pPr>
     <w:rPr>
-      <w:rFonts w:cstheme="majorBidi" w:eastAsiaTheme="majorEastAsia"/>
-      <w:i/>
-      <w:iCs/>
-      <w:color w:themeColor="text1" w:themeTint="D8" w:val="272727"/>
+      <w:rFonts w:asciiTheme="majorHAnsi" w:cstheme="majorBidi" w:eastAsiaTheme="majorEastAsia" w:hAnsiTheme="majorHAnsi"/>
+      <w:color w:themeColor="accent1" w:val="4F81BD"/>
+      <w:sz w:val="24"/>
+      <w:szCs w:val="24"/>
     </w:rPr>
   </w:style>
   <w:style w:styleId="Heading9" w:type="paragraph">
-    <w:name w:val="heading 9"/>
+    <w:name w:val="Heading 9"/>
     <w:basedOn w:val="Normal"/>
     <w:next w:val="BodyText"/>
-    <w:link w:val="Heading9Char"/>
     <w:uiPriority w:val="9"/>
-    <w:semiHidden/>
     <w:unhideWhenUsed/>
     <w:qFormat/>
-    <w:rsid w:val="00A10FD9"/>
     <w:pPr>
       <w:keepNext/>
       <w:keepLines/>
-      <w:spacing w:after="0"/>
+      <w:spacing w:after="0" w:before="200"/>
       <w:outlineLvl w:val="8"/>
     </w:pPr>
     <w:rPr>
-      <w:rFonts w:cstheme="majorBidi" w:eastAsiaTheme="majorEastAsia"/>
-      <w:color w:themeColor="text1" w:themeTint="D8" w:val="272727"/>
-    </w:rPr>
-  </w:style>
-  <w:style w:customStyle="1" w:styleId="Heading1Char" w:type="character">
-    <w:name w:val="Heading 1 Char"/>
-    <w:basedOn w:val="DefaultParagraphFont"/>
-    <w:link w:val="Heading1"/>
-    <w:uiPriority w:val="9"/>
-    <w:rsid w:val="00A10FD9"/>
-    <w:rPr>
       <w:rFonts w:asciiTheme="majorHAnsi" w:cstheme="majorBidi" w:eastAsiaTheme="majorEastAsia" w:hAnsiTheme="majorHAnsi"/>
-      <w:color w:themeColor="accent1" w:themeShade="BF" w:val="0F4761"/>
-      <w:sz w:val="40"/>
-      <w:szCs w:val="40"/>
-    </w:rPr>
-  </w:style>
-  <w:style w:customStyle="1" w:styleId="Heading2Char" w:type="character">
-    <w:name w:val="Heading 2 Char"/>
-    <w:basedOn w:val="DefaultParagraphFont"/>
-    <w:link w:val="Heading2"/>
-    <w:uiPriority w:val="9"/>
-    <w:semiHidden/>
-    <w:rsid w:val="00A10FD9"/>
-    <w:rPr>
-      <w:rFonts w:asciiTheme="majorHAnsi" w:cstheme="majorBidi" w:eastAsiaTheme="majorEastAsia" w:hAnsiTheme="majorHAnsi"/>
-      <w:color w:themeColor="accent1" w:themeShade="BF" w:val="0F4761"/>
-      <w:sz w:val="32"/>
-      <w:szCs w:val="32"/>
-    </w:rPr>
-  </w:style>
-  <w:style w:customStyle="1" w:styleId="Heading3Char" w:type="character">
-    <w:name w:val="Heading 3 Char"/>
-    <w:basedOn w:val="DefaultParagraphFont"/>
-    <w:link w:val="Heading3"/>
-    <w:uiPriority w:val="9"/>
-    <w:semiHidden/>
-    <w:rsid w:val="00A10FD9"/>
-    <w:rPr>
-      <w:rFonts w:cstheme="majorBidi" w:eastAsiaTheme="majorEastAsia"/>
-      <w:color w:themeColor="accent1" w:themeShade="BF" w:val="0F4761"/>
-      <w:sz w:val="28"/>
-      <w:szCs w:val="28"/>
-    </w:rPr>
-  </w:style>
-  <w:style w:customStyle="1" w:styleId="Heading4Char" w:type="character">
-    <w:name w:val="Heading 4 Char"/>
-    <w:basedOn w:val="DefaultParagraphFont"/>
-    <w:link w:val="Heading4"/>
-    <w:uiPriority w:val="9"/>
-    <w:semiHidden/>
-    <w:rsid w:val="00A10FD9"/>
-    <w:rPr>
-      <w:rFonts w:cstheme="majorBidi" w:eastAsiaTheme="majorEastAsia"/>
-      <w:i/>
-      <w:iCs/>
-      <w:color w:themeColor="accent1" w:themeShade="BF" w:val="0F4761"/>
-    </w:rPr>
-  </w:style>
-  <w:style w:customStyle="1" w:styleId="Heading5Char" w:type="character">
-    <w:name w:val="Heading 5 Char"/>
-    <w:basedOn w:val="DefaultParagraphFont"/>
-    <w:link w:val="Heading5"/>
-    <w:uiPriority w:val="9"/>
-    <w:semiHidden/>
-    <w:rsid w:val="00A10FD9"/>
-    <w:rPr>
-      <w:rFonts w:cstheme="majorBidi" w:eastAsiaTheme="majorEastAsia"/>
-      <w:color w:themeColor="accent1" w:themeShade="BF" w:val="0F4761"/>
-    </w:rPr>
-  </w:style>
-  <w:style w:customStyle="1" w:styleId="Heading6Char" w:type="character">
-    <w:name w:val="Heading 6 Char"/>
-    <w:basedOn w:val="DefaultParagraphFont"/>
-    <w:link w:val="Heading6"/>
-    <w:uiPriority w:val="9"/>
-    <w:semiHidden/>
-    <w:rsid w:val="00A10FD9"/>
-    <w:rPr>
-      <w:rFonts w:cstheme="majorBidi" w:eastAsiaTheme="majorEastAsia"/>
-      <w:i/>
-      <w:iCs/>
-      <w:color w:themeColor="text1" w:themeTint="A6" w:val="595959"/>
-    </w:rPr>
-  </w:style>
-  <w:style w:customStyle="1" w:styleId="Heading7Char" w:type="character">
-    <w:name w:val="Heading 7 Char"/>
-    <w:basedOn w:val="DefaultParagraphFont"/>
-    <w:link w:val="Heading7"/>
-    <w:uiPriority w:val="9"/>
-    <w:semiHidden/>
-    <w:rsid w:val="00A10FD9"/>
-    <w:rPr>
-      <w:rFonts w:cstheme="majorBidi" w:eastAsiaTheme="majorEastAsia"/>
-      <w:color w:themeColor="text1" w:themeTint="A6" w:val="595959"/>
-    </w:rPr>
-  </w:style>
-  <w:style w:customStyle="1" w:styleId="Heading8Char" w:type="character">
-    <w:name w:val="Heading 8 Char"/>
-    <w:basedOn w:val="DefaultParagraphFont"/>
-    <w:link w:val="Heading8"/>
-    <w:uiPriority w:val="9"/>
-    <w:semiHidden/>
-    <w:rsid w:val="00A10FD9"/>
-    <w:rPr>
-      <w:rFonts w:cstheme="majorBidi" w:eastAsiaTheme="majorEastAsia"/>
-      <w:i/>
-      <w:iCs/>
-      <w:color w:themeColor="text1" w:themeTint="D8" w:val="272727"/>
-    </w:rPr>
-  </w:style>
-  <w:style w:customStyle="1" w:styleId="Heading9Char" w:type="character">
-    <w:name w:val="Heading 9 Char"/>
-    <w:basedOn w:val="DefaultParagraphFont"/>
-    <w:link w:val="Heading9"/>
-    <w:uiPriority w:val="9"/>
-    <w:semiHidden/>
-    <w:rsid w:val="00A10FD9"/>
-    <w:rPr>
-      <w:rFonts w:cstheme="majorBidi" w:eastAsiaTheme="majorEastAsia"/>
-      <w:color w:themeColor="text1" w:themeTint="D8" w:val="272727"/>
+      <w:color w:themeColor="accent1" w:val="4F81BD"/>
+      <w:sz w:val="24"/>
+      <w:szCs w:val="24"/>
     </w:rPr>
   </w:style>
   <w:style w:styleId="BlockText" w:type="paragraph">
@@ -6720,8 +7937,8 @@
   </w:style>
   <w:style w:styleId="FootnoteBlockText" w:type="paragraph">
     <w:name w:val="Footnote Block Text"/>
-    <w:basedOn w:val="FootnoteText"/>
-    <w:next w:val="FootnoteText"/>
+    <w:basedOn w:val="Footnote Text"/>
+    <w:next w:val="Footnote Text"/>
     <w:uiPriority w:val="9"/>
     <w:unhideWhenUsed/>
     <w:qFormat/>
@@ -6751,6 +7968,13 @@
       </w:tblCellMar>
     </w:tblPr>
     <w:tblStylePr w:type="firstRow">
+      <w:tblPr>
+        <w:jc w:val="left"/>
+        <w:tblInd w:type="dxa" w:w="0"/>
+      </w:tblPr>
+      <w:trPr>
+        <w:jc w:val="left"/>
+      </w:trPr>
       <w:tcPr>
         <w:tcBorders>
           <w:bottom w:val="single"/>
@@ -7106,44 +8330,44 @@
         <a:sysClr val="window" lastClr="FFFFFF"/>
       </a:lt1>
       <a:dk2>
-        <a:srgbClr val="0E2841"/>
+        <a:srgbClr val="1F497D"/>
       </a:dk2>
       <a:lt2>
-        <a:srgbClr val="E8E8E8"/>
+        <a:srgbClr val="EEECE1"/>
       </a:lt2>
       <a:accent1>
-        <a:srgbClr val="156082"/>
+        <a:srgbClr val="4F81BD"/>
       </a:accent1>
       <a:accent2>
-        <a:srgbClr val="E97132"/>
+        <a:srgbClr val="C0504D"/>
       </a:accent2>
       <a:accent3>
-        <a:srgbClr val="196B24"/>
+        <a:srgbClr val="9BBB59"/>
       </a:accent3>
       <a:accent4>
-        <a:srgbClr val="0F9ED5"/>
+        <a:srgbClr val="8064A2"/>
       </a:accent4>
       <a:accent5>
-        <a:srgbClr val="A02B93"/>
+        <a:srgbClr val="4BACC6"/>
       </a:accent5>
       <a:accent6>
-        <a:srgbClr val="4EA72E"/>
+        <a:srgbClr val="F79646"/>
       </a:accent6>
       <a:hlink>
-        <a:srgbClr val="467886"/>
+        <a:srgbClr val="0000FF"/>
       </a:hlink>
       <a:folHlink>
-        <a:srgbClr val="96607D"/>
+        <a:srgbClr val="800080"/>
       </a:folHlink>
     </a:clrScheme>
     <a:fontScheme name="Office">
       <a:majorFont>
-        <a:latin typeface="Aptos Display" panose="02110004020202020204"/>
+        <a:latin typeface="Calibri"/>
         <a:ea typeface=""/>
         <a:cs typeface=""/>
-        <a:font script="Jpan" typeface="游ゴシック Light"/>
+        <a:font script="Jpan" typeface="ＭＳ ゴシック"/>
         <a:font script="Hang" typeface="맑은 고딕"/>
-        <a:font script="Hans" typeface="等线 Light"/>
+        <a:font script="Hans" typeface="宋体"/>
         <a:font script="Hant" typeface="新細明體"/>
         <a:font script="Arab" typeface="Times New Roman"/>
         <a:font script="Hebr" typeface="Times New Roman"/>
@@ -7170,32 +8394,14 @@
         <a:font script="Mong" typeface="Mongolian Baiti"/>
         <a:font script="Viet" typeface="Times New Roman"/>
         <a:font script="Uigh" typeface="Microsoft Uighur"/>
-        <a:font script="Geor" typeface="Sylfaen"/>
-        <a:font script="Armn" typeface="Arial"/>
-        <a:font script="Bugi" typeface="Leelawadee UI"/>
-        <a:font script="Bopo" typeface="Microsoft JhengHei"/>
-        <a:font script="Java" typeface="Javanese Text"/>
-        <a:font script="Lisu" typeface="Segoe UI"/>
-        <a:font script="Mymr" typeface="Myanmar Text"/>
-        <a:font script="Nkoo" typeface="Ebrima"/>
-        <a:font script="Olck" typeface="Nirmala UI"/>
-        <a:font script="Osma" typeface="Ebrima"/>
-        <a:font script="Phag" typeface="Phagspa"/>
-        <a:font script="Syrn" typeface="Estrangelo Edessa"/>
-        <a:font script="Syrj" typeface="Estrangelo Edessa"/>
-        <a:font script="Syre" typeface="Estrangelo Edessa"/>
-        <a:font script="Sora" typeface="Nirmala UI"/>
-        <a:font script="Tale" typeface="Microsoft Tai Le"/>
-        <a:font script="Talu" typeface="Microsoft New Tai Lue"/>
-        <a:font script="Tfng" typeface="Ebrima"/>
       </a:majorFont>
       <a:minorFont>
-        <a:latin typeface="Aptos" panose="02110004020202020204"/>
+        <a:latin typeface="Cambria"/>
         <a:ea typeface=""/>
         <a:cs typeface=""/>
-        <a:font script="Jpan" typeface="游明朝"/>
+        <a:font script="Jpan" typeface="ＭＳ 明朝"/>
         <a:font script="Hang" typeface="맑은 고딕"/>
-        <a:font script="Hans" typeface="等线"/>
+        <a:font script="Hans" typeface="宋体"/>
         <a:font script="Hant" typeface="新細明體"/>
         <a:font script="Arab" typeface="Arial"/>
         <a:font script="Hebr" typeface="Arial"/>
@@ -7222,24 +8428,6 @@
         <a:font script="Mong" typeface="Mongolian Baiti"/>
         <a:font script="Viet" typeface="Arial"/>
         <a:font script="Uigh" typeface="Microsoft Uighur"/>
-        <a:font script="Geor" typeface="Sylfaen"/>
-        <a:font script="Armn" typeface="Arial"/>
-        <a:font script="Bugi" typeface="Leelawadee UI"/>
-        <a:font script="Bopo" typeface="Microsoft JhengHei"/>
-        <a:font script="Java" typeface="Javanese Text"/>
-        <a:font script="Lisu" typeface="Segoe UI"/>
-        <a:font script="Mymr" typeface="Myanmar Text"/>
-        <a:font script="Nkoo" typeface="Ebrima"/>
-        <a:font script="Olck" typeface="Nirmala UI"/>
-        <a:font script="Osma" typeface="Ebrima"/>
-        <a:font script="Phag" typeface="Phagspa"/>
-        <a:font script="Syrn" typeface="Estrangelo Edessa"/>
-        <a:font script="Syrj" typeface="Estrangelo Edessa"/>
-        <a:font script="Syre" typeface="Estrangelo Edessa"/>
-        <a:font script="Sora" typeface="Nirmala UI"/>
-        <a:font script="Tale" typeface="Microsoft Tai Le"/>
-        <a:font script="Talu" typeface="Microsoft New Tai Lue"/>
-        <a:font script="Tfng" typeface="Ebrima"/>
       </a:minorFont>
     </a:fontScheme>
     <a:fmtScheme name="Office">
@@ -7251,141 +8439,200 @@
           <a:gsLst>
             <a:gs pos="0">
               <a:schemeClr val="phClr">
-                <a:lumMod val="110000"/>
-                <a:satMod val="105000"/>
-                <a:tint val="67000"/>
+                <a:tint val="50000"/>
+                <a:satMod val="300000"/>
               </a:schemeClr>
             </a:gs>
-            <a:gs pos="50000">
+            <a:gs pos="35000">
               <a:schemeClr val="phClr">
-                <a:lumMod val="105000"/>
-                <a:satMod val="103000"/>
-                <a:tint val="73000"/>
+                <a:tint val="37000"/>
+                <a:satMod val="300000"/>
               </a:schemeClr>
             </a:gs>
             <a:gs pos="100000">
               <a:schemeClr val="phClr">
-                <a:lumMod val="105000"/>
-                <a:satMod val="109000"/>
-                <a:tint val="81000"/>
+                <a:tint val="15000"/>
+                <a:satMod val="350000"/>
               </a:schemeClr>
             </a:gs>
           </a:gsLst>
-          <a:lin ang="5400000" scaled="0"/>
+          <a:lin ang="16200000" scaled="1"/>
         </a:gradFill>
         <a:gradFill rotWithShape="1">
           <a:gsLst>
             <a:gs pos="0">
               <a:schemeClr val="phClr">
-                <a:satMod val="103000"/>
-                <a:lumMod val="102000"/>
-                <a:tint val="94000"/>
-              </a:schemeClr>
-            </a:gs>
-            <a:gs pos="50000">
-              <a:schemeClr val="phClr">
-                <a:satMod val="110000"/>
-                <a:lumMod val="100000"/>
+                <a:tint val="100000"/>
                 <a:shade val="100000"/>
+                <a:satMod val="130000"/>
               </a:schemeClr>
             </a:gs>
             <a:gs pos="100000">
               <a:schemeClr val="phClr">
-                <a:lumMod val="99000"/>
-                <a:satMod val="120000"/>
-                <a:shade val="78000"/>
+                <a:tint val="50000"/>
+                <a:shade val="100000"/>
+                <a:satMod val="350000"/>
               </a:schemeClr>
             </a:gs>
           </a:gsLst>
-          <a:lin ang="5400000" scaled="0"/>
+          <a:lin ang="16200000" scaled="0"/>
         </a:gradFill>
       </a:fillStyleLst>
       <a:lnStyleLst>
-        <a:ln w="6350" cap="flat" cmpd="sng" algn="ctr">
+        <a:ln w="9525" cap="flat" cmpd="sng" algn="ctr">
+          <a:solidFill>
+            <a:schemeClr val="phClr">
+              <a:shade val="95000"/>
+              <a:satMod val="105000"/>
+            </a:schemeClr>
+          </a:solidFill>
+          <a:prstDash val="solid"/>
+        </a:ln>
+        <a:ln w="25400" cap="flat" cmpd="sng" algn="ctr">
           <a:solidFill>
             <a:schemeClr val="phClr"/>
           </a:solidFill>
           <a:prstDash val="solid"/>
-          <a:miter lim="800000"/>
         </a:ln>
-        <a:ln w="12700" cap="flat" cmpd="sng" algn="ctr">
+        <a:ln w="38100" cap="flat" cmpd="sng" algn="ctr">
           <a:solidFill>
             <a:schemeClr val="phClr"/>
           </a:solidFill>
           <a:prstDash val="solid"/>
-          <a:miter lim="800000"/>
-        </a:ln>
-        <a:ln w="19050" cap="flat" cmpd="sng" algn="ctr">
-          <a:solidFill>
-            <a:schemeClr val="phClr"/>
-          </a:solidFill>
-          <a:prstDash val="solid"/>
-          <a:miter lim="800000"/>
         </a:ln>
       </a:lnStyleLst>
       <a:effectStyleLst>
         <a:effectStyle>
-          <a:effectLst/>
-        </a:effectStyle>
-        <a:effectStyle>
-          <a:effectLst/>
+          <a:effectLst>
+            <a:outerShdw blurRad="40000" dist="20000" dir="5400000" rotWithShape="0">
+              <a:srgbClr val="000000">
+                <a:alpha val="38000"/>
+              </a:srgbClr>
+            </a:outerShdw>
+          </a:effectLst>
         </a:effectStyle>
         <a:effectStyle>
           <a:effectLst>
-            <a:outerShdw blurRad="57150" dist="19050" dir="5400000" algn="ctr" rotWithShape="0">
+            <a:outerShdw blurRad="40000" dist="23000" dir="5400000" rotWithShape="0">
               <a:srgbClr val="000000">
-                <a:alpha val="63000"/>
+                <a:alpha val="35000"/>
               </a:srgbClr>
             </a:outerShdw>
           </a:effectLst>
+        </a:effectStyle>
+        <a:effectStyle>
+          <a:effectLst>
+            <a:outerShdw blurRad="40000" dist="23000" dir="5400000" rotWithShape="0">
+              <a:srgbClr val="000000">
+                <a:alpha val="35000"/>
+              </a:srgbClr>
+            </a:outerShdw>
+          </a:effectLst>
+          <a:scene3d>
+            <a:camera prst="orthographicFront">
+              <a:rot lat="0" lon="0" rev="0"/>
+            </a:camera>
+            <a:lightRig rig="threePt" dir="t">
+              <a:rot lat="0" lon="0" rev="1200000"/>
+            </a:lightRig>
+          </a:scene3d>
+          <a:sp3d>
+            <a:bevelT w="63500" h="25400"/>
+          </a:sp3d>
         </a:effectStyle>
       </a:effectStyleLst>
       <a:bgFillStyleLst>
         <a:solidFill>
           <a:schemeClr val="phClr"/>
         </a:solidFill>
-        <a:solidFill>
-          <a:schemeClr val="phClr">
-            <a:tint val="95000"/>
-            <a:satMod val="170000"/>
-          </a:schemeClr>
-        </a:solidFill>
         <a:gradFill rotWithShape="1">
           <a:gsLst>
             <a:gs pos="0">
               <a:schemeClr val="phClr">
-                <a:tint val="93000"/>
-                <a:satMod val="150000"/>
-                <a:shade val="98000"/>
-                <a:lumMod val="102000"/>
+                <a:tint val="40000"/>
+                <a:satMod val="350000"/>
               </a:schemeClr>
             </a:gs>
-            <a:gs pos="50000">
+            <a:gs pos="40000">
               <a:schemeClr val="phClr">
-                <a:tint val="98000"/>
-                <a:satMod val="130000"/>
-                <a:shade val="90000"/>
-                <a:lumMod val="103000"/>
+                <a:tint val="45000"/>
+                <a:shade val="99000"/>
+                <a:satMod val="350000"/>
               </a:schemeClr>
             </a:gs>
             <a:gs pos="100000">
               <a:schemeClr val="phClr">
-                <a:shade val="63000"/>
-                <a:satMod val="120000"/>
+                <a:shade val="20000"/>
+                <a:satMod val="255000"/>
               </a:schemeClr>
             </a:gs>
           </a:gsLst>
-          <a:lin ang="5400000" scaled="0"/>
+          <a:path path="circle">
+            <a:fillToRect l="50000" t="-80000" r="50000" b="180000"/>
+          </a:path>
+        </a:gradFill>
+        <a:gradFill rotWithShape="1">
+          <a:gsLst>
+            <a:gs pos="0">
+              <a:schemeClr val="phClr">
+                <a:tint val="80000"/>
+                <a:satMod val="300000"/>
+              </a:schemeClr>
+            </a:gs>
+            <a:gs pos="100000">
+              <a:schemeClr val="phClr">
+                <a:shade val="30000"/>
+                <a:satMod val="200000"/>
+              </a:schemeClr>
+            </a:gs>
+          </a:gsLst>
+          <a:path path="circle">
+            <a:fillToRect l="50000" t="50000" r="50000" b="50000"/>
+          </a:path>
         </a:gradFill>
       </a:bgFillStyleLst>
     </a:fmtScheme>
   </a:themeElements>
-  <a:objectDefaults/>
+  <a:objectDefaults>
+    <a:spDef>
+      <a:spPr/>
+      <a:bodyPr/>
+      <a:lstStyle/>
+      <a:style>
+        <a:lnRef idx="1">
+          <a:schemeClr val="accent1"/>
+        </a:lnRef>
+        <a:fillRef idx="3">
+          <a:schemeClr val="accent1"/>
+        </a:fillRef>
+        <a:effectRef idx="2">
+          <a:schemeClr val="accent1"/>
+        </a:effectRef>
+        <a:fontRef idx="minor">
+          <a:schemeClr val="lt1"/>
+        </a:fontRef>
+      </a:style>
+    </a:spDef>
+    <a:lnDef>
+      <a:spPr/>
+      <a:bodyPr/>
+      <a:lstStyle/>
+      <a:style>
+        <a:lnRef idx="2">
+          <a:schemeClr val="accent1"/>
+        </a:lnRef>
+        <a:fillRef idx="0">
+          <a:schemeClr val="accent1"/>
+        </a:fillRef>
+        <a:effectRef idx="1">
+          <a:schemeClr val="accent1"/>
+        </a:effectRef>
+        <a:fontRef idx="minor">
+          <a:schemeClr val="tx1"/>
+        </a:fontRef>
+      </a:style>
+    </a:lnDef>
+  </a:objectDefaults>
   <a:extraClrSchemeLst/>
-  <a:extLst>
-    <a:ext uri="{05A4C25C-085E-4340-85A3-A5531E510DB2}">
-      <thm15:themeFamily xmlns:thm15="http://schemas.microsoft.com/office/thememl/2012/main" name="Office Theme" id="{2E142A2C-CD16-42D6-873A-C26D2A0506FA}" vid="{1BDDFF52-6CD6-40A5-AB3C-68EB2F1E4D0A}"/>
-    </a:ext>
-  </a:extLst>
 </a:theme>
 </file>
--- a/Lesson_07_Weak_Roots.docx
+++ b/Lesson_07_Weak_Roots.docx
@@ -98,13 +98,7 @@
         <w:t xml:space="preserve"> </w:t>
       </w:r>
       <w:r>
-        <w:t xml:space="preserve">“</w:t>
-      </w:r>
-      <w:r>
-        <w:t xml:space="preserve">gave life</w:t>
-      </w:r>
-      <w:r>
-        <w:t xml:space="preserve">”</w:t>
+        <w:t xml:space="preserve">“gave life”</w:t>
       </w:r>
       <w:r>
         <w:t xml:space="preserve">). The</w:t>
@@ -139,13 +133,7 @@
         <w:t xml:space="preserve"> </w:t>
       </w:r>
       <w:r>
-        <w:t xml:space="preserve">“</w:t>
-      </w:r>
-      <w:r>
-        <w:t xml:space="preserve">he made holy</w:t>
-      </w:r>
-      <w:r>
-        <w:t xml:space="preserve">”</w:t>
+        <w:t xml:space="preserve">“he made holy”</w:t>
       </w:r>
       <w:r>
         <w:t xml:space="preserve">).</w:t>
@@ -300,13 +288,7 @@
         <w:t xml:space="preserve"> </w:t>
       </w:r>
       <w:r>
-        <w:t xml:space="preserve">“</w:t>
-      </w:r>
-      <w:r>
-        <w:t xml:space="preserve">to be holy</w:t>
-      </w:r>
-      <w:r>
-        <w:t xml:space="preserve">”</w:t>
+        <w:t xml:space="preserve">“to be holy”</w:t>
       </w:r>
       <w:r>
         <w:t xml:space="preserve">, what does it mean in Paael (</w:t>
@@ -362,13 +344,7 @@
         <w:t xml:space="preserve"> </w:t>
       </w:r>
       <w:r>
-        <w:t xml:space="preserve">“</w:t>
-      </w:r>
-      <w:r>
-        <w:t xml:space="preserve">strong</w:t>
-      </w:r>
-      <w:r>
-        <w:t xml:space="preserve">”</w:t>
+        <w:t xml:space="preserve">“strong”</w:t>
       </w:r>
       <w:r>
         <w:t xml:space="preserve"> </w:t>
@@ -415,13 +391,7 @@
         <w:t xml:space="preserve"> </w:t>
       </w:r>
       <w:r>
-        <w:t xml:space="preserve">“</w:t>
-      </w:r>
-      <w:r>
-        <w:t xml:space="preserve">weak</w:t>
-      </w:r>
-      <w:r>
-        <w:t xml:space="preserve">”</w:t>
+        <w:t xml:space="preserve">“weak”</w:t>
       </w:r>
       <w:r>
         <w:t xml:space="preserve">. This means one of their three root consonants is a</w:t>
@@ -430,13 +400,7 @@
         <w:t xml:space="preserve"> </w:t>
       </w:r>
       <w:r>
-        <w:t xml:space="preserve">“</w:t>
-      </w:r>
-      <w:r>
-        <w:t xml:space="preserve">weak letter</w:t>
-      </w:r>
-      <w:r>
-        <w:t xml:space="preserve">”</w:t>
+        <w:t xml:space="preserve">“weak letter”</w:t>
       </w:r>
       <w:r>
         <w:t xml:space="preserve"> </w:t>
@@ -894,13 +858,7 @@
         <w:t xml:space="preserve">(</w:t>
       </w:r>
       <w:r>
-        <w:t xml:space="preserve">“</w:t>
-      </w:r>
-      <w:r>
-        <w:t xml:space="preserve">to say</w:t>
-      </w:r>
-      <w:r>
-        <w:t xml:space="preserve">”</w:t>
+        <w:t xml:space="preserve">“to say”</w:t>
       </w:r>
       <w:r>
         <w:t xml:space="preserve">). In the Peal perfect 3rd masc singular, the vowel shifts to</w:t>
@@ -1500,13 +1458,7 @@
         <w:t xml:space="preserve"> </w:t>
       </w:r>
       <w:r>
-        <w:t xml:space="preserve">“</w:t>
-      </w:r>
-      <w:r>
-        <w:t xml:space="preserve">to see</w:t>
-      </w:r>
-      <w:r>
-        <w:t xml:space="preserve">”</w:t>
+        <w:t xml:space="preserve">“to see”</w:t>
       </w:r>
       <w:r>
         <w:t xml:space="preserve">)</w:t>
@@ -1524,7 +1476,6 @@
       <w:tblPr>
         <w:tblStyle w:val="Table"/>
         <w:tblW w:type="pct" w:w="5000"/>
-        <w:jc w:val="left"/>
         <w:tblLayout w:type="fixed"/>
         <w:tblLook w:firstRow="1" w:lastRow="0" w:firstColumn="0" w:lastColumn="0" w:noHBand="0" w:noVBand="0" w:val="0020"/>
       </w:tblPr>
@@ -2415,13 +2366,7 @@
         <w:t xml:space="preserve"> </w:t>
       </w:r>
       <w:r>
-        <w:t xml:space="preserve">“</w:t>
-      </w:r>
-      <w:r>
-        <w:t xml:space="preserve">it happened</w:t>
-      </w:r>
-      <w:r>
-        <w:t xml:space="preserve">”</w:t>
+        <w:t xml:space="preserve">“it happened”</w:t>
       </w:r>
       <w:r>
         <w:t xml:space="preserve">. III-Yodh.</w:t>
@@ -2532,7 +2477,6 @@
       <w:tblPr>
         <w:tblStyle w:val="Table"/>
         <w:tblW w:type="pct" w:w="5000"/>
-        <w:jc w:val="left"/>
         <w:tblLayout w:type="fixed"/>
         <w:tblLook w:firstRow="1" w:lastRow="0" w:firstColumn="0" w:lastColumn="0" w:noHBand="0" w:noVBand="0" w:val="0020"/>
       </w:tblPr>
@@ -3416,13 +3360,7 @@
         <w:t xml:space="preserve"> </w:t>
       </w:r>
       <w:r>
-        <w:t xml:space="preserve">“</w:t>
-      </w:r>
-      <w:r>
-        <w:t xml:space="preserve">We know what happened at the gate!</w:t>
-      </w:r>
-      <w:r>
-        <w:t xml:space="preserve">”</w:t>
+        <w:t xml:space="preserve">“We know what happened at the gate!”</w:t>
       </w:r>
     </w:p>
     <w:p>
@@ -3466,13 +3404,7 @@
         <w:t xml:space="preserve"> </w:t>
       </w:r>
       <w:r>
-        <w:t xml:space="preserve">“</w:t>
-      </w:r>
-      <w:r>
-        <w:t xml:space="preserve">We saw a man, and he said an evil word.</w:t>
-      </w:r>
-      <w:r>
-        <w:t xml:space="preserve">”</w:t>
+        <w:t xml:space="preserve">“We saw a man, and he said an evil word.”</w:t>
       </w:r>
     </w:p>
     <w:p>
@@ -3554,13 +3486,7 @@
         <w:t xml:space="preserve"> </w:t>
       </w:r>
       <w:r>
-        <w:t xml:space="preserve">“</w:t>
-      </w:r>
-      <w:r>
-        <w:t xml:space="preserve">Bring him here!</w:t>
-      </w:r>
-      <w:r>
-        <w:t xml:space="preserve">”</w:t>
+        <w:t xml:space="preserve">“Bring him here!”</w:t>
       </w:r>
     </w:p>
     <w:p>
@@ -4551,7 +4477,6 @@
       <w:tblPr>
         <w:tblStyle w:val="Table"/>
         <w:tblW w:type="pct" w:w="5000"/>
-        <w:jc w:val="left"/>
         <w:tblLayout w:type="fixed"/>
         <w:tblLook w:firstRow="1" w:lastRow="0" w:firstColumn="0" w:lastColumn="0" w:noHBand="0" w:noVBand="0" w:val="0020"/>
       </w:tblPr>
@@ -4961,7 +4886,6 @@
       <w:tblPr>
         <w:tblStyle w:val="Table"/>
         <w:tblW w:type="pct" w:w="5000"/>
-        <w:jc w:val="left"/>
         <w:tblLayout w:type="fixed"/>
         <w:tblLook w:firstRow="1" w:lastRow="0" w:firstColumn="0" w:lastColumn="0" w:noHBand="0" w:noVBand="0" w:val="0020"/>
       </w:tblPr>
@@ -5046,19 +4970,19 @@
               <w:jc w:val="left"/>
             </w:pPr>
             <w:r>
-              <w:t xml:space="preserve">ܐܘܡܘܬܐ</w:t>
-            </w:r>
-          </w:p>
-        </w:tc>
-        <w:tc>
-          <w:tcPr/>
-          <w:p>
-            <w:pPr>
-              <w:pStyle w:val="Compact"/>
-              <w:jc w:val="left"/>
-            </w:pPr>
-            <w:r>
-              <w:t xml:space="preserve">ʾūmūttā</w:t>
+              <w:t xml:space="preserve">ܚܕܝܘܬܐ</w:t>
+            </w:r>
+          </w:p>
+        </w:tc>
+        <w:tc>
+          <w:tcPr/>
+          <w:p>
+            <w:pPr>
+              <w:pStyle w:val="Compact"/>
+              <w:jc w:val="left"/>
+            </w:pPr>
+            <w:r>
+              <w:t xml:space="preserve">ḥədāyūttā</w:t>
             </w:r>
           </w:p>
         </w:tc>
@@ -5094,7 +5018,7 @@
               <w:jc w:val="left"/>
             </w:pPr>
             <w:r>
-              <w:t xml:space="preserve">from weak root ʾ-w-m</w:t>
+              <w:t xml:space="preserve">from root ḥ-d-y</w:t>
             </w:r>
           </w:p>
         </w:tc>
@@ -5170,31 +5094,31 @@
               <w:jc w:val="left"/>
             </w:pPr>
             <w:r>
-              <w:t xml:space="preserve">ܚܙܘܬܐ</w:t>
-            </w:r>
-          </w:p>
-        </w:tc>
-        <w:tc>
-          <w:tcPr/>
-          <w:p>
-            <w:pPr>
-              <w:pStyle w:val="Compact"/>
-              <w:jc w:val="left"/>
-            </w:pPr>
-            <w:r>
-              <w:t xml:space="preserve">ḥazūttā</w:t>
-            </w:r>
-          </w:p>
-        </w:tc>
-        <w:tc>
-          <w:tcPr/>
-          <w:p>
-            <w:pPr>
-              <w:pStyle w:val="Compact"/>
-              <w:jc w:val="left"/>
-            </w:pPr>
-            <w:r>
-              <w:t xml:space="preserve">f. noun</w:t>
+              <w:t xml:space="preserve">ܚܙܘܐ</w:t>
+            </w:r>
+          </w:p>
+        </w:tc>
+        <w:tc>
+          <w:tcPr/>
+          <w:p>
+            <w:pPr>
+              <w:pStyle w:val="Compact"/>
+              <w:jc w:val="left"/>
+            </w:pPr>
+            <w:r>
+              <w:t xml:space="preserve">ḥezwā</w:t>
+            </w:r>
+          </w:p>
+        </w:tc>
+        <w:tc>
+          <w:tcPr/>
+          <w:p>
+            <w:pPr>
+              <w:pStyle w:val="Compact"/>
+              <w:jc w:val="left"/>
+            </w:pPr>
+            <w:r>
+              <w:t xml:space="preserve">m. noun</w:t>
             </w:r>
           </w:p>
         </w:tc>
@@ -5232,31 +5156,31 @@
               <w:jc w:val="left"/>
             </w:pPr>
             <w:r>
-              <w:t xml:space="preserve">ܒܢܘܬܐ</w:t>
-            </w:r>
-          </w:p>
-        </w:tc>
-        <w:tc>
-          <w:tcPr/>
-          <w:p>
-            <w:pPr>
-              <w:pStyle w:val="Compact"/>
-              <w:jc w:val="left"/>
-            </w:pPr>
-            <w:r>
-              <w:t xml:space="preserve">bənūttā</w:t>
-            </w:r>
-          </w:p>
-        </w:tc>
-        <w:tc>
-          <w:tcPr/>
-          <w:p>
-            <w:pPr>
-              <w:pStyle w:val="Compact"/>
-              <w:jc w:val="left"/>
-            </w:pPr>
-            <w:r>
-              <w:t xml:space="preserve">f. noun</w:t>
+              <w:t xml:space="preserve">ܒܢܝܢܐ</w:t>
+            </w:r>
+          </w:p>
+        </w:tc>
+        <w:tc>
+          <w:tcPr/>
+          <w:p>
+            <w:pPr>
+              <w:pStyle w:val="Compact"/>
+              <w:jc w:val="left"/>
+            </w:pPr>
+            <w:r>
+              <w:t xml:space="preserve">benyānā</w:t>
+            </w:r>
+          </w:p>
+        </w:tc>
+        <w:tc>
+          <w:tcPr/>
+          <w:p>
+            <w:pPr>
+              <w:pStyle w:val="Compact"/>
+              <w:jc w:val="left"/>
+            </w:pPr>
+            <w:r>
+              <w:t xml:space="preserve">m. noun</w:t>
             </w:r>
           </w:p>
         </w:tc>
@@ -5294,19 +5218,19 @@
               <w:jc w:val="left"/>
             </w:pPr>
             <w:r>
-              <w:t xml:space="preserve">ܥܠܘܬܐ</w:t>
-            </w:r>
-          </w:p>
-        </w:tc>
-        <w:tc>
-          <w:tcPr/>
-          <w:p>
-            <w:pPr>
-              <w:pStyle w:val="Compact"/>
-              <w:jc w:val="left"/>
-            </w:pPr>
-            <w:r>
-              <w:t xml:space="preserve">ʿəlūttā</w:t>
+              <w:t xml:space="preserve">ܡܣܩܬܐ</w:t>
+            </w:r>
+          </w:p>
+        </w:tc>
+        <w:tc>
+          <w:tcPr/>
+          <w:p>
+            <w:pPr>
+              <w:pStyle w:val="Compact"/>
+              <w:jc w:val="left"/>
+            </w:pPr>
+            <w:r>
+              <w:t xml:space="preserve">masqətā</w:t>
             </w:r>
           </w:p>
         </w:tc>
@@ -5342,7 +5266,7 @@
               <w:jc w:val="left"/>
             </w:pPr>
             <w:r>
-              <w:t xml:space="preserve">from I-Alaph root ʿ-l-y</w:t>
+              <w:t xml:space="preserve">from root s-l-q</w:t>
             </w:r>
           </w:p>
         </w:tc>
@@ -5516,7 +5440,7 @@
               <w:jc w:val="left"/>
             </w:pPr>
             <w:r>
-              <w:t xml:space="preserve">beauty, form</w:t>
+              <w:t xml:space="preserve">beauty, loan</w:t>
             </w:r>
           </w:p>
         </w:tc>
@@ -5542,31 +5466,31 @@
               <w:jc w:val="left"/>
             </w:pPr>
             <w:r>
-              <w:t xml:space="preserve">ܗܒܝܘܢܐ</w:t>
-            </w:r>
-          </w:p>
-        </w:tc>
-        <w:tc>
-          <w:tcPr/>
-          <w:p>
-            <w:pPr>
-              <w:pStyle w:val="Compact"/>
-              <w:jc w:val="left"/>
-            </w:pPr>
-            <w:r>
-              <w:t xml:space="preserve">həbīyūnā</w:t>
-            </w:r>
-          </w:p>
-        </w:tc>
-        <w:tc>
-          <w:tcPr/>
-          <w:p>
-            <w:pPr>
-              <w:pStyle w:val="Compact"/>
-              <w:jc w:val="left"/>
-            </w:pPr>
-            <w:r>
-              <w:t xml:space="preserve">m. noun</w:t>
+              <w:t xml:space="preserve">ܡܘܗܒܬܐ</w:t>
+            </w:r>
+          </w:p>
+        </w:tc>
+        <w:tc>
+          <w:tcPr/>
+          <w:p>
+            <w:pPr>
+              <w:pStyle w:val="Compact"/>
+              <w:jc w:val="left"/>
+            </w:pPr>
+            <w:r>
+              <w:t xml:space="preserve">mawhaḇtā</w:t>
+            </w:r>
+          </w:p>
+        </w:tc>
+        <w:tc>
+          <w:tcPr/>
+          <w:p>
+            <w:pPr>
+              <w:pStyle w:val="Compact"/>
+              <w:jc w:val="left"/>
+            </w:pPr>
+            <w:r>
+              <w:t xml:space="preserve">f. noun</w:t>
             </w:r>
           </w:p>
         </w:tc>
@@ -5604,19 +5528,19 @@
               <w:jc w:val="left"/>
             </w:pPr>
             <w:r>
-              <w:t xml:space="preserve">ܐܬܝܢܘܬܐ</w:t>
-            </w:r>
-          </w:p>
-        </w:tc>
-        <w:tc>
-          <w:tcPr/>
-          <w:p>
-            <w:pPr>
-              <w:pStyle w:val="Compact"/>
-              <w:jc w:val="left"/>
-            </w:pPr>
-            <w:r>
-              <w:t xml:space="preserve">ʾətyānūttā</w:t>
+              <w:t xml:space="preserve">ܡܐܬܝܬܐ</w:t>
+            </w:r>
+          </w:p>
+        </w:tc>
+        <w:tc>
+          <w:tcPr/>
+          <w:p>
+            <w:pPr>
+              <w:pStyle w:val="Compact"/>
+              <w:jc w:val="left"/>
+            </w:pPr>
+            <w:r>
+              <w:t xml:space="preserve">meʾtīttā</w:t>
             </w:r>
           </w:p>
         </w:tc>
@@ -5666,31 +5590,31 @@
               <w:jc w:val="left"/>
             </w:pPr>
             <w:r>
-              <w:t xml:space="preserve">ܗܘܝܘܬܐ</w:t>
-            </w:r>
-          </w:p>
-        </w:tc>
-        <w:tc>
-          <w:tcPr/>
-          <w:p>
-            <w:pPr>
-              <w:pStyle w:val="Compact"/>
-              <w:jc w:val="left"/>
-            </w:pPr>
-            <w:r>
-              <w:t xml:space="preserve">həwīyūttā</w:t>
-            </w:r>
-          </w:p>
-        </w:tc>
-        <w:tc>
-          <w:tcPr/>
-          <w:p>
-            <w:pPr>
-              <w:pStyle w:val="Compact"/>
-              <w:jc w:val="left"/>
-            </w:pPr>
-            <w:r>
-              <w:t xml:space="preserve">f. noun</w:t>
+              <w:t xml:space="preserve">ܗܘܝܐ</w:t>
+            </w:r>
+          </w:p>
+        </w:tc>
+        <w:tc>
+          <w:tcPr/>
+          <w:p>
+            <w:pPr>
+              <w:pStyle w:val="Compact"/>
+              <w:jc w:val="left"/>
+            </w:pPr>
+            <w:r>
+              <w:t xml:space="preserve">hewyā</w:t>
+            </w:r>
+          </w:p>
+        </w:tc>
+        <w:tc>
+          <w:tcPr/>
+          <w:p>
+            <w:pPr>
+              <w:pStyle w:val="Compact"/>
+              <w:jc w:val="left"/>
+            </w:pPr>
+            <w:r>
+              <w:t xml:space="preserve">m. noun</w:t>
             </w:r>
           </w:p>
         </w:tc>
@@ -5728,55 +5652,55 @@
               <w:jc w:val="left"/>
             </w:pPr>
             <w:r>
-              <w:t xml:space="preserve">ܥܠܡܘܬܐ</w:t>
-            </w:r>
-          </w:p>
-        </w:tc>
-        <w:tc>
-          <w:tcPr/>
-          <w:p>
-            <w:pPr>
-              <w:pStyle w:val="Compact"/>
-              <w:jc w:val="left"/>
-            </w:pPr>
-            <w:r>
-              <w:t xml:space="preserve">ʿālmūttā</w:t>
-            </w:r>
-          </w:p>
-        </w:tc>
-        <w:tc>
-          <w:tcPr/>
-          <w:p>
-            <w:pPr>
-              <w:pStyle w:val="Compact"/>
-              <w:jc w:val="left"/>
-            </w:pPr>
-            <w:r>
-              <w:t xml:space="preserve">f. noun</w:t>
-            </w:r>
-          </w:p>
-        </w:tc>
-        <w:tc>
-          <w:tcPr/>
-          <w:p>
-            <w:pPr>
-              <w:pStyle w:val="Compact"/>
-              <w:jc w:val="left"/>
-            </w:pPr>
-            <w:r>
-              <w:t xml:space="preserve">worldliness, temporality</w:t>
-            </w:r>
-          </w:p>
-        </w:tc>
-        <w:tc>
-          <w:tcPr/>
-          <w:p>
-            <w:pPr>
-              <w:pStyle w:val="Compact"/>
-              <w:jc w:val="left"/>
-            </w:pPr>
-            <w:r>
-              <w:t xml:space="preserve">from weak root ʿ-l-m</w:t>
+              <w:t xml:space="preserve">ܥܠܡܐ</w:t>
+            </w:r>
+          </w:p>
+        </w:tc>
+        <w:tc>
+          <w:tcPr/>
+          <w:p>
+            <w:pPr>
+              <w:pStyle w:val="Compact"/>
+              <w:jc w:val="left"/>
+            </w:pPr>
+            <w:r>
+              <w:t xml:space="preserve">ʿālmā</w:t>
+            </w:r>
+          </w:p>
+        </w:tc>
+        <w:tc>
+          <w:tcPr/>
+          <w:p>
+            <w:pPr>
+              <w:pStyle w:val="Compact"/>
+              <w:jc w:val="left"/>
+            </w:pPr>
+            <w:r>
+              <w:t xml:space="preserve">m. noun</w:t>
+            </w:r>
+          </w:p>
+        </w:tc>
+        <w:tc>
+          <w:tcPr/>
+          <w:p>
+            <w:pPr>
+              <w:pStyle w:val="Compact"/>
+              <w:jc w:val="left"/>
+            </w:pPr>
+            <w:r>
+              <w:t xml:space="preserve">world, eternity</w:t>
+            </w:r>
+          </w:p>
+        </w:tc>
+        <w:tc>
+          <w:tcPr/>
+          <w:p>
+            <w:pPr>
+              <w:pStyle w:val="Compact"/>
+              <w:jc w:val="left"/>
+            </w:pPr>
+            <w:r>
+              <w:t xml:space="preserve">from root ʿ-l-m</w:t>
             </w:r>
           </w:p>
         </w:tc>
@@ -5826,7 +5750,7 @@
               <w:jc w:val="left"/>
             </w:pPr>
             <w:r>
-              <w:t xml:space="preserve">bench, throne</w:t>
+              <w:t xml:space="preserve">observation, look-out</w:t>
             </w:r>
           </w:p>
         </w:tc>
@@ -5914,19 +5838,19 @@
               <w:jc w:val="left"/>
             </w:pPr>
             <w:r>
-              <w:t xml:space="preserve">ܛܘܦܪܐ</w:t>
-            </w:r>
-          </w:p>
-        </w:tc>
-        <w:tc>
-          <w:tcPr/>
-          <w:p>
-            <w:pPr>
-              <w:pStyle w:val="Compact"/>
-              <w:jc w:val="left"/>
-            </w:pPr>
-            <w:r>
-              <w:t xml:space="preserve">ṭūprā</w:t>
+              <w:t xml:space="preserve">ܛܘܦܣܐ</w:t>
+            </w:r>
+          </w:p>
+        </w:tc>
+        <w:tc>
+          <w:tcPr/>
+          <w:p>
+            <w:pPr>
+              <w:pStyle w:val="Compact"/>
+              <w:jc w:val="left"/>
+            </w:pPr>
+            <w:r>
+              <w:t xml:space="preserve">ṭūpsā</w:t>
             </w:r>
           </w:p>
         </w:tc>
@@ -5950,19 +5874,19 @@
               <w:jc w:val="left"/>
             </w:pPr>
             <w:r>
-              <w:t xml:space="preserve">appearance, form</w:t>
-            </w:r>
-          </w:p>
-        </w:tc>
-        <w:tc>
-          <w:tcPr/>
-          <w:p>
-            <w:pPr>
-              <w:pStyle w:val="Compact"/>
-              <w:jc w:val="left"/>
-            </w:pPr>
-            <w:r>
-              <w:t xml:space="preserve">from weak root ṭ-w-p-r</w:t>
+              <w:t xml:space="preserve">pattern, type</w:t>
+            </w:r>
+          </w:p>
+        </w:tc>
+        <w:tc>
+          <w:tcPr/>
+          <w:p>
+            <w:pPr>
+              <w:pStyle w:val="Compact"/>
+              <w:jc w:val="left"/>
+            </w:pPr>
+            <w:r>
+              <w:t xml:space="preserve">loanword/concept</w:t>
             </w:r>
           </w:p>
         </w:tc>
@@ -6012,19 +5936,19 @@
               <w:jc w:val="left"/>
             </w:pPr>
             <w:r>
-              <w:t xml:space="preserve">standing, resurrection</w:t>
-            </w:r>
-          </w:p>
-        </w:tc>
-        <w:tc>
-          <w:tcPr/>
-          <w:p>
-            <w:pPr>
-              <w:pStyle w:val="Compact"/>
-              <w:jc w:val="left"/>
-            </w:pPr>
-            <w:r>
-              <w:t xml:space="preserve">from I-Alaph/Yodh root q-y-m</w:t>
+              <w:t xml:space="preserve">standing, height</w:t>
+            </w:r>
+          </w:p>
+        </w:tc>
+        <w:tc>
+          <w:tcPr/>
+          <w:p>
+            <w:pPr>
+              <w:pStyle w:val="Compact"/>
+              <w:jc w:val="left"/>
+            </w:pPr>
+            <w:r>
+              <w:t xml:space="preserve">from root q-y-m</w:t>
             </w:r>
           </w:p>
         </w:tc>
@@ -6038,19 +5962,19 @@
               <w:jc w:val="left"/>
             </w:pPr>
             <w:r>
-              <w:t xml:space="preserve">ܢܦܝܐ</w:t>
-            </w:r>
-          </w:p>
-        </w:tc>
-        <w:tc>
-          <w:tcPr/>
-          <w:p>
-            <w:pPr>
-              <w:pStyle w:val="Compact"/>
-              <w:jc w:val="left"/>
-            </w:pPr>
-            <w:r>
-              <w:t xml:space="preserve">napīʾā</w:t>
+              <w:t xml:space="preserve">ܢܒܝܐ</w:t>
+            </w:r>
+          </w:p>
+        </w:tc>
+        <w:tc>
+          <w:tcPr/>
+          <w:p>
+            <w:pPr>
+              <w:pStyle w:val="Compact"/>
+              <w:jc w:val="left"/>
+            </w:pPr>
+            <w:r>
+              <w:t xml:space="preserve">nḇīyā</w:t>
             </w:r>
           </w:p>
         </w:tc>
@@ -6074,19 +5998,19 @@
               <w:jc w:val="left"/>
             </w:pPr>
             <w:r>
-              <w:t xml:space="preserve">seer, prophet</w:t>
-            </w:r>
-          </w:p>
-        </w:tc>
-        <w:tc>
-          <w:tcPr/>
-          <w:p>
-            <w:pPr>
-              <w:pStyle w:val="Compact"/>
-              <w:jc w:val="left"/>
-            </w:pPr>
-            <w:r>
-              <w:t xml:space="preserve">from I-Alaph root n-p-ʾ</w:t>
+              <w:t xml:space="preserve">prophet</w:t>
+            </w:r>
+          </w:p>
+        </w:tc>
+        <w:tc>
+          <w:tcPr/>
+          <w:p>
+            <w:pPr>
+              <w:pStyle w:val="Compact"/>
+              <w:jc w:val="left"/>
+            </w:pPr>
+            <w:r>
+              <w:t xml:space="preserve">from root n-b-ʾ</w:t>
             </w:r>
           </w:p>
         </w:tc>
@@ -6100,19 +6024,19 @@
               <w:jc w:val="left"/>
             </w:pPr>
             <w:r>
-              <w:t xml:space="preserve">ܥܘܢܐ</w:t>
-            </w:r>
-          </w:p>
-        </w:tc>
-        <w:tc>
-          <w:tcPr/>
-          <w:p>
-            <w:pPr>
-              <w:pStyle w:val="Compact"/>
-              <w:jc w:val="left"/>
-            </w:pPr>
-            <w:r>
-              <w:t xml:space="preserve">ʿōnā</w:t>
+              <w:t xml:space="preserve">ܥܘܫܢܐ</w:t>
+            </w:r>
+          </w:p>
+        </w:tc>
+        <w:tc>
+          <w:tcPr/>
+          <w:p>
+            <w:pPr>
+              <w:pStyle w:val="Compact"/>
+              <w:jc w:val="left"/>
+            </w:pPr>
+            <w:r>
+              <w:t xml:space="preserve">ʿūšnā</w:t>
             </w:r>
           </w:p>
         </w:tc>
@@ -6148,7 +6072,7 @@
               <w:jc w:val="left"/>
             </w:pPr>
             <w:r>
-              <w:t xml:space="preserve">from weak root ʿ-w-n</w:t>
+              <w:t xml:space="preserve">from root ʿ-š-n</w:t>
             </w:r>
           </w:p>
         </w:tc>
@@ -6162,31 +6086,31 @@
               <w:jc w:val="left"/>
             </w:pPr>
             <w:r>
-              <w:t xml:space="preserve">ܫܘܘܕܐ</w:t>
-            </w:r>
-          </w:p>
-        </w:tc>
-        <w:tc>
-          <w:tcPr/>
-          <w:p>
-            <w:pPr>
-              <w:pStyle w:val="Compact"/>
-              <w:jc w:val="left"/>
-            </w:pPr>
-            <w:r>
-              <w:t xml:space="preserve">šūwəddā</w:t>
-            </w:r>
-          </w:p>
-        </w:tc>
-        <w:tc>
-          <w:tcPr/>
-          <w:p>
-            <w:pPr>
-              <w:pStyle w:val="Compact"/>
-              <w:jc w:val="left"/>
-            </w:pPr>
-            <w:r>
-              <w:t xml:space="preserve">m. noun</w:t>
+              <w:t xml:space="preserve">ܣܗܕܘܬܐ</w:t>
+            </w:r>
+          </w:p>
+        </w:tc>
+        <w:tc>
+          <w:tcPr/>
+          <w:p>
+            <w:pPr>
+              <w:pStyle w:val="Compact"/>
+              <w:jc w:val="left"/>
+            </w:pPr>
+            <w:r>
+              <w:t xml:space="preserve">sāhdūttā</w:t>
+            </w:r>
+          </w:p>
+        </w:tc>
+        <w:tc>
+          <w:tcPr/>
+          <w:p>
+            <w:pPr>
+              <w:pStyle w:val="Compact"/>
+              <w:jc w:val="left"/>
+            </w:pPr>
+            <w:r>
+              <w:t xml:space="preserve">f. noun</w:t>
             </w:r>
           </w:p>
         </w:tc>
@@ -6210,7 +6134,7 @@
               <w:jc w:val="left"/>
             </w:pPr>
             <w:r>
-              <w:t xml:space="preserve">from weak root š-w-d</w:t>
+              <w:t xml:space="preserve">from root s-h-d</w:t>
             </w:r>
           </w:p>
         </w:tc>
@@ -6224,43 +6148,43 @@
               <w:jc w:val="left"/>
             </w:pPr>
             <w:r>
-              <w:t xml:space="preserve">ܪܘܡܘܬܐ</w:t>
-            </w:r>
-          </w:p>
-        </w:tc>
-        <w:tc>
-          <w:tcPr/>
-          <w:p>
-            <w:pPr>
-              <w:pStyle w:val="Compact"/>
-              <w:jc w:val="left"/>
-            </w:pPr>
-            <w:r>
-              <w:t xml:space="preserve">rūmūttā</w:t>
-            </w:r>
-          </w:p>
-        </w:tc>
-        <w:tc>
-          <w:tcPr/>
-          <w:p>
-            <w:pPr>
-              <w:pStyle w:val="Compact"/>
-              <w:jc w:val="left"/>
-            </w:pPr>
-            <w:r>
-              <w:t xml:space="preserve">f. noun</w:t>
-            </w:r>
-          </w:p>
-        </w:tc>
-        <w:tc>
-          <w:tcPr/>
-          <w:p>
-            <w:pPr>
-              <w:pStyle w:val="Compact"/>
-              <w:jc w:val="left"/>
-            </w:pPr>
-            <w:r>
-              <w:t xml:space="preserve">highness, exaltation</w:t>
+              <w:t xml:space="preserve">ܪܘܡܐ</w:t>
+            </w:r>
+          </w:p>
+        </w:tc>
+        <w:tc>
+          <w:tcPr/>
+          <w:p>
+            <w:pPr>
+              <w:pStyle w:val="Compact"/>
+              <w:jc w:val="left"/>
+            </w:pPr>
+            <w:r>
+              <w:t xml:space="preserve">rawmā</w:t>
+            </w:r>
+          </w:p>
+        </w:tc>
+        <w:tc>
+          <w:tcPr/>
+          <w:p>
+            <w:pPr>
+              <w:pStyle w:val="Compact"/>
+              <w:jc w:val="left"/>
+            </w:pPr>
+            <w:r>
+              <w:t xml:space="preserve">m. noun</w:t>
+            </w:r>
+          </w:p>
+        </w:tc>
+        <w:tc>
+          <w:tcPr/>
+          <w:p>
+            <w:pPr>
+              <w:pStyle w:val="Compact"/>
+              <w:jc w:val="left"/>
+            </w:pPr>
+            <w:r>
+              <w:t xml:space="preserve">highness, height</w:t>
             </w:r>
           </w:p>
         </w:tc>
@@ -6410,19 +6334,19 @@
               <w:jc w:val="left"/>
             </w:pPr>
             <w:r>
-              <w:t xml:space="preserve">ܕܘܣܐ</w:t>
-            </w:r>
-          </w:p>
-        </w:tc>
-        <w:tc>
-          <w:tcPr/>
-          <w:p>
-            <w:pPr>
-              <w:pStyle w:val="Compact"/>
-              <w:jc w:val="left"/>
-            </w:pPr>
-            <w:r>
-              <w:t xml:space="preserve">dūsā</w:t>
+              <w:t xml:space="preserve">ܕܝܫܐ</w:t>
+            </w:r>
+          </w:p>
+        </w:tc>
+        <w:tc>
+          <w:tcPr/>
+          <w:p>
+            <w:pPr>
+              <w:pStyle w:val="Compact"/>
+              <w:jc w:val="left"/>
+            </w:pPr>
+            <w:r>
+              <w:t xml:space="preserve">dayšā</w:t>
             </w:r>
           </w:p>
         </w:tc>
@@ -6446,19 +6370,19 @@
               <w:jc w:val="left"/>
             </w:pPr>
             <w:r>
-              <w:t xml:space="preserve">trampling, subjugation</w:t>
-            </w:r>
-          </w:p>
-        </w:tc>
-        <w:tc>
-          <w:tcPr/>
-          <w:p>
-            <w:pPr>
-              <w:pStyle w:val="Compact"/>
-              <w:jc w:val="left"/>
-            </w:pPr>
-            <w:r>
-              <w:t xml:space="preserve">from weak root d-w-s</w:t>
+              <w:t xml:space="preserve">trampling, treading</w:t>
+            </w:r>
+          </w:p>
+        </w:tc>
+        <w:tc>
+          <w:tcPr/>
+          <w:p>
+            <w:pPr>
+              <w:pStyle w:val="Compact"/>
+              <w:jc w:val="left"/>
+            </w:pPr>
+            <w:r>
+              <w:t xml:space="preserve">from weak root d-w-š</w:t>
             </w:r>
           </w:p>
         </w:tc>
@@ -6472,19 +6396,19 @@
               <w:jc w:val="left"/>
             </w:pPr>
             <w:r>
-              <w:t xml:space="preserve">ܠܠܘܬܐ</w:t>
-            </w:r>
-          </w:p>
-        </w:tc>
-        <w:tc>
-          <w:tcPr/>
-          <w:p>
-            <w:pPr>
-              <w:pStyle w:val="Compact"/>
-              <w:jc w:val="left"/>
-            </w:pPr>
-            <w:r>
-              <w:t xml:space="preserve">ləlūttā</w:t>
+              <w:t xml:space="preserve">ܝܠܠܬܐ</w:t>
+            </w:r>
+          </w:p>
+        </w:tc>
+        <w:tc>
+          <w:tcPr/>
+          <w:p>
+            <w:pPr>
+              <w:pStyle w:val="Compact"/>
+              <w:jc w:val="left"/>
+            </w:pPr>
+            <w:r>
+              <w:t xml:space="preserve">yaleltā</w:t>
             </w:r>
           </w:p>
         </w:tc>
@@ -6520,7 +6444,7 @@
               <w:jc w:val="left"/>
             </w:pPr>
             <w:r>
-              <w:t xml:space="preserve">from weak root l-l-y</w:t>
+              <w:t xml:space="preserve">from root y-l-l</w:t>
             </w:r>
           </w:p>
         </w:tc>
@@ -6570,7 +6494,7 @@
               <w:jc w:val="left"/>
             </w:pPr>
             <w:r>
-              <w:t xml:space="preserve">fruit</w:t>
+              <w:t xml:space="preserve">winepress, fruit</w:t>
             </w:r>
           </w:p>
         </w:tc>
@@ -6596,19 +6520,19 @@
               <w:jc w:val="left"/>
             </w:pPr>
             <w:r>
-              <w:t xml:space="preserve">ܥܘܩܢܐ</w:t>
-            </w:r>
-          </w:p>
-        </w:tc>
-        <w:tc>
-          <w:tcPr/>
-          <w:p>
-            <w:pPr>
-              <w:pStyle w:val="Compact"/>
-              <w:jc w:val="left"/>
-            </w:pPr>
-            <w:r>
-              <w:t xml:space="preserve">ʿūqqānā</w:t>
+              <w:t xml:space="preserve">ܐܣܘܪܐ</w:t>
+            </w:r>
+          </w:p>
+        </w:tc>
+        <w:tc>
+          <w:tcPr/>
+          <w:p>
+            <w:pPr>
+              <w:pStyle w:val="Compact"/>
+              <w:jc w:val="left"/>
+            </w:pPr>
+            <w:r>
+              <w:t xml:space="preserve">ʾesūrā</w:t>
             </w:r>
           </w:p>
         </w:tc>
@@ -6632,19 +6556,19 @@
               <w:jc w:val="left"/>
             </w:pPr>
             <w:r>
-              <w:t xml:space="preserve">knot, binding</w:t>
-            </w:r>
-          </w:p>
-        </w:tc>
-        <w:tc>
-          <w:tcPr/>
-          <w:p>
-            <w:pPr>
-              <w:pStyle w:val="Compact"/>
-              <w:jc w:val="left"/>
-            </w:pPr>
-            <w:r>
-              <w:t xml:space="preserve">from weak root ʿ-q-d</w:t>
+              <w:t xml:space="preserve">bond, chain</w:t>
+            </w:r>
+          </w:p>
+        </w:tc>
+        <w:tc>
+          <w:tcPr/>
+          <w:p>
+            <w:pPr>
+              <w:pStyle w:val="Compact"/>
+              <w:jc w:val="left"/>
+            </w:pPr>
+            <w:r>
+              <w:t xml:space="preserve">from root ʾ-s-r</w:t>
             </w:r>
           </w:p>
         </w:tc>
@@ -6658,19 +6582,19 @@
               <w:jc w:val="left"/>
             </w:pPr>
             <w:r>
-              <w:t xml:space="preserve">ܫܠܝܢܐ</w:t>
-            </w:r>
-          </w:p>
-        </w:tc>
-        <w:tc>
-          <w:tcPr/>
-          <w:p>
-            <w:pPr>
-              <w:pStyle w:val="Compact"/>
-              <w:jc w:val="left"/>
-            </w:pPr>
-            <w:r>
-              <w:t xml:space="preserve">šəlyānā</w:t>
+              <w:t xml:space="preserve">ܫܠܝܐ</w:t>
+            </w:r>
+          </w:p>
+        </w:tc>
+        <w:tc>
+          <w:tcPr/>
+          <w:p>
+            <w:pPr>
+              <w:pStyle w:val="Compact"/>
+              <w:jc w:val="left"/>
+            </w:pPr>
+            <w:r>
+              <w:t xml:space="preserve">šelyā</w:t>
             </w:r>
           </w:p>
         </w:tc>
@@ -6694,7 +6618,7 @@
               <w:jc w:val="left"/>
             </w:pPr>
             <w:r>
-              <w:t xml:space="preserve">peace, wholeness</w:t>
+              <w:t xml:space="preserve">quiet, peace</w:t>
             </w:r>
           </w:p>
         </w:tc>
@@ -6720,19 +6644,19 @@
               <w:jc w:val="left"/>
             </w:pPr>
             <w:r>
-              <w:t xml:space="preserve">ܐܬܘܬܐ</w:t>
-            </w:r>
-          </w:p>
-        </w:tc>
-        <w:tc>
-          <w:tcPr/>
-          <w:p>
-            <w:pPr>
-              <w:pStyle w:val="Compact"/>
-              <w:jc w:val="left"/>
-            </w:pPr>
-            <w:r>
-              <w:t xml:space="preserve">ʾətwūttā</w:t>
+              <w:t xml:space="preserve">ܐܬܐ</w:t>
+            </w:r>
+          </w:p>
+        </w:tc>
+        <w:tc>
+          <w:tcPr/>
+          <w:p>
+            <w:pPr>
+              <w:pStyle w:val="Compact"/>
+              <w:jc w:val="left"/>
+            </w:pPr>
+            <w:r>
+              <w:t xml:space="preserve">ʾātā</w:t>
             </w:r>
           </w:p>
         </w:tc>
@@ -6768,7 +6692,7 @@
               <w:jc w:val="left"/>
             </w:pPr>
             <w:r>
-              <w:t xml:space="preserve">from weak root ʾ-t-w</w:t>
+              <w:t xml:space="preserve">from root ʾ-t-y</w:t>
             </w:r>
           </w:p>
         </w:tc>
@@ -6782,55 +6706,55 @@
               <w:jc w:val="left"/>
             </w:pPr>
             <w:r>
-              <w:t xml:space="preserve">ܢܘܬܐ</w:t>
-            </w:r>
-          </w:p>
-        </w:tc>
-        <w:tc>
-          <w:tcPr/>
-          <w:p>
-            <w:pPr>
-              <w:pStyle w:val="Compact"/>
-              <w:jc w:val="left"/>
-            </w:pPr>
-            <w:r>
-              <w:t xml:space="preserve">nūttā</w:t>
-            </w:r>
-          </w:p>
-        </w:tc>
-        <w:tc>
-          <w:tcPr/>
-          <w:p>
-            <w:pPr>
-              <w:pStyle w:val="Compact"/>
-              <w:jc w:val="left"/>
-            </w:pPr>
-            <w:r>
-              <w:t xml:space="preserve">f. noun</w:t>
-            </w:r>
-          </w:p>
-        </w:tc>
-        <w:tc>
-          <w:tcPr/>
-          <w:p>
-            <w:pPr>
-              <w:pStyle w:val="Compact"/>
-              <w:jc w:val="left"/>
-            </w:pPr>
-            <w:r>
-              <w:t xml:space="preserve">rest, dwelling</w:t>
-            </w:r>
-          </w:p>
-        </w:tc>
-        <w:tc>
-          <w:tcPr/>
-          <w:p>
-            <w:pPr>
-              <w:pStyle w:val="Compact"/>
-              <w:jc w:val="left"/>
-            </w:pPr>
-            <w:r>
-              <w:t xml:space="preserve">from weak root n-w-t</w:t>
+              <w:t xml:space="preserve">ܢܝܚܐ</w:t>
+            </w:r>
+          </w:p>
+        </w:tc>
+        <w:tc>
+          <w:tcPr/>
+          <w:p>
+            <w:pPr>
+              <w:pStyle w:val="Compact"/>
+              <w:jc w:val="left"/>
+            </w:pPr>
+            <w:r>
+              <w:t xml:space="preserve">nyāḥā</w:t>
+            </w:r>
+          </w:p>
+        </w:tc>
+        <w:tc>
+          <w:tcPr/>
+          <w:p>
+            <w:pPr>
+              <w:pStyle w:val="Compact"/>
+              <w:jc w:val="left"/>
+            </w:pPr>
+            <w:r>
+              <w:t xml:space="preserve">m. noun</w:t>
+            </w:r>
+          </w:p>
+        </w:tc>
+        <w:tc>
+          <w:tcPr/>
+          <w:p>
+            <w:pPr>
+              <w:pStyle w:val="Compact"/>
+              <w:jc w:val="left"/>
+            </w:pPr>
+            <w:r>
+              <w:t xml:space="preserve">rest, tranquility</w:t>
+            </w:r>
+          </w:p>
+        </w:tc>
+        <w:tc>
+          <w:tcPr/>
+          <w:p>
+            <w:pPr>
+              <w:pStyle w:val="Compact"/>
+              <w:jc w:val="left"/>
+            </w:pPr>
+            <w:r>
+              <w:t xml:space="preserve">from weak root n-w-ḥ</w:t>
             </w:r>
           </w:p>
         </w:tc>
@@ -6844,19 +6768,19 @@
               <w:jc w:val="left"/>
             </w:pPr>
             <w:r>
-              <w:t xml:space="preserve">ܘܝܪܘܬܐ</w:t>
-            </w:r>
-          </w:p>
-        </w:tc>
-        <w:tc>
-          <w:tcPr/>
-          <w:p>
-            <w:pPr>
-              <w:pStyle w:val="Compact"/>
-              <w:jc w:val="left"/>
-            </w:pPr>
-            <w:r>
-              <w:t xml:space="preserve">wayrūttā</w:t>
+              <w:t xml:space="preserve">ܒܗܬܬܐ</w:t>
+            </w:r>
+          </w:p>
+        </w:tc>
+        <w:tc>
+          <w:tcPr/>
+          <w:p>
+            <w:pPr>
+              <w:pStyle w:val="Compact"/>
+              <w:jc w:val="left"/>
+            </w:pPr>
+            <w:r>
+              <w:t xml:space="preserve">behttā</w:t>
             </w:r>
           </w:p>
         </w:tc>
@@ -6892,7 +6816,7 @@
               <w:jc w:val="left"/>
             </w:pPr>
             <w:r>
-              <w:t xml:space="preserve">from weak root w-y-r</w:t>
+              <w:t xml:space="preserve">from root b-h-t</w:t>
             </w:r>
           </w:p>
         </w:tc>
@@ -6901,7 +6825,11 @@
     <w:bookmarkEnd w:id="30"/>
     <w:bookmarkEnd w:id="31"/>
     <w:bookmarkEnd w:id="32"/>
-    <w:sectPr/>
+    <w:sectPr>
+      <w:footnotePr>
+        <w:numRestart w:val="eachSect"/>
+      </w:footnotePr>
+    </w:sectPr>
   </w:body>
 </w:document>
 </file>
@@ -6939,7 +6867,7 @@
       <w:lvlText w:val=" "/>
       <w:lvlJc w:val="left"/>
       <w:pPr>
-        <w:ind w:left="720" w:hanging="480"/>
+        <w:ind w:left="720" w:hanging="360"/>
       </w:pPr>
     </w:lvl>
     <w:lvl w:ilvl="1">
@@ -6947,7 +6875,7 @@
       <w:lvlText w:val=" "/>
       <w:lvlJc w:val="left"/>
       <w:pPr>
-        <w:ind w:left="1440" w:hanging="480"/>
+        <w:ind w:left="1440" w:hanging="360"/>
       </w:pPr>
     </w:lvl>
     <w:lvl w:ilvl="2">
@@ -6955,7 +6883,7 @@
       <w:lvlText w:val=" "/>
       <w:lvlJc w:val="left"/>
       <w:pPr>
-        <w:ind w:left="2160" w:hanging="480"/>
+        <w:ind w:left="2160" w:hanging="360"/>
       </w:pPr>
     </w:lvl>
     <w:lvl w:ilvl="3">
@@ -6963,7 +6891,7 @@
       <w:lvlText w:val=" "/>
       <w:lvlJc w:val="left"/>
       <w:pPr>
-        <w:ind w:left="2880" w:hanging="480"/>
+        <w:ind w:left="2880" w:hanging="360"/>
       </w:pPr>
     </w:lvl>
     <w:lvl w:ilvl="4">
@@ -6971,7 +6899,7 @@
       <w:lvlText w:val=" "/>
       <w:lvlJc w:val="left"/>
       <w:pPr>
-        <w:ind w:left="3600" w:hanging="480"/>
+        <w:ind w:left="3600" w:hanging="360"/>
       </w:pPr>
     </w:lvl>
     <w:lvl w:ilvl="5">
@@ -6979,7 +6907,7 @@
       <w:lvlText w:val=" "/>
       <w:lvlJc w:val="left"/>
       <w:pPr>
-        <w:ind w:left="4320" w:hanging="480"/>
+        <w:ind w:left="4320" w:hanging="360"/>
       </w:pPr>
     </w:lvl>
     <w:lvl w:ilvl="6">
@@ -6987,7 +6915,7 @@
       <w:lvlText w:val=" "/>
       <w:lvlJc w:val="left"/>
       <w:pPr>
-        <w:ind w:left="5040" w:hanging="480"/>
+        <w:ind w:left="5040" w:hanging="360"/>
       </w:pPr>
     </w:lvl>
     <w:lvl w:ilvl="7">
@@ -6995,7 +6923,7 @@
       <w:lvlText w:val=" "/>
       <w:lvlJc w:val="left"/>
       <w:pPr>
-        <w:ind w:left="5760" w:hanging="480"/>
+        <w:ind w:left="5760" w:hanging="360"/>
       </w:pPr>
     </w:lvl>
     <w:lvl w:ilvl="8">
@@ -7003,7 +6931,7 @@
       <w:lvlText w:val=" "/>
       <w:lvlJc w:val="left"/>
       <w:pPr>
-        <w:ind w:left="6480" w:hanging="480"/>
+        <w:ind w:left="6480" w:hanging="360"/>
       </w:pPr>
     </w:lvl>
   </w:abstractNum>
@@ -7016,7 +6944,7 @@
       <w:lvlText w:val="%1."/>
       <w:lvlJc w:val="left"/>
       <w:pPr>
-        <w:ind w:left="720" w:hanging="480"/>
+        <w:ind w:left="720" w:hanging="360"/>
       </w:pPr>
     </w:lvl>
     <w:lvl w:ilvl="1">
@@ -7025,7 +6953,7 @@
       <w:lvlText w:val="%2."/>
       <w:lvlJc w:val="left"/>
       <w:pPr>
-        <w:ind w:left="1440" w:hanging="480"/>
+        <w:ind w:left="1440" w:hanging="360"/>
       </w:pPr>
     </w:lvl>
     <w:lvl w:ilvl="2">
@@ -7034,7 +6962,7 @@
       <w:lvlText w:val="%3."/>
       <w:lvlJc w:val="left"/>
       <w:pPr>
-        <w:ind w:left="2160" w:hanging="480"/>
+        <w:ind w:left="2160" w:hanging="360"/>
       </w:pPr>
     </w:lvl>
     <w:lvl w:ilvl="3">
@@ -7043,7 +6971,7 @@
       <w:lvlText w:val="%4."/>
       <w:lvlJc w:val="left"/>
       <w:pPr>
-        <w:ind w:left="2880" w:hanging="480"/>
+        <w:ind w:left="2880" w:hanging="360"/>
       </w:pPr>
     </w:lvl>
     <w:lvl w:ilvl="4">
@@ -7052,7 +6980,7 @@
       <w:lvlText w:val="%5."/>
       <w:lvlJc w:val="left"/>
       <w:pPr>
-        <w:ind w:left="3600" w:hanging="480"/>
+        <w:ind w:left="3600" w:hanging="360"/>
       </w:pPr>
     </w:lvl>
     <w:lvl w:ilvl="5">
@@ -7061,7 +6989,7 @@
       <w:lvlText w:val="%6."/>
       <w:lvlJc w:val="left"/>
       <w:pPr>
-        <w:ind w:left="4320" w:hanging="480"/>
+        <w:ind w:left="4320" w:hanging="360"/>
       </w:pPr>
     </w:lvl>
     <w:lvl w:ilvl="6">
@@ -7070,7 +6998,7 @@
       <w:lvlText w:val="%7."/>
       <w:lvlJc w:val="left"/>
       <w:pPr>
-        <w:ind w:left="5040" w:hanging="480"/>
+        <w:ind w:left="5040" w:hanging="360"/>
       </w:pPr>
     </w:lvl>
     <w:lvl w:ilvl="7">
@@ -7079,7 +7007,7 @@
       <w:lvlText w:val="%8."/>
       <w:lvlJc w:val="left"/>
       <w:pPr>
-        <w:ind w:left="5760" w:hanging="480"/>
+        <w:ind w:left="5760" w:hanging="360"/>
       </w:pPr>
     </w:lvl>
     <w:lvl w:ilvl="8">
@@ -7088,7 +7016,7 @@
       <w:lvlText w:val="%9."/>
       <w:lvlJc w:val="left"/>
       <w:pPr>
-        <w:ind w:left="6480" w:hanging="480"/>
+        <w:ind w:left="6480" w:hanging="360"/>
       </w:pPr>
     </w:lvl>
   </w:abstractNum>
@@ -7097,75 +7025,102 @@
     <w:multiLevelType w:val="multilevel"/>
     <w:lvl w:ilvl="0">
       <w:numFmt w:val="bullet"/>
-      <w:lvlText w:val="•"/>
+      <w:lvlText w:val=""/>
       <w:lvlJc w:val="left"/>
       <w:pPr>
-        <w:ind w:left="720" w:hanging="480"/>
-      </w:pPr>
+        <w:ind w:left="720" w:hanging="360"/>
+      </w:pPr>
+      <w:rPr>
+        <w:rFonts w:ascii="Symbol" w:hAnsi="Symbol" w:cs="Symbol" w:hint="default"/>
+      </w:rPr>
     </w:lvl>
     <w:lvl w:ilvl="1">
       <w:numFmt w:val="bullet"/>
-      <w:lvlText w:val="–"/>
+      <w:lvlText w:val="o"/>
       <w:lvlJc w:val="left"/>
       <w:pPr>
-        <w:ind w:left="1440" w:hanging="480"/>
-      </w:pPr>
+        <w:ind w:left="1440" w:hanging="360"/>
+      </w:pPr>
+      <w:rPr>
+        <w:rFonts w:ascii="Courier New" w:hAnsi="Courier New" w:cs="Courier New" w:hint="default"/>
+      </w:rPr>
     </w:lvl>
     <w:lvl w:ilvl="2">
       <w:numFmt w:val="bullet"/>
-      <w:lvlText w:val="•"/>
+      <w:lvlText w:val=""/>
       <w:lvlJc w:val="left"/>
       <w:pPr>
-        <w:ind w:left="2160" w:hanging="480"/>
-      </w:pPr>
+        <w:ind w:left="2160" w:hanging="360"/>
+      </w:pPr>
+      <w:rPr>
+        <w:rFonts w:ascii="Wingdings" w:hAnsi="Wingdings" w:cs="Wingdings" w:hint="default"/>
+      </w:rPr>
     </w:lvl>
     <w:lvl w:ilvl="3">
       <w:numFmt w:val="bullet"/>
-      <w:lvlText w:val="–"/>
+      <w:lvlText w:val=""/>
       <w:lvlJc w:val="left"/>
       <w:pPr>
-        <w:ind w:left="2880" w:hanging="480"/>
-      </w:pPr>
+        <w:ind w:left="2880" w:hanging="360"/>
+      </w:pPr>
+      <w:rPr>
+        <w:rFonts w:ascii="Symbol" w:hAnsi="Symbol" w:cs="Symbol" w:hint="default"/>
+      </w:rPr>
     </w:lvl>
     <w:lvl w:ilvl="4">
       <w:numFmt w:val="bullet"/>
-      <w:lvlText w:val="•"/>
+      <w:lvlText w:val="o"/>
       <w:lvlJc w:val="left"/>
       <w:pPr>
-        <w:ind w:left="3600" w:hanging="480"/>
-      </w:pPr>
+        <w:ind w:left="3600" w:hanging="360"/>
+      </w:pPr>
+      <w:rPr>
+        <w:rFonts w:ascii="Courier New" w:hAnsi="Courier New" w:cs="Courier New" w:hint="default"/>
+      </w:rPr>
     </w:lvl>
     <w:lvl w:ilvl="5">
       <w:numFmt w:val="bullet"/>
-      <w:lvlText w:val="–"/>
+      <w:lvlText w:val=""/>
       <w:lvlJc w:val="left"/>
       <w:pPr>
-        <w:ind w:left="4320" w:hanging="480"/>
-      </w:pPr>
+        <w:ind w:left="4320" w:hanging="360"/>
+      </w:pPr>
+      <w:rPr>
+        <w:rFonts w:ascii="Wingdings" w:hAnsi="Wingdings" w:cs="Wingdings" w:hint="default"/>
+      </w:rPr>
     </w:lvl>
     <w:lvl w:ilvl="6">
       <w:numFmt w:val="bullet"/>
-      <w:lvlText w:val="•"/>
+      <w:lvlText w:val=""/>
       <w:lvlJc w:val="left"/>
       <w:pPr>
-        <w:ind w:left="5040" w:hanging="480"/>
-      </w:pPr>
+        <w:ind w:left="5040" w:hanging="360"/>
+      </w:pPr>
+      <w:rPr>
+        <w:rFonts w:ascii="Symbol" w:hAnsi="Symbol" w:cs="Symbol" w:hint="default"/>
+      </w:rPr>
     </w:lvl>
     <w:lvl w:ilvl="7">
       <w:numFmt w:val="bullet"/>
-      <w:lvlText w:val="–"/>
+      <w:lvlText w:val="o"/>
       <w:lvlJc w:val="left"/>
       <w:pPr>
-        <w:ind w:left="5760" w:hanging="480"/>
-      </w:pPr>
+        <w:ind w:left="5760" w:hanging="360"/>
+      </w:pPr>
+      <w:rPr>
+        <w:rFonts w:ascii="Courier New" w:hAnsi="Courier New" w:cs="Courier New" w:hint="default"/>
+      </w:rPr>
     </w:lvl>
     <w:lvl w:ilvl="8">
       <w:numFmt w:val="bullet"/>
-      <w:lvlText w:val="•"/>
+      <w:lvlText w:val=""/>
       <w:lvlJc w:val="left"/>
       <w:pPr>
-        <w:ind w:left="6480" w:hanging="480"/>
-      </w:pPr>
+        <w:ind w:left="6480" w:hanging="360"/>
+      </w:pPr>
+      <w:rPr>
+        <w:rFonts w:ascii="Wingdings" w:hAnsi="Wingdings" w:cs="Wingdings" w:hint="default"/>
+      </w:rPr>
     </w:lvl>
   </w:abstractNum>
   <w:num w:numId="1000">
@@ -7634,57 +7589,94 @@
     <w:name w:val="Title"/>
     <w:basedOn w:val="Normal"/>
     <w:next w:val="BodyText"/>
+    <w:link w:val="TitleChar"/>
+    <w:uiPriority w:val="10"/>
     <w:qFormat/>
+    <w:rsid w:val="00A10FD9"/>
     <w:pPr>
-      <w:keepNext/>
-      <w:keepLines/>
-      <w:spacing w:after="240" w:before="480"/>
+      <w:spacing w:after="80" w:line="240" w:lineRule="auto"/>
+      <w:contextualSpacing/>
       <w:jc w:val="center"/>
     </w:pPr>
     <w:rPr>
       <w:rFonts w:asciiTheme="majorHAnsi" w:cstheme="majorBidi" w:eastAsiaTheme="majorEastAsia" w:hAnsiTheme="majorHAnsi"/>
-      <w:b/>
-      <w:bCs/>
-      <w:color w:themeColor="accent1" w:themeShade="B5" w:val="345A8A"/>
-      <w:sz w:val="36"/>
-      <w:szCs w:val="36"/>
+      <w:sz w:val="56"/>
+      <w:szCs w:val="56"/>
+    </w:rPr>
+  </w:style>
+  <w:style w:customStyle="1" w:styleId="TitleChar" w:type="character">
+    <w:name w:val="Title Char"/>
+    <w:basedOn w:val="DefaultParagraphFont"/>
+    <w:link w:val="Title"/>
+    <w:uiPriority w:val="10"/>
+    <w:rsid w:val="00A10FD9"/>
+    <w:rPr>
+      <w:rFonts w:asciiTheme="majorHAnsi" w:cstheme="majorBidi" w:eastAsiaTheme="majorEastAsia" w:hAnsiTheme="majorHAnsi"/>
+      <w:sz w:val="56"/>
+      <w:szCs w:val="56"/>
     </w:rPr>
   </w:style>
   <w:style w:styleId="Subtitle" w:type="paragraph">
     <w:name w:val="Subtitle"/>
     <w:basedOn w:val="Title"/>
     <w:next w:val="BodyText"/>
+    <w:link w:val="SubtitleChar"/>
+    <w:uiPriority w:val="11"/>
     <w:qFormat/>
+    <w:rsid w:val="00A10FD9"/>
     <w:pPr>
-      <w:keepNext/>
-      <w:keepLines/>
-      <w:spacing w:after="240" w:before="240"/>
-      <w:jc w:val="center"/>
+      <w:numPr>
+        <w:ilvl w:val="1"/>
+      </w:numPr>
     </w:pPr>
     <w:rPr>
-      <w:sz w:val="30"/>
-      <w:szCs w:val="30"/>
+      <w:rFonts w:cstheme="majorBidi" w:eastAsiaTheme="majorEastAsia"/>
+      <w:spacing w:val="15"/>
+      <w:sz w:val="28"/>
+      <w:szCs w:val="28"/>
+    </w:rPr>
+  </w:style>
+  <w:style w:customStyle="1" w:styleId="SubtitleChar" w:type="character">
+    <w:name w:val="Subtitle Char"/>
+    <w:basedOn w:val="DefaultParagraphFont"/>
+    <w:link w:val="Subtitle"/>
+    <w:uiPriority w:val="11"/>
+    <w:rsid w:val="00A10FD9"/>
+    <w:rPr>
+      <w:rFonts w:cstheme="majorBidi" w:eastAsiaTheme="majorEastAsia"/>
+      <w:color w:themeColor="text1" w:themeTint="A6" w:val="595959"/>
+      <w:spacing w:val="15"/>
+      <w:sz w:val="28"/>
+      <w:szCs w:val="28"/>
     </w:rPr>
   </w:style>
   <w:style w:customStyle="1" w:styleId="Author" w:type="paragraph">
     <w:name w:val="Author"/>
+    <w:basedOn w:val="Title"/>
     <w:next w:val="BodyText"/>
     <w:qFormat/>
     <w:pPr>
       <w:keepNext/>
       <w:keepLines/>
-      <w:jc w:val="center"/>
     </w:pPr>
+    <w:rPr>
+      <w:sz w:val="24"/>
+      <w:szCs w:val="24"/>
+    </w:rPr>
   </w:style>
   <w:style w:styleId="Date" w:type="paragraph">
     <w:name w:val="Date"/>
+    <w:basedOn w:val="Title"/>
     <w:next w:val="BodyText"/>
     <w:qFormat/>
     <w:pPr>
       <w:keepNext/>
       <w:keepLines/>
-      <w:jc w:val="center"/>
     </w:pPr>
+    <w:rPr>
+      <w:sz w:val="24"/>
+      <w:szCs w:val="24"/>
+    </w:rPr>
   </w:style>
   <w:style w:customStyle="1" w:styleId="AbstractTitle" w:type="paragraph">
     <w:name w:val="Abstract Title"/>
@@ -7699,7 +7691,6 @@
     </w:pPr>
     <w:rPr>
       <w:b/>
-      <w:color w:val="345A8A"/>
       <w:sz w:val="20"/>
       <w:szCs w:val="20"/>
     </w:rPr>
@@ -7728,191 +7719,321 @@
     <w:rPr/>
   </w:style>
   <w:style w:styleId="Heading1" w:type="paragraph">
-    <w:name w:val="Heading 1"/>
+    <w:name w:val="heading 1"/>
     <w:basedOn w:val="Normal"/>
     <w:next w:val="BodyText"/>
+    <w:link w:val="Heading1Char"/>
     <w:uiPriority w:val="9"/>
     <w:qFormat/>
+    <w:rsid w:val="00A10FD9"/>
     <w:pPr>
       <w:keepNext/>
       <w:keepLines/>
-      <w:spacing w:after="0" w:before="480"/>
+      <w:spacing w:after="80" w:before="360"/>
       <w:outlineLvl w:val="0"/>
     </w:pPr>
     <w:rPr>
       <w:rFonts w:asciiTheme="majorHAnsi" w:cstheme="majorBidi" w:eastAsiaTheme="majorEastAsia" w:hAnsiTheme="majorHAnsi"/>
-      <w:b/>
-      <w:bCs/>
-      <w:color w:themeColor="accent1" w:val="4F81BD"/>
+      <w:color w:themeColor="accent1" w:themeShade="BF" w:val="0F4761"/>
+      <w:sz w:val="40"/>
+      <w:szCs w:val="40"/>
+    </w:rPr>
+  </w:style>
+  <w:style w:styleId="Heading2" w:type="paragraph">
+    <w:name w:val="heading 2"/>
+    <w:basedOn w:val="Normal"/>
+    <w:next w:val="BodyText"/>
+    <w:link w:val="Heading2Char"/>
+    <w:uiPriority w:val="9"/>
+    <w:semiHidden/>
+    <w:unhideWhenUsed/>
+    <w:qFormat/>
+    <w:rsid w:val="00A10FD9"/>
+    <w:pPr>
+      <w:keepNext/>
+      <w:keepLines/>
+      <w:spacing w:after="80" w:before="160"/>
+      <w:outlineLvl w:val="1"/>
+    </w:pPr>
+    <w:rPr>
+      <w:rFonts w:asciiTheme="majorHAnsi" w:cstheme="majorBidi" w:eastAsiaTheme="majorEastAsia" w:hAnsiTheme="majorHAnsi"/>
+      <w:color w:themeColor="accent1" w:themeShade="BF" w:val="0F4761"/>
       <w:sz w:val="32"/>
       <w:szCs w:val="32"/>
     </w:rPr>
   </w:style>
-  <w:style w:styleId="Heading2" w:type="paragraph">
-    <w:name w:val="Heading 2"/>
+  <w:style w:styleId="Heading3" w:type="paragraph">
+    <w:name w:val="heading 3"/>
     <w:basedOn w:val="Normal"/>
     <w:next w:val="BodyText"/>
+    <w:link w:val="Heading3Char"/>
     <w:uiPriority w:val="9"/>
+    <w:semiHidden/>
     <w:unhideWhenUsed/>
     <w:qFormat/>
+    <w:rsid w:val="00A10FD9"/>
     <w:pPr>
       <w:keepNext/>
       <w:keepLines/>
-      <w:spacing w:after="0" w:before="200"/>
-      <w:outlineLvl w:val="1"/>
+      <w:spacing w:after="80" w:before="160"/>
+      <w:outlineLvl w:val="2"/>
     </w:pPr>
     <w:rPr>
-      <w:rFonts w:asciiTheme="majorHAnsi" w:cstheme="majorBidi" w:eastAsiaTheme="majorEastAsia" w:hAnsiTheme="majorHAnsi"/>
-      <w:b/>
-      <w:bCs/>
-      <w:color w:themeColor="accent1" w:val="4F81BD"/>
+      <w:rFonts w:cstheme="majorBidi" w:eastAsiaTheme="majorEastAsia"/>
+      <w:color w:themeColor="accent1" w:themeShade="BF" w:val="0F4761"/>
       <w:sz w:val="28"/>
       <w:szCs w:val="28"/>
     </w:rPr>
   </w:style>
-  <w:style w:styleId="Heading3" w:type="paragraph">
-    <w:name w:val="Heading 3"/>
+  <w:style w:styleId="Heading4" w:type="paragraph">
+    <w:name w:val="heading 4"/>
     <w:basedOn w:val="Normal"/>
     <w:next w:val="BodyText"/>
+    <w:link w:val="Heading4Char"/>
     <w:uiPriority w:val="9"/>
+    <w:semiHidden/>
     <w:unhideWhenUsed/>
     <w:qFormat/>
+    <w:rsid w:val="00A10FD9"/>
     <w:pPr>
       <w:keepNext/>
       <w:keepLines/>
-      <w:spacing w:after="0" w:before="200"/>
-      <w:outlineLvl w:val="2"/>
+      <w:spacing w:after="40" w:before="80"/>
+      <w:outlineLvl w:val="3"/>
     </w:pPr>
     <w:rPr>
-      <w:rFonts w:asciiTheme="majorHAnsi" w:cstheme="majorBidi" w:eastAsiaTheme="majorEastAsia" w:hAnsiTheme="majorHAnsi"/>
-      <w:b/>
-      <w:bCs/>
-      <w:color w:themeColor="accent1" w:val="4F81BD"/>
-      <w:sz w:val="24"/>
-      <w:szCs w:val="24"/>
+      <w:rFonts w:cstheme="majorBidi" w:eastAsiaTheme="majorEastAsia"/>
+      <w:i/>
+      <w:iCs/>
+      <w:color w:themeColor="accent1" w:themeShade="BF" w:val="0F4761"/>
     </w:rPr>
   </w:style>
-  <w:style w:styleId="Heading4" w:type="paragraph">
-    <w:name w:val="Heading 4"/>
+  <w:style w:styleId="Heading5" w:type="paragraph">
+    <w:name w:val="heading 5"/>
     <w:basedOn w:val="Normal"/>
     <w:next w:val="BodyText"/>
+    <w:link w:val="Heading5Char"/>
     <w:uiPriority w:val="9"/>
+    <w:semiHidden/>
     <w:unhideWhenUsed/>
     <w:qFormat/>
+    <w:rsid w:val="00A10FD9"/>
     <w:pPr>
       <w:keepNext/>
       <w:keepLines/>
-      <w:spacing w:after="0" w:before="200"/>
-      <w:outlineLvl w:val="3"/>
+      <w:spacing w:after="40" w:before="80"/>
+      <w:outlineLvl w:val="4"/>
     </w:pPr>
     <w:rPr>
-      <w:rFonts w:asciiTheme="majorHAnsi" w:cstheme="majorBidi" w:eastAsiaTheme="majorEastAsia" w:hAnsiTheme="majorHAnsi"/>
-      <w:bCs/>
-      <w:i/>
-      <w:color w:themeColor="accent1" w:val="4F81BD"/>
-      <w:sz w:val="24"/>
-      <w:szCs w:val="24"/>
+      <w:rFonts w:cstheme="majorBidi" w:eastAsiaTheme="majorEastAsia"/>
+      <w:color w:themeColor="accent1" w:themeShade="BF" w:val="0F4761"/>
     </w:rPr>
   </w:style>
-  <w:style w:styleId="Heading5" w:type="paragraph">
-    <w:name w:val="Heading 5"/>
+  <w:style w:styleId="Heading6" w:type="paragraph">
+    <w:name w:val="heading 6"/>
     <w:basedOn w:val="Normal"/>
     <w:next w:val="BodyText"/>
+    <w:link w:val="Heading6Char"/>
     <w:uiPriority w:val="9"/>
+    <w:semiHidden/>
     <w:unhideWhenUsed/>
     <w:qFormat/>
+    <w:rsid w:val="00A10FD9"/>
     <w:pPr>
       <w:keepNext/>
       <w:keepLines/>
-      <w:spacing w:after="0" w:before="200"/>
-      <w:outlineLvl w:val="4"/>
+      <w:spacing w:after="0" w:before="40"/>
+      <w:outlineLvl w:val="5"/>
     </w:pPr>
     <w:rPr>
-      <w:rFonts w:asciiTheme="majorHAnsi" w:cstheme="majorBidi" w:eastAsiaTheme="majorEastAsia" w:hAnsiTheme="majorHAnsi"/>
+      <w:rFonts w:cstheme="majorBidi" w:eastAsiaTheme="majorEastAsia"/>
+      <w:i/>
       <w:iCs/>
-      <w:color w:themeColor="accent1" w:val="4F81BD"/>
-      <w:sz w:val="24"/>
-      <w:szCs w:val="24"/>
+      <w:color w:themeColor="text1" w:themeTint="A6" w:val="595959"/>
     </w:rPr>
   </w:style>
-  <w:style w:styleId="Heading6" w:type="paragraph">
-    <w:name w:val="Heading 6"/>
+  <w:style w:styleId="Heading7" w:type="paragraph">
+    <w:name w:val="heading 7"/>
     <w:basedOn w:val="Normal"/>
     <w:next w:val="BodyText"/>
+    <w:link w:val="Heading7Char"/>
     <w:uiPriority w:val="9"/>
+    <w:semiHidden/>
     <w:unhideWhenUsed/>
     <w:qFormat/>
+    <w:rsid w:val="00A10FD9"/>
     <w:pPr>
       <w:keepNext/>
       <w:keepLines/>
-      <w:spacing w:after="0" w:before="200"/>
-      <w:outlineLvl w:val="5"/>
+      <w:spacing w:after="0" w:before="40"/>
+      <w:outlineLvl w:val="6"/>
     </w:pPr>
     <w:rPr>
-      <w:rFonts w:asciiTheme="majorHAnsi" w:cstheme="majorBidi" w:eastAsiaTheme="majorEastAsia" w:hAnsiTheme="majorHAnsi"/>
-      <w:color w:themeColor="accent1" w:val="4F81BD"/>
-      <w:sz w:val="24"/>
-      <w:szCs w:val="24"/>
+      <w:rFonts w:cstheme="majorBidi" w:eastAsiaTheme="majorEastAsia"/>
+      <w:color w:themeColor="text1" w:themeTint="A6" w:val="595959"/>
     </w:rPr>
   </w:style>
-  <w:style w:styleId="Heading7" w:type="paragraph">
-    <w:name w:val="Heading 7"/>
+  <w:style w:styleId="Heading8" w:type="paragraph">
+    <w:name w:val="heading 8"/>
     <w:basedOn w:val="Normal"/>
     <w:next w:val="BodyText"/>
+    <w:link w:val="Heading8Char"/>
     <w:uiPriority w:val="9"/>
+    <w:semiHidden/>
     <w:unhideWhenUsed/>
     <w:qFormat/>
+    <w:rsid w:val="00A10FD9"/>
     <w:pPr>
       <w:keepNext/>
       <w:keepLines/>
-      <w:spacing w:after="0" w:before="200"/>
-      <w:outlineLvl w:val="6"/>
+      <w:spacing w:after="0"/>
+      <w:outlineLvl w:val="7"/>
     </w:pPr>
     <w:rPr>
-      <w:rFonts w:asciiTheme="majorHAnsi" w:cstheme="majorBidi" w:eastAsiaTheme="majorEastAsia" w:hAnsiTheme="majorHAnsi"/>
-      <w:color w:themeColor="accent1" w:val="4F81BD"/>
-      <w:sz w:val="24"/>
-      <w:szCs w:val="24"/>
+      <w:rFonts w:cstheme="majorBidi" w:eastAsiaTheme="majorEastAsia"/>
+      <w:i/>
+      <w:iCs/>
+      <w:color w:themeColor="text1" w:themeTint="D8" w:val="272727"/>
     </w:rPr>
   </w:style>
-  <w:style w:styleId="Heading8" w:type="paragraph">
-    <w:name w:val="Heading 8"/>
+  <w:style w:styleId="Heading9" w:type="paragraph">
+    <w:name w:val="heading 9"/>
     <w:basedOn w:val="Normal"/>
     <w:next w:val="BodyText"/>
+    <w:link w:val="Heading9Char"/>
     <w:uiPriority w:val="9"/>
+    <w:semiHidden/>
     <w:unhideWhenUsed/>
     <w:qFormat/>
+    <w:rsid w:val="00A10FD9"/>
     <w:pPr>
       <w:keepNext/>
       <w:keepLines/>
-      <w:spacing w:after="0" w:before="200"/>
-      <w:outlineLvl w:val="7"/>
-    </w:pPr>
-    <w:rPr>
-      <w:rFonts w:asciiTheme="majorHAnsi" w:cstheme="majorBidi" w:eastAsiaTheme="majorEastAsia" w:hAnsiTheme="majorHAnsi"/>
-      <w:color w:themeColor="accent1" w:val="4F81BD"/>
-      <w:sz w:val="24"/>
-      <w:szCs w:val="24"/>
-    </w:rPr>
-  </w:style>
-  <w:style w:styleId="Heading9" w:type="paragraph">
-    <w:name w:val="Heading 9"/>
-    <w:basedOn w:val="Normal"/>
-    <w:next w:val="BodyText"/>
-    <w:uiPriority w:val="9"/>
-    <w:unhideWhenUsed/>
-    <w:qFormat/>
-    <w:pPr>
-      <w:keepNext/>
-      <w:keepLines/>
-      <w:spacing w:after="0" w:before="200"/>
+      <w:spacing w:after="0"/>
       <w:outlineLvl w:val="8"/>
     </w:pPr>
     <w:rPr>
+      <w:rFonts w:cstheme="majorBidi" w:eastAsiaTheme="majorEastAsia"/>
+      <w:color w:themeColor="text1" w:themeTint="D8" w:val="272727"/>
+    </w:rPr>
+  </w:style>
+  <w:style w:customStyle="1" w:styleId="Heading1Char" w:type="character">
+    <w:name w:val="Heading 1 Char"/>
+    <w:basedOn w:val="DefaultParagraphFont"/>
+    <w:link w:val="Heading1"/>
+    <w:uiPriority w:val="9"/>
+    <w:rsid w:val="00A10FD9"/>
+    <w:rPr>
       <w:rFonts w:asciiTheme="majorHAnsi" w:cstheme="majorBidi" w:eastAsiaTheme="majorEastAsia" w:hAnsiTheme="majorHAnsi"/>
-      <w:color w:themeColor="accent1" w:val="4F81BD"/>
-      <w:sz w:val="24"/>
-      <w:szCs w:val="24"/>
+      <w:color w:themeColor="accent1" w:themeShade="BF" w:val="0F4761"/>
+      <w:sz w:val="40"/>
+      <w:szCs w:val="40"/>
+    </w:rPr>
+  </w:style>
+  <w:style w:customStyle="1" w:styleId="Heading2Char" w:type="character">
+    <w:name w:val="Heading 2 Char"/>
+    <w:basedOn w:val="DefaultParagraphFont"/>
+    <w:link w:val="Heading2"/>
+    <w:uiPriority w:val="9"/>
+    <w:semiHidden/>
+    <w:rsid w:val="00A10FD9"/>
+    <w:rPr>
+      <w:rFonts w:asciiTheme="majorHAnsi" w:cstheme="majorBidi" w:eastAsiaTheme="majorEastAsia" w:hAnsiTheme="majorHAnsi"/>
+      <w:color w:themeColor="accent1" w:themeShade="BF" w:val="0F4761"/>
+      <w:sz w:val="32"/>
+      <w:szCs w:val="32"/>
+    </w:rPr>
+  </w:style>
+  <w:style w:customStyle="1" w:styleId="Heading3Char" w:type="character">
+    <w:name w:val="Heading 3 Char"/>
+    <w:basedOn w:val="DefaultParagraphFont"/>
+    <w:link w:val="Heading3"/>
+    <w:uiPriority w:val="9"/>
+    <w:semiHidden/>
+    <w:rsid w:val="00A10FD9"/>
+    <w:rPr>
+      <w:rFonts w:cstheme="majorBidi" w:eastAsiaTheme="majorEastAsia"/>
+      <w:color w:themeColor="accent1" w:themeShade="BF" w:val="0F4761"/>
+      <w:sz w:val="28"/>
+      <w:szCs w:val="28"/>
+    </w:rPr>
+  </w:style>
+  <w:style w:customStyle="1" w:styleId="Heading4Char" w:type="character">
+    <w:name w:val="Heading 4 Char"/>
+    <w:basedOn w:val="DefaultParagraphFont"/>
+    <w:link w:val="Heading4"/>
+    <w:uiPriority w:val="9"/>
+    <w:semiHidden/>
+    <w:rsid w:val="00A10FD9"/>
+    <w:rPr>
+      <w:rFonts w:cstheme="majorBidi" w:eastAsiaTheme="majorEastAsia"/>
+      <w:i/>
+      <w:iCs/>
+      <w:color w:themeColor="accent1" w:themeShade="BF" w:val="0F4761"/>
+    </w:rPr>
+  </w:style>
+  <w:style w:customStyle="1" w:styleId="Heading5Char" w:type="character">
+    <w:name w:val="Heading 5 Char"/>
+    <w:basedOn w:val="DefaultParagraphFont"/>
+    <w:link w:val="Heading5"/>
+    <w:uiPriority w:val="9"/>
+    <w:semiHidden/>
+    <w:rsid w:val="00A10FD9"/>
+    <w:rPr>
+      <w:rFonts w:cstheme="majorBidi" w:eastAsiaTheme="majorEastAsia"/>
+      <w:color w:themeColor="accent1" w:themeShade="BF" w:val="0F4761"/>
+    </w:rPr>
+  </w:style>
+  <w:style w:customStyle="1" w:styleId="Heading6Char" w:type="character">
+    <w:name w:val="Heading 6 Char"/>
+    <w:basedOn w:val="DefaultParagraphFont"/>
+    <w:link w:val="Heading6"/>
+    <w:uiPriority w:val="9"/>
+    <w:semiHidden/>
+    <w:rsid w:val="00A10FD9"/>
+    <w:rPr>
+      <w:rFonts w:cstheme="majorBidi" w:eastAsiaTheme="majorEastAsia"/>
+      <w:i/>
+      <w:iCs/>
+      <w:color w:themeColor="text1" w:themeTint="A6" w:val="595959"/>
+    </w:rPr>
+  </w:style>
+  <w:style w:customStyle="1" w:styleId="Heading7Char" w:type="character">
+    <w:name w:val="Heading 7 Char"/>
+    <w:basedOn w:val="DefaultParagraphFont"/>
+    <w:link w:val="Heading7"/>
+    <w:uiPriority w:val="9"/>
+    <w:semiHidden/>
+    <w:rsid w:val="00A10FD9"/>
+    <w:rPr>
+      <w:rFonts w:cstheme="majorBidi" w:eastAsiaTheme="majorEastAsia"/>
+      <w:color w:themeColor="text1" w:themeTint="A6" w:val="595959"/>
+    </w:rPr>
+  </w:style>
+  <w:style w:customStyle="1" w:styleId="Heading8Char" w:type="character">
+    <w:name w:val="Heading 8 Char"/>
+    <w:basedOn w:val="DefaultParagraphFont"/>
+    <w:link w:val="Heading8"/>
+    <w:uiPriority w:val="9"/>
+    <w:semiHidden/>
+    <w:rsid w:val="00A10FD9"/>
+    <w:rPr>
+      <w:rFonts w:cstheme="majorBidi" w:eastAsiaTheme="majorEastAsia"/>
+      <w:i/>
+      <w:iCs/>
+      <w:color w:themeColor="text1" w:themeTint="D8" w:val="272727"/>
+    </w:rPr>
+  </w:style>
+  <w:style w:customStyle="1" w:styleId="Heading9Char" w:type="character">
+    <w:name w:val="Heading 9 Char"/>
+    <w:basedOn w:val="DefaultParagraphFont"/>
+    <w:link w:val="Heading9"/>
+    <w:uiPriority w:val="9"/>
+    <w:semiHidden/>
+    <w:rsid w:val="00A10FD9"/>
+    <w:rPr>
+      <w:rFonts w:cstheme="majorBidi" w:eastAsiaTheme="majorEastAsia"/>
+      <w:color w:themeColor="text1" w:themeTint="D8" w:val="272727"/>
     </w:rPr>
   </w:style>
   <w:style w:styleId="BlockText" w:type="paragraph">
@@ -7937,8 +8058,8 @@
   </w:style>
   <w:style w:styleId="FootnoteBlockText" w:type="paragraph">
     <w:name w:val="Footnote Block Text"/>
-    <w:basedOn w:val="Footnote Text"/>
-    <w:next w:val="Footnote Text"/>
+    <w:basedOn w:val="FootnoteText"/>
+    <w:next w:val="FootnoteText"/>
     <w:uiPriority w:val="9"/>
     <w:unhideWhenUsed/>
     <w:qFormat/>
@@ -8330,44 +8451,44 @@
         <a:sysClr val="window" lastClr="FFFFFF"/>
       </a:lt1>
       <a:dk2>
-        <a:srgbClr val="1F497D"/>
+        <a:srgbClr val="0E2841"/>
       </a:dk2>
       <a:lt2>
-        <a:srgbClr val="EEECE1"/>
+        <a:srgbClr val="E8E8E8"/>
       </a:lt2>
       <a:accent1>
-        <a:srgbClr val="4F81BD"/>
+        <a:srgbClr val="156082"/>
       </a:accent1>
       <a:accent2>
-        <a:srgbClr val="C0504D"/>
+        <a:srgbClr val="E97132"/>
       </a:accent2>
       <a:accent3>
-        <a:srgbClr val="9BBB59"/>
+        <a:srgbClr val="196B24"/>
       </a:accent3>
       <a:accent4>
-        <a:srgbClr val="8064A2"/>
+        <a:srgbClr val="0F9ED5"/>
       </a:accent4>
       <a:accent5>
-        <a:srgbClr val="4BACC6"/>
+        <a:srgbClr val="A02B93"/>
       </a:accent5>
       <a:accent6>
-        <a:srgbClr val="F79646"/>
+        <a:srgbClr val="4EA72E"/>
       </a:accent6>
       <a:hlink>
-        <a:srgbClr val="0000FF"/>
+        <a:srgbClr val="467886"/>
       </a:hlink>
       <a:folHlink>
-        <a:srgbClr val="800080"/>
+        <a:srgbClr val="96607D"/>
       </a:folHlink>
     </a:clrScheme>
     <a:fontScheme name="Office">
       <a:majorFont>
-        <a:latin typeface="Calibri"/>
+        <a:latin typeface="Aptos Display" panose="02110004020202020204"/>
         <a:ea typeface=""/>
         <a:cs typeface=""/>
-        <a:font script="Jpan" typeface="ＭＳ ゴシック"/>
+        <a:font script="Jpan" typeface="游ゴシック Light"/>
         <a:font script="Hang" typeface="맑은 고딕"/>
-        <a:font script="Hans" typeface="宋体"/>
+        <a:font script="Hans" typeface="等线 Light"/>
         <a:font script="Hant" typeface="新細明體"/>
         <a:font script="Arab" typeface="Times New Roman"/>
         <a:font script="Hebr" typeface="Times New Roman"/>
@@ -8394,14 +8515,32 @@
         <a:font script="Mong" typeface="Mongolian Baiti"/>
         <a:font script="Viet" typeface="Times New Roman"/>
         <a:font script="Uigh" typeface="Microsoft Uighur"/>
+        <a:font script="Geor" typeface="Sylfaen"/>
+        <a:font script="Armn" typeface="Arial"/>
+        <a:font script="Bugi" typeface="Leelawadee UI"/>
+        <a:font script="Bopo" typeface="Microsoft JhengHei"/>
+        <a:font script="Java" typeface="Javanese Text"/>
+        <a:font script="Lisu" typeface="Segoe UI"/>
+        <a:font script="Mymr" typeface="Myanmar Text"/>
+        <a:font script="Nkoo" typeface="Ebrima"/>
+        <a:font script="Olck" typeface="Nirmala UI"/>
+        <a:font script="Osma" typeface="Ebrima"/>
+        <a:font script="Phag" typeface="Phagspa"/>
+        <a:font script="Syrn" typeface="Estrangelo Edessa"/>
+        <a:font script="Syrj" typeface="Estrangelo Edessa"/>
+        <a:font script="Syre" typeface="Estrangelo Edessa"/>
+        <a:font script="Sora" typeface="Nirmala UI"/>
+        <a:font script="Tale" typeface="Microsoft Tai Le"/>
+        <a:font script="Talu" typeface="Microsoft New Tai Lue"/>
+        <a:font script="Tfng" typeface="Ebrima"/>
       </a:majorFont>
       <a:minorFont>
-        <a:latin typeface="Cambria"/>
+        <a:latin typeface="Aptos" panose="02110004020202020204"/>
         <a:ea typeface=""/>
         <a:cs typeface=""/>
-        <a:font script="Jpan" typeface="ＭＳ 明朝"/>
+        <a:font script="Jpan" typeface="游明朝"/>
         <a:font script="Hang" typeface="맑은 고딕"/>
-        <a:font script="Hans" typeface="宋体"/>
+        <a:font script="Hans" typeface="等线"/>
         <a:font script="Hant" typeface="新細明體"/>
         <a:font script="Arab" typeface="Arial"/>
         <a:font script="Hebr" typeface="Arial"/>
@@ -8428,6 +8567,24 @@
         <a:font script="Mong" typeface="Mongolian Baiti"/>
         <a:font script="Viet" typeface="Arial"/>
         <a:font script="Uigh" typeface="Microsoft Uighur"/>
+        <a:font script="Geor" typeface="Sylfaen"/>
+        <a:font script="Armn" typeface="Arial"/>
+        <a:font script="Bugi" typeface="Leelawadee UI"/>
+        <a:font script="Bopo" typeface="Microsoft JhengHei"/>
+        <a:font script="Java" typeface="Javanese Text"/>
+        <a:font script="Lisu" typeface="Segoe UI"/>
+        <a:font script="Mymr" typeface="Myanmar Text"/>
+        <a:font script="Nkoo" typeface="Ebrima"/>
+        <a:font script="Olck" typeface="Nirmala UI"/>
+        <a:font script="Osma" typeface="Ebrima"/>
+        <a:font script="Phag" typeface="Phagspa"/>
+        <a:font script="Syrn" typeface="Estrangelo Edessa"/>
+        <a:font script="Syrj" typeface="Estrangelo Edessa"/>
+        <a:font script="Syre" typeface="Estrangelo Edessa"/>
+        <a:font script="Sora" typeface="Nirmala UI"/>
+        <a:font script="Tale" typeface="Microsoft Tai Le"/>
+        <a:font script="Talu" typeface="Microsoft New Tai Lue"/>
+        <a:font script="Tfng" typeface="Ebrima"/>
       </a:minorFont>
     </a:fontScheme>
     <a:fmtScheme name="Office">
@@ -8439,200 +8596,141 @@
           <a:gsLst>
             <a:gs pos="0">
               <a:schemeClr val="phClr">
-                <a:tint val="50000"/>
-                <a:satMod val="300000"/>
+                <a:lumMod val="110000"/>
+                <a:satMod val="105000"/>
+                <a:tint val="67000"/>
               </a:schemeClr>
             </a:gs>
-            <a:gs pos="35000">
+            <a:gs pos="50000">
               <a:schemeClr val="phClr">
-                <a:tint val="37000"/>
-                <a:satMod val="300000"/>
+                <a:lumMod val="105000"/>
+                <a:satMod val="103000"/>
+                <a:tint val="73000"/>
               </a:schemeClr>
             </a:gs>
             <a:gs pos="100000">
               <a:schemeClr val="phClr">
-                <a:tint val="15000"/>
-                <a:satMod val="350000"/>
+                <a:lumMod val="105000"/>
+                <a:satMod val="109000"/>
+                <a:tint val="81000"/>
               </a:schemeClr>
             </a:gs>
           </a:gsLst>
-          <a:lin ang="16200000" scaled="1"/>
+          <a:lin ang="5400000" scaled="0"/>
         </a:gradFill>
         <a:gradFill rotWithShape="1">
           <a:gsLst>
             <a:gs pos="0">
               <a:schemeClr val="phClr">
-                <a:tint val="100000"/>
+                <a:satMod val="103000"/>
+                <a:lumMod val="102000"/>
+                <a:tint val="94000"/>
+              </a:schemeClr>
+            </a:gs>
+            <a:gs pos="50000">
+              <a:schemeClr val="phClr">
+                <a:satMod val="110000"/>
+                <a:lumMod val="100000"/>
                 <a:shade val="100000"/>
-                <a:satMod val="130000"/>
               </a:schemeClr>
             </a:gs>
             <a:gs pos="100000">
               <a:schemeClr val="phClr">
-                <a:tint val="50000"/>
-                <a:shade val="100000"/>
-                <a:satMod val="350000"/>
+                <a:lumMod val="99000"/>
+                <a:satMod val="120000"/>
+                <a:shade val="78000"/>
               </a:schemeClr>
             </a:gs>
           </a:gsLst>
-          <a:lin ang="16200000" scaled="0"/>
+          <a:lin ang="5400000" scaled="0"/>
         </a:gradFill>
       </a:fillStyleLst>
       <a:lnStyleLst>
-        <a:ln w="9525" cap="flat" cmpd="sng" algn="ctr">
-          <a:solidFill>
-            <a:schemeClr val="phClr">
-              <a:shade val="95000"/>
-              <a:satMod val="105000"/>
-            </a:schemeClr>
-          </a:solidFill>
-          <a:prstDash val="solid"/>
-        </a:ln>
-        <a:ln w="25400" cap="flat" cmpd="sng" algn="ctr">
+        <a:ln w="6350" cap="flat" cmpd="sng" algn="ctr">
           <a:solidFill>
             <a:schemeClr val="phClr"/>
           </a:solidFill>
           <a:prstDash val="solid"/>
+          <a:miter lim="800000"/>
         </a:ln>
-        <a:ln w="38100" cap="flat" cmpd="sng" algn="ctr">
+        <a:ln w="12700" cap="flat" cmpd="sng" algn="ctr">
           <a:solidFill>
             <a:schemeClr val="phClr"/>
           </a:solidFill>
           <a:prstDash val="solid"/>
+          <a:miter lim="800000"/>
+        </a:ln>
+        <a:ln w="19050" cap="flat" cmpd="sng" algn="ctr">
+          <a:solidFill>
+            <a:schemeClr val="phClr"/>
+          </a:solidFill>
+          <a:prstDash val="solid"/>
+          <a:miter lim="800000"/>
         </a:ln>
       </a:lnStyleLst>
       <a:effectStyleLst>
         <a:effectStyle>
+          <a:effectLst/>
+        </a:effectStyle>
+        <a:effectStyle>
+          <a:effectLst/>
+        </a:effectStyle>
+        <a:effectStyle>
           <a:effectLst>
-            <a:outerShdw blurRad="40000" dist="20000" dir="5400000" rotWithShape="0">
+            <a:outerShdw blurRad="57150" dist="19050" dir="5400000" algn="ctr" rotWithShape="0">
               <a:srgbClr val="000000">
-                <a:alpha val="38000"/>
+                <a:alpha val="63000"/>
               </a:srgbClr>
             </a:outerShdw>
           </a:effectLst>
-        </a:effectStyle>
-        <a:effectStyle>
-          <a:effectLst>
-            <a:outerShdw blurRad="40000" dist="23000" dir="5400000" rotWithShape="0">
-              <a:srgbClr val="000000">
-                <a:alpha val="35000"/>
-              </a:srgbClr>
-            </a:outerShdw>
-          </a:effectLst>
-        </a:effectStyle>
-        <a:effectStyle>
-          <a:effectLst>
-            <a:outerShdw blurRad="40000" dist="23000" dir="5400000" rotWithShape="0">
-              <a:srgbClr val="000000">
-                <a:alpha val="35000"/>
-              </a:srgbClr>
-            </a:outerShdw>
-          </a:effectLst>
-          <a:scene3d>
-            <a:camera prst="orthographicFront">
-              <a:rot lat="0" lon="0" rev="0"/>
-            </a:camera>
-            <a:lightRig rig="threePt" dir="t">
-              <a:rot lat="0" lon="0" rev="1200000"/>
-            </a:lightRig>
-          </a:scene3d>
-          <a:sp3d>
-            <a:bevelT w="63500" h="25400"/>
-          </a:sp3d>
         </a:effectStyle>
       </a:effectStyleLst>
       <a:bgFillStyleLst>
         <a:solidFill>
           <a:schemeClr val="phClr"/>
         </a:solidFill>
+        <a:solidFill>
+          <a:schemeClr val="phClr">
+            <a:tint val="95000"/>
+            <a:satMod val="170000"/>
+          </a:schemeClr>
+        </a:solidFill>
         <a:gradFill rotWithShape="1">
           <a:gsLst>
             <a:gs pos="0">
               <a:schemeClr val="phClr">
-                <a:tint val="40000"/>
-                <a:satMod val="350000"/>
+                <a:tint val="93000"/>
+                <a:satMod val="150000"/>
+                <a:shade val="98000"/>
+                <a:lumMod val="102000"/>
               </a:schemeClr>
             </a:gs>
-            <a:gs pos="40000">
+            <a:gs pos="50000">
               <a:schemeClr val="phClr">
-                <a:tint val="45000"/>
-                <a:shade val="99000"/>
-                <a:satMod val="350000"/>
+                <a:tint val="98000"/>
+                <a:satMod val="130000"/>
+                <a:shade val="90000"/>
+                <a:lumMod val="103000"/>
               </a:schemeClr>
             </a:gs>
             <a:gs pos="100000">
               <a:schemeClr val="phClr">
-                <a:shade val="20000"/>
-                <a:satMod val="255000"/>
+                <a:shade val="63000"/>
+                <a:satMod val="120000"/>
               </a:schemeClr>
             </a:gs>
           </a:gsLst>
-          <a:path path="circle">
-            <a:fillToRect l="50000" t="-80000" r="50000" b="180000"/>
-          </a:path>
-        </a:gradFill>
-        <a:gradFill rotWithShape="1">
-          <a:gsLst>
-            <a:gs pos="0">
-              <a:schemeClr val="phClr">
-                <a:tint val="80000"/>
-                <a:satMod val="300000"/>
-              </a:schemeClr>
-            </a:gs>
-            <a:gs pos="100000">
-              <a:schemeClr val="phClr">
-                <a:shade val="30000"/>
-                <a:satMod val="200000"/>
-              </a:schemeClr>
-            </a:gs>
-          </a:gsLst>
-          <a:path path="circle">
-            <a:fillToRect l="50000" t="50000" r="50000" b="50000"/>
-          </a:path>
+          <a:lin ang="5400000" scaled="0"/>
         </a:gradFill>
       </a:bgFillStyleLst>
     </a:fmtScheme>
   </a:themeElements>
-  <a:objectDefaults>
-    <a:spDef>
-      <a:spPr/>
-      <a:bodyPr/>
-      <a:lstStyle/>
-      <a:style>
-        <a:lnRef idx="1">
-          <a:schemeClr val="accent1"/>
-        </a:lnRef>
-        <a:fillRef idx="3">
-          <a:schemeClr val="accent1"/>
-        </a:fillRef>
-        <a:effectRef idx="2">
-          <a:schemeClr val="accent1"/>
-        </a:effectRef>
-        <a:fontRef idx="minor">
-          <a:schemeClr val="lt1"/>
-        </a:fontRef>
-      </a:style>
-    </a:spDef>
-    <a:lnDef>
-      <a:spPr/>
-      <a:bodyPr/>
-      <a:lstStyle/>
-      <a:style>
-        <a:lnRef idx="2">
-          <a:schemeClr val="accent1"/>
-        </a:lnRef>
-        <a:fillRef idx="0">
-          <a:schemeClr val="accent1"/>
-        </a:fillRef>
-        <a:effectRef idx="1">
-          <a:schemeClr val="accent1"/>
-        </a:effectRef>
-        <a:fontRef idx="minor">
-          <a:schemeClr val="tx1"/>
-        </a:fontRef>
-      </a:style>
-    </a:lnDef>
-  </a:objectDefaults>
+  <a:objectDefaults/>
   <a:extraClrSchemeLst/>
+  <a:extLst>
+    <a:ext uri="{05A4C25C-085E-4340-85A3-A5531E510DB2}">
+      <thm15:themeFamily xmlns:thm15="http://schemas.microsoft.com/office/thememl/2012/main" name="Office Theme" id="{2E142A2C-CD16-42D6-873A-C26D2A0506FA}" vid="{1BDDFF52-6CD6-40A5-AB3C-68EB2F1E4D0A}"/>
+    </a:ext>
+  </a:extLst>
 </a:theme>
 </file>